--- a/Proyek-PengembanganPerangkatLunak.docx
+++ b/Proyek-PengembanganPerangkatLunak.docx
@@ -16313,62 +16313,2172 @@
       </w:r>
       <w:proofErr w:type="spellEnd"/>
     </w:p>
-    <w:p>
-      <w:pPr>
-        <w:jc w:val="center"/>
-      </w:pPr>
-      <w:r>
-        <w:drawing>
-          <wp:inline distT="0" distB="0" distL="0" distR="0" wp14:anchorId="0A8598D5" wp14:editId="6B5228D2">
-            <wp:extent cx="5615866" cy="6816437"/>
-            <wp:effectExtent l="0" t="0" r="4445" b="3810"/>
-            <wp:docPr id="877294373" name="Picture 2"/>
-            <wp:cNvGraphicFramePr>
-              <a:graphicFrameLocks xmlns:a="http://schemas.openxmlformats.org/drawingml/2006/main" noChangeAspect="1"/>
-            </wp:cNvGraphicFramePr>
-            <a:graphic xmlns:a="http://schemas.openxmlformats.org/drawingml/2006/main">
-              <a:graphicData uri="http://schemas.openxmlformats.org/drawingml/2006/picture">
-                <pic:pic xmlns:pic="http://schemas.openxmlformats.org/drawingml/2006/picture">
-                  <pic:nvPicPr>
-                    <pic:cNvPr id="0" name="Picture 6"/>
-                    <pic:cNvPicPr>
-                      <a:picLocks noChangeAspect="1" noChangeArrowheads="1"/>
-                    </pic:cNvPicPr>
-                  </pic:nvPicPr>
-                  <pic:blipFill>
-                    <a:blip r:embed="rId12" cstate="print">
-                      <a:extLst>
-                        <a:ext uri="{28A0092B-C50C-407E-A947-70E740481C1C}">
-                          <a14:useLocalDpi xmlns:a14="http://schemas.microsoft.com/office/drawing/2010/main" val="0"/>
-                        </a:ext>
-                      </a:extLst>
-                    </a:blip>
-                    <a:srcRect/>
-                    <a:stretch>
-                      <a:fillRect/>
-                    </a:stretch>
-                  </pic:blipFill>
-                  <pic:spPr bwMode="auto">
-                    <a:xfrm>
-                      <a:off x="0" y="0"/>
-                      <a:ext cx="5629652" cy="6833171"/>
-                    </a:xfrm>
-                    <a:prstGeom prst="rect">
-                      <a:avLst/>
-                    </a:prstGeom>
-                    <a:noFill/>
-                    <a:ln>
-                      <a:noFill/>
-                    </a:ln>
-                  </pic:spPr>
-                </pic:pic>
-              </a:graphicData>
-            </a:graphic>
-          </wp:inline>
-        </w:drawing>
-      </w:r>
-    </w:p>
+    <w:tbl>
+      <w:tblPr>
+        <w:tblW w:w="8640" w:type="dxa"/>
+        <w:tblInd w:w="714" w:type="dxa"/>
+        <w:tblLook w:val="04A0" w:firstRow="1" w:lastRow="0" w:firstColumn="1" w:lastColumn="0" w:noHBand="0" w:noVBand="1"/>
+      </w:tblPr>
+      <w:tblGrid>
+        <w:gridCol w:w="4032"/>
+        <w:gridCol w:w="4608"/>
+      </w:tblGrid>
+      <w:tr>
+        <w:trPr>
+          <w:trHeight w:val="266"/>
+        </w:trPr>
+        <w:tc>
+          <w:tcPr>
+            <w:tcW w:w="4032" w:type="dxa"/>
+            <w:tcBorders>
+              <w:top w:val="single" w:sz="4" w:space="0" w:color="auto"/>
+              <w:left w:val="single" w:sz="4" w:space="0" w:color="auto"/>
+              <w:bottom w:val="single" w:sz="4" w:space="0" w:color="auto"/>
+              <w:right w:val="single" w:sz="4" w:space="0" w:color="auto"/>
+            </w:tcBorders>
+            <w:shd w:val="clear" w:color="000000" w:fill="FFFF00"/>
+            <w:vAlign w:val="bottom"/>
+            <w:hideMark/>
+          </w:tcPr>
+          <w:p>
+            <w:pPr>
+              <w:spacing w:after="0" w:line="240" w:lineRule="auto"/>
+              <w:jc w:val="left"/>
+              <w:rPr>
+                <w:rFonts w:ascii="Calibri" w:eastAsia="Times New Roman" w:hAnsi="Calibri" w:cs="Calibri"/>
+                <w:color w:val="000000"/>
+                <w:sz w:val="22"/>
+              </w:rPr>
+            </w:pPr>
+            <w:r>
+              <w:rPr>
+                <w:rFonts w:ascii="Calibri" w:eastAsia="Times New Roman" w:hAnsi="Calibri" w:cs="Calibri"/>
+                <w:color w:val="000000"/>
+                <w:sz w:val="22"/>
+              </w:rPr>
+              <w:t>User</w:t>
+            </w:r>
+          </w:p>
+        </w:tc>
+        <w:tc>
+          <w:tcPr>
+            <w:tcW w:w="4608" w:type="dxa"/>
+            <w:tcBorders>
+              <w:top w:val="single" w:sz="4" w:space="0" w:color="auto"/>
+              <w:left w:val="nil"/>
+              <w:bottom w:val="single" w:sz="4" w:space="0" w:color="auto"/>
+              <w:right w:val="single" w:sz="4" w:space="0" w:color="auto"/>
+            </w:tcBorders>
+            <w:shd w:val="clear" w:color="000000" w:fill="FFFF00"/>
+            <w:vAlign w:val="bottom"/>
+            <w:hideMark/>
+          </w:tcPr>
+          <w:p>
+            <w:pPr>
+              <w:spacing w:after="0" w:line="240" w:lineRule="auto"/>
+              <w:jc w:val="left"/>
+              <w:rPr>
+                <w:rFonts w:ascii="Calibri" w:eastAsia="Times New Roman" w:hAnsi="Calibri" w:cs="Calibri"/>
+                <w:color w:val="000000"/>
+                <w:sz w:val="22"/>
+              </w:rPr>
+            </w:pPr>
+            <w:proofErr w:type="spellStart"/>
+            <w:r>
+              <w:rPr>
+                <w:rFonts w:ascii="Calibri" w:eastAsia="Times New Roman" w:hAnsi="Calibri" w:cs="Calibri"/>
+                <w:color w:val="000000"/>
+                <w:sz w:val="22"/>
+              </w:rPr>
+              <w:t>Sistem</w:t>
+            </w:r>
+            <w:proofErr w:type="spellEnd"/>
+          </w:p>
+        </w:tc>
+      </w:tr>
+      <w:tr>
+        <w:trPr>
+          <w:trHeight w:val="266"/>
+        </w:trPr>
+        <w:tc>
+          <w:tcPr>
+            <w:tcW w:w="4032" w:type="dxa"/>
+            <w:tcBorders>
+              <w:top w:val="nil"/>
+              <w:left w:val="single" w:sz="4" w:space="0" w:color="auto"/>
+              <w:bottom w:val="single" w:sz="4" w:space="0" w:color="auto"/>
+              <w:right w:val="single" w:sz="4" w:space="0" w:color="auto"/>
+            </w:tcBorders>
+            <w:vAlign w:val="bottom"/>
+            <w:hideMark/>
+          </w:tcPr>
+          <w:p>
+            <w:pPr>
+              <w:spacing w:after="0" w:line="240" w:lineRule="auto"/>
+              <w:jc w:val="left"/>
+              <w:rPr>
+                <w:rFonts w:ascii="Calibri" w:eastAsia="Times New Roman" w:hAnsi="Calibri" w:cs="Calibri"/>
+                <w:color w:val="000000"/>
+                <w:sz w:val="22"/>
+              </w:rPr>
+            </w:pPr>
+            <w:proofErr w:type="spellStart"/>
+            <w:r>
+              <w:rPr>
+                <w:rFonts w:ascii="Calibri" w:eastAsia="Times New Roman" w:hAnsi="Calibri" w:cs="Calibri"/>
+                <w:color w:val="000000"/>
+                <w:sz w:val="22"/>
+              </w:rPr>
+              <w:t>Mencari</w:t>
+            </w:r>
+            <w:proofErr w:type="spellEnd"/>
+            <w:r>
+              <w:rPr>
+                <w:rFonts w:ascii="Calibri" w:eastAsia="Times New Roman" w:hAnsi="Calibri" w:cs="Calibri"/>
+                <w:color w:val="000000"/>
+                <w:sz w:val="22"/>
+              </w:rPr>
+              <w:t xml:space="preserve"> dan </w:t>
+            </w:r>
+            <w:proofErr w:type="spellStart"/>
+            <w:r>
+              <w:rPr>
+                <w:rFonts w:ascii="Calibri" w:eastAsia="Times New Roman" w:hAnsi="Calibri" w:cs="Calibri"/>
+                <w:color w:val="000000"/>
+                <w:sz w:val="22"/>
+              </w:rPr>
+              <w:t>memilih</w:t>
+            </w:r>
+            <w:proofErr w:type="spellEnd"/>
+            <w:r>
+              <w:rPr>
+                <w:rFonts w:ascii="Calibri" w:eastAsia="Times New Roman" w:hAnsi="Calibri" w:cs="Calibri"/>
+                <w:color w:val="000000"/>
+                <w:sz w:val="22"/>
+              </w:rPr>
+              <w:t xml:space="preserve"> </w:t>
+            </w:r>
+            <w:proofErr w:type="spellStart"/>
+            <w:r>
+              <w:rPr>
+                <w:rFonts w:ascii="Calibri" w:eastAsia="Times New Roman" w:hAnsi="Calibri" w:cs="Calibri"/>
+                <w:color w:val="000000"/>
+                <w:sz w:val="22"/>
+              </w:rPr>
+              <w:t>buku</w:t>
+            </w:r>
+            <w:proofErr w:type="spellEnd"/>
+            <w:r>
+              <w:rPr>
+                <w:rFonts w:ascii="Calibri" w:eastAsia="Times New Roman" w:hAnsi="Calibri" w:cs="Calibri"/>
+                <w:color w:val="000000"/>
+                <w:sz w:val="22"/>
+              </w:rPr>
+              <w:t xml:space="preserve"> yang </w:t>
+            </w:r>
+            <w:proofErr w:type="spellStart"/>
+            <w:r>
+              <w:rPr>
+                <w:rFonts w:ascii="Calibri" w:eastAsia="Times New Roman" w:hAnsi="Calibri" w:cs="Calibri"/>
+                <w:color w:val="000000"/>
+                <w:sz w:val="22"/>
+              </w:rPr>
+              <w:t>ingin</w:t>
+            </w:r>
+            <w:proofErr w:type="spellEnd"/>
+            <w:r>
+              <w:rPr>
+                <w:rFonts w:ascii="Calibri" w:eastAsia="Times New Roman" w:hAnsi="Calibri" w:cs="Calibri"/>
+                <w:color w:val="000000"/>
+                <w:sz w:val="22"/>
+              </w:rPr>
+              <w:t xml:space="preserve"> </w:t>
+            </w:r>
+            <w:proofErr w:type="spellStart"/>
+            <w:r>
+              <w:rPr>
+                <w:rFonts w:ascii="Calibri" w:eastAsia="Times New Roman" w:hAnsi="Calibri" w:cs="Calibri"/>
+                <w:color w:val="000000"/>
+                <w:sz w:val="22"/>
+              </w:rPr>
+              <w:t>dipinjam</w:t>
+            </w:r>
+            <w:proofErr w:type="spellEnd"/>
+          </w:p>
+        </w:tc>
+        <w:tc>
+          <w:tcPr>
+            <w:tcW w:w="4608" w:type="dxa"/>
+            <w:tcBorders>
+              <w:top w:val="nil"/>
+              <w:left w:val="nil"/>
+              <w:bottom w:val="single" w:sz="4" w:space="0" w:color="auto"/>
+              <w:right w:val="single" w:sz="4" w:space="0" w:color="auto"/>
+            </w:tcBorders>
+            <w:vAlign w:val="bottom"/>
+            <w:hideMark/>
+          </w:tcPr>
+          <w:p>
+            <w:pPr>
+              <w:spacing w:after="0" w:line="240" w:lineRule="auto"/>
+              <w:jc w:val="left"/>
+              <w:rPr>
+                <w:rFonts w:ascii="Calibri" w:eastAsia="Times New Roman" w:hAnsi="Calibri" w:cs="Calibri"/>
+                <w:color w:val="000000"/>
+                <w:sz w:val="22"/>
+              </w:rPr>
+            </w:pPr>
+            <w:r>
+              <w:rPr>
+                <w:rFonts w:ascii="Calibri" w:eastAsia="Times New Roman" w:hAnsi="Calibri" w:cs="Calibri"/>
+                <w:color w:val="000000"/>
+                <w:sz w:val="22"/>
+              </w:rPr>
+              <w:t> </w:t>
+            </w:r>
+          </w:p>
+        </w:tc>
+      </w:tr>
+      <w:tr>
+        <w:trPr>
+          <w:trHeight w:val="266"/>
+        </w:trPr>
+        <w:tc>
+          <w:tcPr>
+            <w:tcW w:w="4032" w:type="dxa"/>
+            <w:tcBorders>
+              <w:top w:val="nil"/>
+              <w:left w:val="single" w:sz="4" w:space="0" w:color="auto"/>
+              <w:bottom w:val="single" w:sz="4" w:space="0" w:color="auto"/>
+              <w:right w:val="single" w:sz="4" w:space="0" w:color="auto"/>
+            </w:tcBorders>
+            <w:vAlign w:val="bottom"/>
+            <w:hideMark/>
+          </w:tcPr>
+          <w:p>
+            <w:pPr>
+              <w:spacing w:after="0" w:line="240" w:lineRule="auto"/>
+              <w:jc w:val="left"/>
+              <w:rPr>
+                <w:rFonts w:ascii="Calibri" w:eastAsia="Times New Roman" w:hAnsi="Calibri" w:cs="Calibri"/>
+                <w:color w:val="000000"/>
+                <w:sz w:val="22"/>
+              </w:rPr>
+            </w:pPr>
+            <w:r>
+              <w:rPr>
+                <w:rFonts w:ascii="Calibri" w:eastAsia="Times New Roman" w:hAnsi="Calibri" w:cs="Calibri"/>
+                <w:color w:val="000000"/>
+                <w:sz w:val="22"/>
+              </w:rPr>
+              <w:t> </w:t>
+            </w:r>
+          </w:p>
+        </w:tc>
+        <w:tc>
+          <w:tcPr>
+            <w:tcW w:w="4608" w:type="dxa"/>
+            <w:tcBorders>
+              <w:top w:val="nil"/>
+              <w:left w:val="nil"/>
+              <w:bottom w:val="single" w:sz="4" w:space="0" w:color="auto"/>
+              <w:right w:val="single" w:sz="4" w:space="0" w:color="auto"/>
+            </w:tcBorders>
+            <w:vAlign w:val="bottom"/>
+            <w:hideMark/>
+          </w:tcPr>
+          <w:p>
+            <w:pPr>
+              <w:spacing w:after="0" w:line="240" w:lineRule="auto"/>
+              <w:jc w:val="left"/>
+              <w:rPr>
+                <w:rFonts w:ascii="Calibri" w:eastAsia="Times New Roman" w:hAnsi="Calibri" w:cs="Calibri"/>
+                <w:color w:val="000000"/>
+                <w:sz w:val="22"/>
+              </w:rPr>
+            </w:pPr>
+            <w:proofErr w:type="spellStart"/>
+            <w:r>
+              <w:rPr>
+                <w:rFonts w:ascii="Calibri" w:eastAsia="Times New Roman" w:hAnsi="Calibri" w:cs="Calibri"/>
+                <w:color w:val="000000"/>
+                <w:sz w:val="22"/>
+              </w:rPr>
+              <w:t>Memeriksa</w:t>
+            </w:r>
+            <w:proofErr w:type="spellEnd"/>
+            <w:r>
+              <w:rPr>
+                <w:rFonts w:ascii="Calibri" w:eastAsia="Times New Roman" w:hAnsi="Calibri" w:cs="Calibri"/>
+                <w:color w:val="000000"/>
+                <w:sz w:val="22"/>
+              </w:rPr>
+              <w:t xml:space="preserve"> </w:t>
+            </w:r>
+            <w:proofErr w:type="spellStart"/>
+            <w:r>
+              <w:rPr>
+                <w:rFonts w:ascii="Calibri" w:eastAsia="Times New Roman" w:hAnsi="Calibri" w:cs="Calibri"/>
+                <w:color w:val="000000"/>
+                <w:sz w:val="22"/>
+              </w:rPr>
+              <w:t>kuota</w:t>
+            </w:r>
+            <w:proofErr w:type="spellEnd"/>
+            <w:r>
+              <w:rPr>
+                <w:rFonts w:ascii="Calibri" w:eastAsia="Times New Roman" w:hAnsi="Calibri" w:cs="Calibri"/>
+                <w:color w:val="000000"/>
+                <w:sz w:val="22"/>
+              </w:rPr>
+              <w:t xml:space="preserve"> </w:t>
+            </w:r>
+            <w:proofErr w:type="spellStart"/>
+            <w:r>
+              <w:rPr>
+                <w:rFonts w:ascii="Calibri" w:eastAsia="Times New Roman" w:hAnsi="Calibri" w:cs="Calibri"/>
+                <w:color w:val="000000"/>
+                <w:sz w:val="22"/>
+              </w:rPr>
+              <w:t>pinjam</w:t>
+            </w:r>
+            <w:proofErr w:type="spellEnd"/>
+            <w:r>
+              <w:rPr>
+                <w:rFonts w:ascii="Calibri" w:eastAsia="Times New Roman" w:hAnsi="Calibri" w:cs="Calibri"/>
+                <w:color w:val="000000"/>
+                <w:sz w:val="22"/>
+              </w:rPr>
+              <w:t xml:space="preserve"> dan </w:t>
+            </w:r>
+            <w:proofErr w:type="spellStart"/>
+            <w:r>
+              <w:rPr>
+                <w:rFonts w:ascii="Calibri" w:eastAsia="Times New Roman" w:hAnsi="Calibri" w:cs="Calibri"/>
+                <w:color w:val="000000"/>
+                <w:sz w:val="22"/>
+              </w:rPr>
+              <w:t>ketersediaan</w:t>
+            </w:r>
+            <w:proofErr w:type="spellEnd"/>
+            <w:r>
+              <w:rPr>
+                <w:rFonts w:ascii="Calibri" w:eastAsia="Times New Roman" w:hAnsi="Calibri" w:cs="Calibri"/>
+                <w:color w:val="000000"/>
+                <w:sz w:val="22"/>
+              </w:rPr>
+              <w:t xml:space="preserve"> </w:t>
+            </w:r>
+            <w:proofErr w:type="spellStart"/>
+            <w:r>
+              <w:rPr>
+                <w:rFonts w:ascii="Calibri" w:eastAsia="Times New Roman" w:hAnsi="Calibri" w:cs="Calibri"/>
+                <w:color w:val="000000"/>
+                <w:sz w:val="22"/>
+              </w:rPr>
+              <w:t>stok</w:t>
+            </w:r>
+            <w:proofErr w:type="spellEnd"/>
+            <w:r>
+              <w:rPr>
+                <w:rFonts w:ascii="Calibri" w:eastAsia="Times New Roman" w:hAnsi="Calibri" w:cs="Calibri"/>
+                <w:color w:val="000000"/>
+                <w:sz w:val="22"/>
+              </w:rPr>
+              <w:t xml:space="preserve"> </w:t>
+            </w:r>
+            <w:proofErr w:type="spellStart"/>
+            <w:r>
+              <w:rPr>
+                <w:rFonts w:ascii="Calibri" w:eastAsia="Times New Roman" w:hAnsi="Calibri" w:cs="Calibri"/>
+                <w:color w:val="000000"/>
+                <w:sz w:val="22"/>
+              </w:rPr>
+              <w:t>buku</w:t>
+            </w:r>
+            <w:proofErr w:type="spellEnd"/>
+          </w:p>
+        </w:tc>
+      </w:tr>
+      <w:tr>
+        <w:trPr>
+          <w:trHeight w:val="532"/>
+        </w:trPr>
+        <w:tc>
+          <w:tcPr>
+            <w:tcW w:w="4032" w:type="dxa"/>
+            <w:tcBorders>
+              <w:top w:val="nil"/>
+              <w:left w:val="single" w:sz="4" w:space="0" w:color="auto"/>
+              <w:bottom w:val="single" w:sz="4" w:space="0" w:color="auto"/>
+              <w:right w:val="single" w:sz="4" w:space="0" w:color="auto"/>
+            </w:tcBorders>
+            <w:vAlign w:val="bottom"/>
+            <w:hideMark/>
+          </w:tcPr>
+          <w:p>
+            <w:pPr>
+              <w:spacing w:after="0" w:line="240" w:lineRule="auto"/>
+              <w:jc w:val="left"/>
+              <w:rPr>
+                <w:rFonts w:ascii="Calibri" w:eastAsia="Times New Roman" w:hAnsi="Calibri" w:cs="Calibri"/>
+                <w:color w:val="000000"/>
+                <w:sz w:val="22"/>
+              </w:rPr>
+            </w:pPr>
+            <w:r>
+              <w:rPr>
+                <w:rFonts w:ascii="Calibri" w:eastAsia="Times New Roman" w:hAnsi="Calibri" w:cs="Calibri"/>
+                <w:color w:val="000000"/>
+                <w:sz w:val="22"/>
+              </w:rPr>
+              <w:t> </w:t>
+            </w:r>
+          </w:p>
+        </w:tc>
+        <w:tc>
+          <w:tcPr>
+            <w:tcW w:w="4608" w:type="dxa"/>
+            <w:tcBorders>
+              <w:top w:val="nil"/>
+              <w:left w:val="nil"/>
+              <w:bottom w:val="single" w:sz="4" w:space="0" w:color="auto"/>
+              <w:right w:val="single" w:sz="4" w:space="0" w:color="auto"/>
+            </w:tcBorders>
+            <w:vAlign w:val="bottom"/>
+            <w:hideMark/>
+          </w:tcPr>
+          <w:p>
+            <w:pPr>
+              <w:spacing w:after="0" w:line="240" w:lineRule="auto"/>
+              <w:jc w:val="left"/>
+              <w:rPr>
+                <w:rFonts w:ascii="Calibri" w:eastAsia="Times New Roman" w:hAnsi="Calibri" w:cs="Calibri"/>
+                <w:i/>
+                <w:iCs/>
+                <w:color w:val="000000"/>
+                <w:sz w:val="22"/>
+              </w:rPr>
+            </w:pPr>
+            <w:r>
+              <w:rPr>
+                <w:rFonts w:ascii="Calibri" w:eastAsia="Times New Roman" w:hAnsi="Calibri" w:cs="Calibri"/>
+                <w:i/>
+                <w:iCs/>
+                <w:color w:val="000000"/>
+                <w:sz w:val="22"/>
+              </w:rPr>
+              <w:t xml:space="preserve">(Jika </w:t>
+            </w:r>
+            <w:proofErr w:type="spellStart"/>
+            <w:r>
+              <w:rPr>
+                <w:rFonts w:ascii="Calibri" w:eastAsia="Times New Roman" w:hAnsi="Calibri" w:cs="Calibri"/>
+                <w:i/>
+                <w:iCs/>
+                <w:color w:val="000000"/>
+                <w:sz w:val="22"/>
+              </w:rPr>
+              <w:t>tidak</w:t>
+            </w:r>
+            <w:proofErr w:type="spellEnd"/>
+            <w:r>
+              <w:rPr>
+                <w:rFonts w:ascii="Calibri" w:eastAsia="Times New Roman" w:hAnsi="Calibri" w:cs="Calibri"/>
+                <w:i/>
+                <w:iCs/>
+                <w:color w:val="000000"/>
+                <w:sz w:val="22"/>
+              </w:rPr>
+              <w:t xml:space="preserve"> </w:t>
+            </w:r>
+            <w:proofErr w:type="spellStart"/>
+            <w:r>
+              <w:rPr>
+                <w:rFonts w:ascii="Calibri" w:eastAsia="Times New Roman" w:hAnsi="Calibri" w:cs="Calibri"/>
+                <w:i/>
+                <w:iCs/>
+                <w:color w:val="000000"/>
+                <w:sz w:val="22"/>
+              </w:rPr>
+              <w:t>memenuhi</w:t>
+            </w:r>
+            <w:proofErr w:type="spellEnd"/>
+            <w:r>
+              <w:rPr>
+                <w:rFonts w:ascii="Calibri" w:eastAsia="Times New Roman" w:hAnsi="Calibri" w:cs="Calibri"/>
+                <w:i/>
+                <w:iCs/>
+                <w:color w:val="000000"/>
+                <w:sz w:val="22"/>
+              </w:rPr>
+              <w:t xml:space="preserve"> </w:t>
+            </w:r>
+            <w:proofErr w:type="spellStart"/>
+            <w:r>
+              <w:rPr>
+                <w:rFonts w:ascii="Calibri" w:eastAsia="Times New Roman" w:hAnsi="Calibri" w:cs="Calibri"/>
+                <w:i/>
+                <w:iCs/>
+                <w:color w:val="000000"/>
+                <w:sz w:val="22"/>
+              </w:rPr>
+              <w:t>syarat</w:t>
+            </w:r>
+            <w:proofErr w:type="spellEnd"/>
+            <w:r>
+              <w:rPr>
+                <w:rFonts w:ascii="Calibri" w:eastAsia="Times New Roman" w:hAnsi="Calibri" w:cs="Calibri"/>
+                <w:i/>
+                <w:iCs/>
+                <w:color w:val="000000"/>
+                <w:sz w:val="22"/>
+              </w:rPr>
+              <w:t>)</w:t>
+            </w:r>
+            <w:r>
+              <w:rPr>
+                <w:rFonts w:ascii="Calibri" w:eastAsia="Times New Roman" w:hAnsi="Calibri" w:cs="Calibri"/>
+                <w:color w:val="000000"/>
+                <w:sz w:val="22"/>
+              </w:rPr>
+              <w:t xml:space="preserve"> </w:t>
+            </w:r>
+            <w:proofErr w:type="spellStart"/>
+            <w:r>
+              <w:rPr>
+                <w:rFonts w:ascii="Calibri" w:eastAsia="Times New Roman" w:hAnsi="Calibri" w:cs="Calibri"/>
+                <w:color w:val="000000"/>
+                <w:sz w:val="22"/>
+              </w:rPr>
+              <w:t>Menampilkan</w:t>
+            </w:r>
+            <w:proofErr w:type="spellEnd"/>
+            <w:r>
+              <w:rPr>
+                <w:rFonts w:ascii="Calibri" w:eastAsia="Times New Roman" w:hAnsi="Calibri" w:cs="Calibri"/>
+                <w:color w:val="000000"/>
+                <w:sz w:val="22"/>
+              </w:rPr>
+              <w:t xml:space="preserve"> </w:t>
+            </w:r>
+            <w:proofErr w:type="spellStart"/>
+            <w:r>
+              <w:rPr>
+                <w:rFonts w:ascii="Calibri" w:eastAsia="Times New Roman" w:hAnsi="Calibri" w:cs="Calibri"/>
+                <w:color w:val="000000"/>
+                <w:sz w:val="22"/>
+              </w:rPr>
+              <w:t>pesan</w:t>
+            </w:r>
+            <w:proofErr w:type="spellEnd"/>
+            <w:r>
+              <w:rPr>
+                <w:rFonts w:ascii="Calibri" w:eastAsia="Times New Roman" w:hAnsi="Calibri" w:cs="Calibri"/>
+                <w:color w:val="000000"/>
+                <w:sz w:val="22"/>
+              </w:rPr>
+              <w:t xml:space="preserve"> </w:t>
+            </w:r>
+            <w:proofErr w:type="spellStart"/>
+            <w:r>
+              <w:rPr>
+                <w:rFonts w:ascii="Calibri" w:eastAsia="Times New Roman" w:hAnsi="Calibri" w:cs="Calibri"/>
+                <w:color w:val="000000"/>
+                <w:sz w:val="22"/>
+              </w:rPr>
+              <w:t>bahwa</w:t>
+            </w:r>
+            <w:proofErr w:type="spellEnd"/>
+            <w:r>
+              <w:rPr>
+                <w:rFonts w:ascii="Calibri" w:eastAsia="Times New Roman" w:hAnsi="Calibri" w:cs="Calibri"/>
+                <w:color w:val="000000"/>
+                <w:sz w:val="22"/>
+              </w:rPr>
+              <w:t xml:space="preserve"> </w:t>
+            </w:r>
+            <w:proofErr w:type="spellStart"/>
+            <w:r>
+              <w:rPr>
+                <w:rFonts w:ascii="Calibri" w:eastAsia="Times New Roman" w:hAnsi="Calibri" w:cs="Calibri"/>
+                <w:color w:val="000000"/>
+                <w:sz w:val="22"/>
+              </w:rPr>
+              <w:t>peminjaman</w:t>
+            </w:r>
+            <w:proofErr w:type="spellEnd"/>
+            <w:r>
+              <w:rPr>
+                <w:rFonts w:ascii="Calibri" w:eastAsia="Times New Roman" w:hAnsi="Calibri" w:cs="Calibri"/>
+                <w:color w:val="000000"/>
+                <w:sz w:val="22"/>
+              </w:rPr>
+              <w:t xml:space="preserve"> </w:t>
+            </w:r>
+            <w:proofErr w:type="spellStart"/>
+            <w:r>
+              <w:rPr>
+                <w:rFonts w:ascii="Calibri" w:eastAsia="Times New Roman" w:hAnsi="Calibri" w:cs="Calibri"/>
+                <w:color w:val="000000"/>
+                <w:sz w:val="22"/>
+              </w:rPr>
+              <w:t>tidak</w:t>
+            </w:r>
+            <w:proofErr w:type="spellEnd"/>
+            <w:r>
+              <w:rPr>
+                <w:rFonts w:ascii="Calibri" w:eastAsia="Times New Roman" w:hAnsi="Calibri" w:cs="Calibri"/>
+                <w:color w:val="000000"/>
+                <w:sz w:val="22"/>
+              </w:rPr>
+              <w:t xml:space="preserve"> </w:t>
+            </w:r>
+            <w:proofErr w:type="spellStart"/>
+            <w:r>
+              <w:rPr>
+                <w:rFonts w:ascii="Calibri" w:eastAsia="Times New Roman" w:hAnsi="Calibri" w:cs="Calibri"/>
+                <w:color w:val="000000"/>
+                <w:sz w:val="22"/>
+              </w:rPr>
+              <w:t>dapat</w:t>
+            </w:r>
+            <w:proofErr w:type="spellEnd"/>
+            <w:r>
+              <w:rPr>
+                <w:rFonts w:ascii="Calibri" w:eastAsia="Times New Roman" w:hAnsi="Calibri" w:cs="Calibri"/>
+                <w:color w:val="000000"/>
+                <w:sz w:val="22"/>
+              </w:rPr>
+              <w:t xml:space="preserve"> </w:t>
+            </w:r>
+            <w:proofErr w:type="spellStart"/>
+            <w:r>
+              <w:rPr>
+                <w:rFonts w:ascii="Calibri" w:eastAsia="Times New Roman" w:hAnsi="Calibri" w:cs="Calibri"/>
+                <w:color w:val="000000"/>
+                <w:sz w:val="22"/>
+              </w:rPr>
+              <w:t>diproses</w:t>
+            </w:r>
+            <w:proofErr w:type="spellEnd"/>
+          </w:p>
+        </w:tc>
+      </w:tr>
+      <w:tr>
+        <w:trPr>
+          <w:trHeight w:val="532"/>
+        </w:trPr>
+        <w:tc>
+          <w:tcPr>
+            <w:tcW w:w="4032" w:type="dxa"/>
+            <w:tcBorders>
+              <w:top w:val="nil"/>
+              <w:left w:val="single" w:sz="4" w:space="0" w:color="auto"/>
+              <w:bottom w:val="single" w:sz="4" w:space="0" w:color="auto"/>
+              <w:right w:val="single" w:sz="4" w:space="0" w:color="auto"/>
+            </w:tcBorders>
+            <w:vAlign w:val="bottom"/>
+            <w:hideMark/>
+          </w:tcPr>
+          <w:p>
+            <w:pPr>
+              <w:spacing w:after="0" w:line="240" w:lineRule="auto"/>
+              <w:jc w:val="left"/>
+              <w:rPr>
+                <w:rFonts w:ascii="Calibri" w:eastAsia="Times New Roman" w:hAnsi="Calibri" w:cs="Calibri"/>
+                <w:color w:val="000000"/>
+                <w:sz w:val="22"/>
+              </w:rPr>
+            </w:pPr>
+            <w:r>
+              <w:rPr>
+                <w:rFonts w:ascii="Calibri" w:eastAsia="Times New Roman" w:hAnsi="Calibri" w:cs="Calibri"/>
+                <w:color w:val="000000"/>
+                <w:sz w:val="22"/>
+              </w:rPr>
+              <w:t> </w:t>
+            </w:r>
+          </w:p>
+        </w:tc>
+        <w:tc>
+          <w:tcPr>
+            <w:tcW w:w="4608" w:type="dxa"/>
+            <w:tcBorders>
+              <w:top w:val="nil"/>
+              <w:left w:val="nil"/>
+              <w:bottom w:val="single" w:sz="4" w:space="0" w:color="auto"/>
+              <w:right w:val="single" w:sz="4" w:space="0" w:color="auto"/>
+            </w:tcBorders>
+            <w:vAlign w:val="bottom"/>
+            <w:hideMark/>
+          </w:tcPr>
+          <w:p>
+            <w:pPr>
+              <w:spacing w:after="0" w:line="240" w:lineRule="auto"/>
+              <w:jc w:val="left"/>
+              <w:rPr>
+                <w:rFonts w:ascii="Calibri" w:eastAsia="Times New Roman" w:hAnsi="Calibri" w:cs="Calibri"/>
+                <w:i/>
+                <w:iCs/>
+                <w:color w:val="000000"/>
+                <w:sz w:val="22"/>
+              </w:rPr>
+            </w:pPr>
+            <w:r>
+              <w:rPr>
+                <w:rFonts w:ascii="Calibri" w:eastAsia="Times New Roman" w:hAnsi="Calibri" w:cs="Calibri"/>
+                <w:i/>
+                <w:iCs/>
+                <w:color w:val="000000"/>
+                <w:sz w:val="22"/>
+              </w:rPr>
+              <w:t xml:space="preserve">(Jika </w:t>
+            </w:r>
+            <w:proofErr w:type="spellStart"/>
+            <w:r>
+              <w:rPr>
+                <w:rFonts w:ascii="Calibri" w:eastAsia="Times New Roman" w:hAnsi="Calibri" w:cs="Calibri"/>
+                <w:i/>
+                <w:iCs/>
+                <w:color w:val="000000"/>
+                <w:sz w:val="22"/>
+              </w:rPr>
+              <w:t>memenuhi</w:t>
+            </w:r>
+            <w:proofErr w:type="spellEnd"/>
+            <w:r>
+              <w:rPr>
+                <w:rFonts w:ascii="Calibri" w:eastAsia="Times New Roman" w:hAnsi="Calibri" w:cs="Calibri"/>
+                <w:i/>
+                <w:iCs/>
+                <w:color w:val="000000"/>
+                <w:sz w:val="22"/>
+              </w:rPr>
+              <w:t xml:space="preserve"> </w:t>
+            </w:r>
+            <w:proofErr w:type="spellStart"/>
+            <w:r>
+              <w:rPr>
+                <w:rFonts w:ascii="Calibri" w:eastAsia="Times New Roman" w:hAnsi="Calibri" w:cs="Calibri"/>
+                <w:i/>
+                <w:iCs/>
+                <w:color w:val="000000"/>
+                <w:sz w:val="22"/>
+              </w:rPr>
+              <w:t>syarat</w:t>
+            </w:r>
+            <w:proofErr w:type="spellEnd"/>
+            <w:r>
+              <w:rPr>
+                <w:rFonts w:ascii="Calibri" w:eastAsia="Times New Roman" w:hAnsi="Calibri" w:cs="Calibri"/>
+                <w:i/>
+                <w:iCs/>
+                <w:color w:val="000000"/>
+                <w:sz w:val="22"/>
+              </w:rPr>
+              <w:t>)</w:t>
+            </w:r>
+            <w:r>
+              <w:rPr>
+                <w:rFonts w:ascii="Calibri" w:eastAsia="Times New Roman" w:hAnsi="Calibri" w:cs="Calibri"/>
+                <w:color w:val="000000"/>
+                <w:sz w:val="22"/>
+              </w:rPr>
+              <w:t xml:space="preserve"> </w:t>
+            </w:r>
+            <w:proofErr w:type="spellStart"/>
+            <w:r>
+              <w:rPr>
+                <w:rFonts w:ascii="Calibri" w:eastAsia="Times New Roman" w:hAnsi="Calibri" w:cs="Calibri"/>
+                <w:color w:val="000000"/>
+                <w:sz w:val="22"/>
+              </w:rPr>
+              <w:t>Mencatat</w:t>
+            </w:r>
+            <w:proofErr w:type="spellEnd"/>
+            <w:r>
+              <w:rPr>
+                <w:rFonts w:ascii="Calibri" w:eastAsia="Times New Roman" w:hAnsi="Calibri" w:cs="Calibri"/>
+                <w:color w:val="000000"/>
+                <w:sz w:val="22"/>
+              </w:rPr>
+              <w:t xml:space="preserve"> </w:t>
+            </w:r>
+            <w:proofErr w:type="spellStart"/>
+            <w:r>
+              <w:rPr>
+                <w:rFonts w:ascii="Calibri" w:eastAsia="Times New Roman" w:hAnsi="Calibri" w:cs="Calibri"/>
+                <w:color w:val="000000"/>
+                <w:sz w:val="22"/>
+              </w:rPr>
+              <w:t>transaksi</w:t>
+            </w:r>
+            <w:proofErr w:type="spellEnd"/>
+            <w:r>
+              <w:rPr>
+                <w:rFonts w:ascii="Calibri" w:eastAsia="Times New Roman" w:hAnsi="Calibri" w:cs="Calibri"/>
+                <w:color w:val="000000"/>
+                <w:sz w:val="22"/>
+              </w:rPr>
+              <w:t xml:space="preserve"> </w:t>
+            </w:r>
+            <w:proofErr w:type="spellStart"/>
+            <w:r>
+              <w:rPr>
+                <w:rFonts w:ascii="Calibri" w:eastAsia="Times New Roman" w:hAnsi="Calibri" w:cs="Calibri"/>
+                <w:color w:val="000000"/>
+                <w:sz w:val="22"/>
+              </w:rPr>
+              <w:t>peminjaman</w:t>
+            </w:r>
+            <w:proofErr w:type="spellEnd"/>
+          </w:p>
+        </w:tc>
+      </w:tr>
+      <w:tr>
+        <w:trPr>
+          <w:trHeight w:val="266"/>
+        </w:trPr>
+        <w:tc>
+          <w:tcPr>
+            <w:tcW w:w="4032" w:type="dxa"/>
+            <w:tcBorders>
+              <w:top w:val="nil"/>
+              <w:left w:val="single" w:sz="4" w:space="0" w:color="auto"/>
+              <w:bottom w:val="single" w:sz="4" w:space="0" w:color="auto"/>
+              <w:right w:val="single" w:sz="4" w:space="0" w:color="auto"/>
+            </w:tcBorders>
+            <w:vAlign w:val="bottom"/>
+            <w:hideMark/>
+          </w:tcPr>
+          <w:p>
+            <w:pPr>
+              <w:spacing w:after="0" w:line="240" w:lineRule="auto"/>
+              <w:jc w:val="left"/>
+              <w:rPr>
+                <w:rFonts w:ascii="Calibri" w:eastAsia="Times New Roman" w:hAnsi="Calibri" w:cs="Calibri"/>
+                <w:color w:val="000000"/>
+                <w:sz w:val="22"/>
+              </w:rPr>
+            </w:pPr>
+            <w:r>
+              <w:rPr>
+                <w:rFonts w:ascii="Calibri" w:eastAsia="Times New Roman" w:hAnsi="Calibri" w:cs="Calibri"/>
+                <w:color w:val="000000"/>
+                <w:sz w:val="22"/>
+              </w:rPr>
+              <w:t> </w:t>
+            </w:r>
+          </w:p>
+        </w:tc>
+        <w:tc>
+          <w:tcPr>
+            <w:tcW w:w="4608" w:type="dxa"/>
+            <w:tcBorders>
+              <w:top w:val="nil"/>
+              <w:left w:val="nil"/>
+              <w:bottom w:val="single" w:sz="4" w:space="0" w:color="auto"/>
+              <w:right w:val="single" w:sz="4" w:space="0" w:color="auto"/>
+            </w:tcBorders>
+            <w:vAlign w:val="bottom"/>
+            <w:hideMark/>
+          </w:tcPr>
+          <w:p>
+            <w:pPr>
+              <w:spacing w:after="0" w:line="240" w:lineRule="auto"/>
+              <w:jc w:val="left"/>
+              <w:rPr>
+                <w:rFonts w:ascii="Calibri" w:eastAsia="Times New Roman" w:hAnsi="Calibri" w:cs="Calibri"/>
+                <w:color w:val="000000"/>
+                <w:sz w:val="22"/>
+              </w:rPr>
+            </w:pPr>
+            <w:proofErr w:type="spellStart"/>
+            <w:r>
+              <w:rPr>
+                <w:rFonts w:ascii="Calibri" w:eastAsia="Times New Roman" w:hAnsi="Calibri" w:cs="Calibri"/>
+                <w:color w:val="000000"/>
+                <w:sz w:val="22"/>
+              </w:rPr>
+              <w:t>Menampilkan</w:t>
+            </w:r>
+            <w:proofErr w:type="spellEnd"/>
+            <w:r>
+              <w:rPr>
+                <w:rFonts w:ascii="Calibri" w:eastAsia="Times New Roman" w:hAnsi="Calibri" w:cs="Calibri"/>
+                <w:color w:val="000000"/>
+                <w:sz w:val="22"/>
+              </w:rPr>
+              <w:t xml:space="preserve"> </w:t>
+            </w:r>
+            <w:proofErr w:type="spellStart"/>
+            <w:r>
+              <w:rPr>
+                <w:rFonts w:ascii="Calibri" w:eastAsia="Times New Roman" w:hAnsi="Calibri" w:cs="Calibri"/>
+                <w:color w:val="000000"/>
+                <w:sz w:val="22"/>
+              </w:rPr>
+              <w:t>bukti</w:t>
+            </w:r>
+            <w:proofErr w:type="spellEnd"/>
+            <w:r>
+              <w:rPr>
+                <w:rFonts w:ascii="Calibri" w:eastAsia="Times New Roman" w:hAnsi="Calibri" w:cs="Calibri"/>
+                <w:color w:val="000000"/>
+                <w:sz w:val="22"/>
+              </w:rPr>
+              <w:t xml:space="preserve"> </w:t>
+            </w:r>
+            <w:proofErr w:type="spellStart"/>
+            <w:r>
+              <w:rPr>
+                <w:rFonts w:ascii="Calibri" w:eastAsia="Times New Roman" w:hAnsi="Calibri" w:cs="Calibri"/>
+                <w:color w:val="000000"/>
+                <w:sz w:val="22"/>
+              </w:rPr>
+              <w:t>peminjaman</w:t>
+            </w:r>
+            <w:proofErr w:type="spellEnd"/>
+          </w:p>
+        </w:tc>
+      </w:tr>
+      <w:tr>
+        <w:trPr>
+          <w:trHeight w:val="305"/>
+        </w:trPr>
+        <w:tc>
+          <w:tcPr>
+            <w:tcW w:w="4032" w:type="dxa"/>
+            <w:tcBorders>
+              <w:top w:val="nil"/>
+              <w:left w:val="single" w:sz="4" w:space="0" w:color="auto"/>
+              <w:bottom w:val="single" w:sz="4" w:space="0" w:color="auto"/>
+              <w:right w:val="single" w:sz="4" w:space="0" w:color="auto"/>
+            </w:tcBorders>
+            <w:vAlign w:val="bottom"/>
+            <w:hideMark/>
+          </w:tcPr>
+          <w:p>
+            <w:pPr>
+              <w:spacing w:after="0" w:line="240" w:lineRule="auto"/>
+              <w:jc w:val="left"/>
+              <w:rPr>
+                <w:rFonts w:ascii="Calibri" w:eastAsia="Times New Roman" w:hAnsi="Calibri" w:cs="Calibri"/>
+                <w:color w:val="000000"/>
+                <w:sz w:val="22"/>
+              </w:rPr>
+            </w:pPr>
+            <w:proofErr w:type="spellStart"/>
+            <w:r>
+              <w:rPr>
+                <w:rFonts w:ascii="Calibri" w:eastAsia="Times New Roman" w:hAnsi="Calibri" w:cs="Calibri"/>
+                <w:color w:val="000000"/>
+                <w:sz w:val="22"/>
+              </w:rPr>
+              <w:t>Menerima</w:t>
+            </w:r>
+            <w:proofErr w:type="spellEnd"/>
+            <w:r>
+              <w:rPr>
+                <w:rFonts w:ascii="Calibri" w:eastAsia="Times New Roman" w:hAnsi="Calibri" w:cs="Calibri"/>
+                <w:color w:val="000000"/>
+                <w:sz w:val="22"/>
+              </w:rPr>
+              <w:t xml:space="preserve"> </w:t>
+            </w:r>
+            <w:proofErr w:type="spellStart"/>
+            <w:r>
+              <w:rPr>
+                <w:rFonts w:ascii="Calibri" w:eastAsia="Times New Roman" w:hAnsi="Calibri" w:cs="Calibri"/>
+                <w:color w:val="000000"/>
+                <w:sz w:val="22"/>
+              </w:rPr>
+              <w:t>bukti</w:t>
+            </w:r>
+            <w:proofErr w:type="spellEnd"/>
+            <w:r>
+              <w:rPr>
+                <w:rFonts w:ascii="Calibri" w:eastAsia="Times New Roman" w:hAnsi="Calibri" w:cs="Calibri"/>
+                <w:color w:val="000000"/>
+                <w:sz w:val="22"/>
+              </w:rPr>
+              <w:t xml:space="preserve"> </w:t>
+            </w:r>
+            <w:proofErr w:type="spellStart"/>
+            <w:r>
+              <w:rPr>
+                <w:rFonts w:ascii="Calibri" w:eastAsia="Times New Roman" w:hAnsi="Calibri" w:cs="Calibri"/>
+                <w:color w:val="000000"/>
+                <w:sz w:val="22"/>
+              </w:rPr>
+              <w:t>peminjaman</w:t>
+            </w:r>
+            <w:proofErr w:type="spellEnd"/>
+          </w:p>
+        </w:tc>
+        <w:tc>
+          <w:tcPr>
+            <w:tcW w:w="4608" w:type="dxa"/>
+            <w:tcBorders>
+              <w:top w:val="nil"/>
+              <w:left w:val="nil"/>
+              <w:bottom w:val="single" w:sz="4" w:space="0" w:color="auto"/>
+              <w:right w:val="single" w:sz="4" w:space="0" w:color="auto"/>
+            </w:tcBorders>
+            <w:vAlign w:val="bottom"/>
+            <w:hideMark/>
+          </w:tcPr>
+          <w:p>
+            <w:pPr>
+              <w:spacing w:after="0" w:line="240" w:lineRule="auto"/>
+              <w:jc w:val="left"/>
+              <w:rPr>
+                <w:rFonts w:ascii="Calibri" w:eastAsia="Times New Roman" w:hAnsi="Calibri" w:cs="Calibri"/>
+                <w:color w:val="000000"/>
+                <w:sz w:val="22"/>
+              </w:rPr>
+            </w:pPr>
+            <w:r>
+              <w:rPr>
+                <w:rFonts w:ascii="Calibri" w:eastAsia="Times New Roman" w:hAnsi="Calibri" w:cs="Calibri"/>
+                <w:color w:val="000000"/>
+                <w:sz w:val="22"/>
+              </w:rPr>
+              <w:t> </w:t>
+            </w:r>
+          </w:p>
+        </w:tc>
+      </w:tr>
+    </w:tbl>
     <w:p/>
+    <w:tbl>
+      <w:tblPr>
+        <w:tblpPr w:leftFromText="180" w:rightFromText="180" w:vertAnchor="text" w:horzAnchor="margin" w:tblpXSpec="right" w:tblpY="456"/>
+        <w:tblW w:w="8662" w:type="dxa"/>
+        <w:tblLook w:val="04A0" w:firstRow="1" w:lastRow="0" w:firstColumn="1" w:lastColumn="0" w:noHBand="0" w:noVBand="1"/>
+      </w:tblPr>
+      <w:tblGrid>
+        <w:gridCol w:w="3197"/>
+        <w:gridCol w:w="5465"/>
+      </w:tblGrid>
+      <w:tr>
+        <w:trPr>
+          <w:trHeight w:val="300"/>
+        </w:trPr>
+        <w:tc>
+          <w:tcPr>
+            <w:tcW w:w="3197" w:type="dxa"/>
+            <w:tcBorders>
+              <w:top w:val="single" w:sz="4" w:space="0" w:color="auto"/>
+              <w:left w:val="single" w:sz="4" w:space="0" w:color="auto"/>
+              <w:bottom w:val="single" w:sz="4" w:space="0" w:color="auto"/>
+              <w:right w:val="single" w:sz="4" w:space="0" w:color="auto"/>
+            </w:tcBorders>
+            <w:shd w:val="clear" w:color="000000" w:fill="FFFF00"/>
+            <w:vAlign w:val="bottom"/>
+            <w:hideMark/>
+          </w:tcPr>
+          <w:p>
+            <w:pPr>
+              <w:spacing w:after="0" w:line="240" w:lineRule="auto"/>
+              <w:jc w:val="left"/>
+              <w:rPr>
+                <w:rFonts w:ascii="Calibri" w:eastAsia="Times New Roman" w:hAnsi="Calibri" w:cs="Calibri"/>
+                <w:color w:val="000000"/>
+                <w:sz w:val="22"/>
+              </w:rPr>
+            </w:pPr>
+            <w:r>
+              <w:rPr>
+                <w:rFonts w:ascii="Calibri" w:eastAsia="Times New Roman" w:hAnsi="Calibri" w:cs="Calibri"/>
+                <w:color w:val="000000"/>
+                <w:sz w:val="22"/>
+              </w:rPr>
+              <w:t>User</w:t>
+            </w:r>
+          </w:p>
+        </w:tc>
+        <w:tc>
+          <w:tcPr>
+            <w:tcW w:w="5465" w:type="dxa"/>
+            <w:tcBorders>
+              <w:top w:val="single" w:sz="4" w:space="0" w:color="auto"/>
+              <w:left w:val="nil"/>
+              <w:bottom w:val="single" w:sz="4" w:space="0" w:color="auto"/>
+              <w:right w:val="single" w:sz="4" w:space="0" w:color="auto"/>
+            </w:tcBorders>
+            <w:shd w:val="clear" w:color="000000" w:fill="FFFF00"/>
+            <w:vAlign w:val="bottom"/>
+            <w:hideMark/>
+          </w:tcPr>
+          <w:p>
+            <w:pPr>
+              <w:spacing w:after="0" w:line="240" w:lineRule="auto"/>
+              <w:jc w:val="left"/>
+              <w:rPr>
+                <w:rFonts w:ascii="Calibri" w:eastAsia="Times New Roman" w:hAnsi="Calibri" w:cs="Calibri"/>
+                <w:color w:val="000000"/>
+                <w:sz w:val="22"/>
+              </w:rPr>
+            </w:pPr>
+            <w:proofErr w:type="spellStart"/>
+            <w:r>
+              <w:rPr>
+                <w:rFonts w:ascii="Calibri" w:eastAsia="Times New Roman" w:hAnsi="Calibri" w:cs="Calibri"/>
+                <w:color w:val="000000"/>
+                <w:sz w:val="22"/>
+              </w:rPr>
+              <w:t>Sistem</w:t>
+            </w:r>
+            <w:proofErr w:type="spellEnd"/>
+          </w:p>
+        </w:tc>
+      </w:tr>
+      <w:tr>
+        <w:trPr>
+          <w:trHeight w:val="300"/>
+        </w:trPr>
+        <w:tc>
+          <w:tcPr>
+            <w:tcW w:w="3197" w:type="dxa"/>
+            <w:tcBorders>
+              <w:top w:val="nil"/>
+              <w:left w:val="single" w:sz="4" w:space="0" w:color="auto"/>
+              <w:bottom w:val="single" w:sz="4" w:space="0" w:color="auto"/>
+              <w:right w:val="single" w:sz="4" w:space="0" w:color="auto"/>
+            </w:tcBorders>
+            <w:vAlign w:val="bottom"/>
+            <w:hideMark/>
+          </w:tcPr>
+          <w:p>
+            <w:pPr>
+              <w:spacing w:after="0" w:line="240" w:lineRule="auto"/>
+              <w:jc w:val="left"/>
+              <w:rPr>
+                <w:rFonts w:ascii="Calibri" w:eastAsia="Times New Roman" w:hAnsi="Calibri" w:cs="Calibri"/>
+                <w:color w:val="000000"/>
+                <w:sz w:val="22"/>
+              </w:rPr>
+            </w:pPr>
+            <w:proofErr w:type="spellStart"/>
+            <w:r>
+              <w:rPr>
+                <w:rFonts w:ascii="Calibri" w:eastAsia="Times New Roman" w:hAnsi="Calibri" w:cs="Calibri"/>
+                <w:color w:val="000000"/>
+                <w:sz w:val="22"/>
+              </w:rPr>
+              <w:t>Mengajukan</w:t>
+            </w:r>
+            <w:proofErr w:type="spellEnd"/>
+            <w:r>
+              <w:rPr>
+                <w:rFonts w:ascii="Calibri" w:eastAsia="Times New Roman" w:hAnsi="Calibri" w:cs="Calibri"/>
+                <w:color w:val="000000"/>
+                <w:sz w:val="22"/>
+              </w:rPr>
+              <w:t xml:space="preserve"> </w:t>
+            </w:r>
+            <w:proofErr w:type="spellStart"/>
+            <w:r>
+              <w:rPr>
+                <w:rFonts w:ascii="Calibri" w:eastAsia="Times New Roman" w:hAnsi="Calibri" w:cs="Calibri"/>
+                <w:color w:val="000000"/>
+                <w:sz w:val="22"/>
+              </w:rPr>
+              <w:t>pengembalian</w:t>
+            </w:r>
+            <w:proofErr w:type="spellEnd"/>
+            <w:r>
+              <w:rPr>
+                <w:rFonts w:ascii="Calibri" w:eastAsia="Times New Roman" w:hAnsi="Calibri" w:cs="Calibri"/>
+                <w:color w:val="000000"/>
+                <w:sz w:val="22"/>
+              </w:rPr>
+              <w:t xml:space="preserve"> </w:t>
+            </w:r>
+            <w:proofErr w:type="spellStart"/>
+            <w:r>
+              <w:rPr>
+                <w:rFonts w:ascii="Calibri" w:eastAsia="Times New Roman" w:hAnsi="Calibri" w:cs="Calibri"/>
+                <w:color w:val="000000"/>
+                <w:sz w:val="22"/>
+              </w:rPr>
+              <w:t>buku</w:t>
+            </w:r>
+            <w:proofErr w:type="spellEnd"/>
+          </w:p>
+        </w:tc>
+        <w:tc>
+          <w:tcPr>
+            <w:tcW w:w="5465" w:type="dxa"/>
+            <w:tcBorders>
+              <w:top w:val="nil"/>
+              <w:left w:val="nil"/>
+              <w:bottom w:val="single" w:sz="4" w:space="0" w:color="auto"/>
+              <w:right w:val="single" w:sz="4" w:space="0" w:color="auto"/>
+            </w:tcBorders>
+            <w:vAlign w:val="bottom"/>
+            <w:hideMark/>
+          </w:tcPr>
+          <w:p>
+            <w:pPr>
+              <w:spacing w:after="0" w:line="240" w:lineRule="auto"/>
+              <w:jc w:val="left"/>
+              <w:rPr>
+                <w:rFonts w:ascii="Calibri" w:eastAsia="Times New Roman" w:hAnsi="Calibri" w:cs="Calibri"/>
+                <w:color w:val="000000"/>
+                <w:sz w:val="22"/>
+              </w:rPr>
+            </w:pPr>
+            <w:r>
+              <w:rPr>
+                <w:rFonts w:ascii="Calibri" w:eastAsia="Times New Roman" w:hAnsi="Calibri" w:cs="Calibri"/>
+                <w:color w:val="000000"/>
+                <w:sz w:val="22"/>
+              </w:rPr>
+              <w:t> </w:t>
+            </w:r>
+          </w:p>
+        </w:tc>
+      </w:tr>
+      <w:tr>
+        <w:trPr>
+          <w:trHeight w:val="601"/>
+        </w:trPr>
+        <w:tc>
+          <w:tcPr>
+            <w:tcW w:w="3197" w:type="dxa"/>
+            <w:tcBorders>
+              <w:top w:val="nil"/>
+              <w:left w:val="single" w:sz="4" w:space="0" w:color="auto"/>
+              <w:bottom w:val="single" w:sz="4" w:space="0" w:color="auto"/>
+              <w:right w:val="single" w:sz="4" w:space="0" w:color="auto"/>
+            </w:tcBorders>
+            <w:vAlign w:val="bottom"/>
+            <w:hideMark/>
+          </w:tcPr>
+          <w:p>
+            <w:pPr>
+              <w:spacing w:after="0" w:line="240" w:lineRule="auto"/>
+              <w:jc w:val="left"/>
+              <w:rPr>
+                <w:rFonts w:ascii="Calibri" w:eastAsia="Times New Roman" w:hAnsi="Calibri" w:cs="Calibri"/>
+                <w:color w:val="000000"/>
+                <w:sz w:val="22"/>
+              </w:rPr>
+            </w:pPr>
+            <w:r>
+              <w:rPr>
+                <w:rFonts w:ascii="Calibri" w:eastAsia="Times New Roman" w:hAnsi="Calibri" w:cs="Calibri"/>
+                <w:color w:val="000000"/>
+                <w:sz w:val="22"/>
+              </w:rPr>
+              <w:t> </w:t>
+            </w:r>
+          </w:p>
+        </w:tc>
+        <w:tc>
+          <w:tcPr>
+            <w:tcW w:w="5465" w:type="dxa"/>
+            <w:tcBorders>
+              <w:top w:val="nil"/>
+              <w:left w:val="nil"/>
+              <w:bottom w:val="single" w:sz="4" w:space="0" w:color="auto"/>
+              <w:right w:val="single" w:sz="4" w:space="0" w:color="auto"/>
+            </w:tcBorders>
+            <w:vAlign w:val="bottom"/>
+            <w:hideMark/>
+          </w:tcPr>
+          <w:p>
+            <w:pPr>
+              <w:spacing w:after="0" w:line="240" w:lineRule="auto"/>
+              <w:jc w:val="left"/>
+              <w:rPr>
+                <w:rFonts w:ascii="Calibri" w:eastAsia="Times New Roman" w:hAnsi="Calibri" w:cs="Calibri"/>
+                <w:color w:val="000000"/>
+                <w:sz w:val="22"/>
+              </w:rPr>
+            </w:pPr>
+            <w:proofErr w:type="spellStart"/>
+            <w:r>
+              <w:rPr>
+                <w:rFonts w:ascii="Calibri" w:eastAsia="Times New Roman" w:hAnsi="Calibri" w:cs="Calibri"/>
+                <w:color w:val="000000"/>
+                <w:sz w:val="22"/>
+              </w:rPr>
+              <w:t>Memeriksa</w:t>
+            </w:r>
+            <w:proofErr w:type="spellEnd"/>
+            <w:r>
+              <w:rPr>
+                <w:rFonts w:ascii="Calibri" w:eastAsia="Times New Roman" w:hAnsi="Calibri" w:cs="Calibri"/>
+                <w:color w:val="000000"/>
+                <w:sz w:val="22"/>
+              </w:rPr>
+              <w:t xml:space="preserve"> </w:t>
+            </w:r>
+            <w:proofErr w:type="spellStart"/>
+            <w:r>
+              <w:rPr>
+                <w:rFonts w:ascii="Calibri" w:eastAsia="Times New Roman" w:hAnsi="Calibri" w:cs="Calibri"/>
+                <w:color w:val="000000"/>
+                <w:sz w:val="22"/>
+              </w:rPr>
+              <w:t>tanggal</w:t>
+            </w:r>
+            <w:proofErr w:type="spellEnd"/>
+            <w:r>
+              <w:rPr>
+                <w:rFonts w:ascii="Calibri" w:eastAsia="Times New Roman" w:hAnsi="Calibri" w:cs="Calibri"/>
+                <w:color w:val="000000"/>
+                <w:sz w:val="22"/>
+              </w:rPr>
+              <w:t xml:space="preserve"> </w:t>
+            </w:r>
+            <w:proofErr w:type="spellStart"/>
+            <w:r>
+              <w:rPr>
+                <w:rFonts w:ascii="Calibri" w:eastAsia="Times New Roman" w:hAnsi="Calibri" w:cs="Calibri"/>
+                <w:color w:val="000000"/>
+                <w:sz w:val="22"/>
+              </w:rPr>
+              <w:t>pengembalian</w:t>
+            </w:r>
+            <w:proofErr w:type="spellEnd"/>
+            <w:r>
+              <w:rPr>
+                <w:rFonts w:ascii="Calibri" w:eastAsia="Times New Roman" w:hAnsi="Calibri" w:cs="Calibri"/>
+                <w:color w:val="000000"/>
+                <w:sz w:val="22"/>
+              </w:rPr>
+              <w:t xml:space="preserve"> dan </w:t>
+            </w:r>
+            <w:proofErr w:type="spellStart"/>
+            <w:r>
+              <w:rPr>
+                <w:rFonts w:ascii="Calibri" w:eastAsia="Times New Roman" w:hAnsi="Calibri" w:cs="Calibri"/>
+                <w:color w:val="000000"/>
+                <w:sz w:val="22"/>
+              </w:rPr>
+              <w:t>menghitung</w:t>
+            </w:r>
+            <w:proofErr w:type="spellEnd"/>
+            <w:r>
+              <w:rPr>
+                <w:rFonts w:ascii="Calibri" w:eastAsia="Times New Roman" w:hAnsi="Calibri" w:cs="Calibri"/>
+                <w:color w:val="000000"/>
+                <w:sz w:val="22"/>
+              </w:rPr>
+              <w:t xml:space="preserve"> </w:t>
+            </w:r>
+            <w:proofErr w:type="spellStart"/>
+            <w:r>
+              <w:rPr>
+                <w:rFonts w:ascii="Calibri" w:eastAsia="Times New Roman" w:hAnsi="Calibri" w:cs="Calibri"/>
+                <w:color w:val="000000"/>
+                <w:sz w:val="22"/>
+              </w:rPr>
+              <w:t>keterlambatan</w:t>
+            </w:r>
+            <w:proofErr w:type="spellEnd"/>
+          </w:p>
+        </w:tc>
+      </w:tr>
+      <w:tr>
+        <w:trPr>
+          <w:trHeight w:val="601"/>
+        </w:trPr>
+        <w:tc>
+          <w:tcPr>
+            <w:tcW w:w="3197" w:type="dxa"/>
+            <w:tcBorders>
+              <w:top w:val="nil"/>
+              <w:left w:val="single" w:sz="4" w:space="0" w:color="auto"/>
+              <w:bottom w:val="single" w:sz="4" w:space="0" w:color="auto"/>
+              <w:right w:val="single" w:sz="4" w:space="0" w:color="auto"/>
+            </w:tcBorders>
+            <w:vAlign w:val="bottom"/>
+            <w:hideMark/>
+          </w:tcPr>
+          <w:p>
+            <w:pPr>
+              <w:spacing w:after="0" w:line="240" w:lineRule="auto"/>
+              <w:jc w:val="left"/>
+              <w:rPr>
+                <w:rFonts w:ascii="Calibri" w:eastAsia="Times New Roman" w:hAnsi="Calibri" w:cs="Calibri"/>
+                <w:color w:val="000000"/>
+                <w:sz w:val="22"/>
+              </w:rPr>
+            </w:pPr>
+            <w:r>
+              <w:rPr>
+                <w:rFonts w:ascii="Calibri" w:eastAsia="Times New Roman" w:hAnsi="Calibri" w:cs="Calibri"/>
+                <w:color w:val="000000"/>
+                <w:sz w:val="22"/>
+              </w:rPr>
+              <w:t> </w:t>
+            </w:r>
+          </w:p>
+        </w:tc>
+        <w:tc>
+          <w:tcPr>
+            <w:tcW w:w="5465" w:type="dxa"/>
+            <w:tcBorders>
+              <w:top w:val="nil"/>
+              <w:left w:val="nil"/>
+              <w:bottom w:val="single" w:sz="4" w:space="0" w:color="auto"/>
+              <w:right w:val="single" w:sz="4" w:space="0" w:color="auto"/>
+            </w:tcBorders>
+            <w:vAlign w:val="bottom"/>
+            <w:hideMark/>
+          </w:tcPr>
+          <w:p>
+            <w:pPr>
+              <w:spacing w:after="0" w:line="240" w:lineRule="auto"/>
+              <w:jc w:val="left"/>
+              <w:rPr>
+                <w:rFonts w:ascii="Calibri" w:eastAsia="Times New Roman" w:hAnsi="Calibri" w:cs="Calibri"/>
+                <w:i/>
+                <w:iCs/>
+                <w:color w:val="000000"/>
+                <w:sz w:val="22"/>
+              </w:rPr>
+            </w:pPr>
+            <w:r>
+              <w:rPr>
+                <w:rFonts w:ascii="Calibri" w:eastAsia="Times New Roman" w:hAnsi="Calibri" w:cs="Calibri"/>
+                <w:i/>
+                <w:iCs/>
+                <w:color w:val="000000"/>
+                <w:sz w:val="22"/>
+              </w:rPr>
+              <w:t xml:space="preserve">(Jika </w:t>
+            </w:r>
+            <w:proofErr w:type="spellStart"/>
+            <w:r>
+              <w:rPr>
+                <w:rFonts w:ascii="Calibri" w:eastAsia="Times New Roman" w:hAnsi="Calibri" w:cs="Calibri"/>
+                <w:i/>
+                <w:iCs/>
+                <w:color w:val="000000"/>
+                <w:sz w:val="22"/>
+              </w:rPr>
+              <w:t>tidak</w:t>
+            </w:r>
+            <w:proofErr w:type="spellEnd"/>
+            <w:r>
+              <w:rPr>
+                <w:rFonts w:ascii="Calibri" w:eastAsia="Times New Roman" w:hAnsi="Calibri" w:cs="Calibri"/>
+                <w:i/>
+                <w:iCs/>
+                <w:color w:val="000000"/>
+                <w:sz w:val="22"/>
+              </w:rPr>
+              <w:t xml:space="preserve"> </w:t>
+            </w:r>
+            <w:proofErr w:type="spellStart"/>
+            <w:r>
+              <w:rPr>
+                <w:rFonts w:ascii="Calibri" w:eastAsia="Times New Roman" w:hAnsi="Calibri" w:cs="Calibri"/>
+                <w:i/>
+                <w:iCs/>
+                <w:color w:val="000000"/>
+                <w:sz w:val="22"/>
+              </w:rPr>
+              <w:t>terlambat</w:t>
+            </w:r>
+            <w:proofErr w:type="spellEnd"/>
+            <w:r>
+              <w:rPr>
+                <w:rFonts w:ascii="Calibri" w:eastAsia="Times New Roman" w:hAnsi="Calibri" w:cs="Calibri"/>
+                <w:i/>
+                <w:iCs/>
+                <w:color w:val="000000"/>
+                <w:sz w:val="22"/>
+              </w:rPr>
+              <w:t>)</w:t>
+            </w:r>
+            <w:r>
+              <w:rPr>
+                <w:rFonts w:ascii="Calibri" w:eastAsia="Times New Roman" w:hAnsi="Calibri" w:cs="Calibri"/>
+                <w:color w:val="000000"/>
+                <w:sz w:val="22"/>
+              </w:rPr>
+              <w:t xml:space="preserve"> </w:t>
+            </w:r>
+            <w:proofErr w:type="spellStart"/>
+            <w:r>
+              <w:rPr>
+                <w:rFonts w:ascii="Calibri" w:eastAsia="Times New Roman" w:hAnsi="Calibri" w:cs="Calibri"/>
+                <w:color w:val="000000"/>
+                <w:sz w:val="22"/>
+              </w:rPr>
+              <w:t>Memperbarui</w:t>
+            </w:r>
+            <w:proofErr w:type="spellEnd"/>
+            <w:r>
+              <w:rPr>
+                <w:rFonts w:ascii="Calibri" w:eastAsia="Times New Roman" w:hAnsi="Calibri" w:cs="Calibri"/>
+                <w:color w:val="000000"/>
+                <w:sz w:val="22"/>
+              </w:rPr>
+              <w:t xml:space="preserve"> status </w:t>
+            </w:r>
+            <w:proofErr w:type="spellStart"/>
+            <w:r>
+              <w:rPr>
+                <w:rFonts w:ascii="Calibri" w:eastAsia="Times New Roman" w:hAnsi="Calibri" w:cs="Calibri"/>
+                <w:color w:val="000000"/>
+                <w:sz w:val="22"/>
+              </w:rPr>
+              <w:t>transaksi</w:t>
+            </w:r>
+            <w:proofErr w:type="spellEnd"/>
+            <w:r>
+              <w:rPr>
+                <w:rFonts w:ascii="Calibri" w:eastAsia="Times New Roman" w:hAnsi="Calibri" w:cs="Calibri"/>
+                <w:color w:val="000000"/>
+                <w:sz w:val="22"/>
+              </w:rPr>
+              <w:t xml:space="preserve"> </w:t>
+            </w:r>
+            <w:proofErr w:type="spellStart"/>
+            <w:r>
+              <w:rPr>
+                <w:rFonts w:ascii="Calibri" w:eastAsia="Times New Roman" w:hAnsi="Calibri" w:cs="Calibri"/>
+                <w:color w:val="000000"/>
+                <w:sz w:val="22"/>
+              </w:rPr>
+              <w:t>menjadi</w:t>
+            </w:r>
+            <w:proofErr w:type="spellEnd"/>
+            <w:r>
+              <w:rPr>
+                <w:rFonts w:ascii="Calibri" w:eastAsia="Times New Roman" w:hAnsi="Calibri" w:cs="Calibri"/>
+                <w:color w:val="000000"/>
+                <w:sz w:val="22"/>
+              </w:rPr>
+              <w:t xml:space="preserve"> </w:t>
+            </w:r>
+            <w:proofErr w:type="spellStart"/>
+            <w:r>
+              <w:rPr>
+                <w:rFonts w:ascii="Calibri" w:eastAsia="Times New Roman" w:hAnsi="Calibri" w:cs="Calibri"/>
+                <w:color w:val="000000"/>
+                <w:sz w:val="22"/>
+              </w:rPr>
+              <w:t>selesai</w:t>
+            </w:r>
+            <w:proofErr w:type="spellEnd"/>
+          </w:p>
+        </w:tc>
+      </w:tr>
+      <w:tr>
+        <w:trPr>
+          <w:trHeight w:val="601"/>
+        </w:trPr>
+        <w:tc>
+          <w:tcPr>
+            <w:tcW w:w="3197" w:type="dxa"/>
+            <w:tcBorders>
+              <w:top w:val="nil"/>
+              <w:left w:val="single" w:sz="4" w:space="0" w:color="auto"/>
+              <w:bottom w:val="single" w:sz="4" w:space="0" w:color="auto"/>
+              <w:right w:val="single" w:sz="4" w:space="0" w:color="auto"/>
+            </w:tcBorders>
+            <w:vAlign w:val="bottom"/>
+            <w:hideMark/>
+          </w:tcPr>
+          <w:p>
+            <w:pPr>
+              <w:spacing w:after="0" w:line="240" w:lineRule="auto"/>
+              <w:jc w:val="left"/>
+              <w:rPr>
+                <w:rFonts w:ascii="Calibri" w:eastAsia="Times New Roman" w:hAnsi="Calibri" w:cs="Calibri"/>
+                <w:color w:val="000000"/>
+                <w:sz w:val="22"/>
+              </w:rPr>
+            </w:pPr>
+            <w:r>
+              <w:rPr>
+                <w:rFonts w:ascii="Calibri" w:eastAsia="Times New Roman" w:hAnsi="Calibri" w:cs="Calibri"/>
+                <w:color w:val="000000"/>
+                <w:sz w:val="22"/>
+              </w:rPr>
+              <w:t> </w:t>
+            </w:r>
+          </w:p>
+        </w:tc>
+        <w:tc>
+          <w:tcPr>
+            <w:tcW w:w="5465" w:type="dxa"/>
+            <w:tcBorders>
+              <w:top w:val="nil"/>
+              <w:left w:val="nil"/>
+              <w:bottom w:val="single" w:sz="4" w:space="0" w:color="auto"/>
+              <w:right w:val="single" w:sz="4" w:space="0" w:color="auto"/>
+            </w:tcBorders>
+            <w:vAlign w:val="bottom"/>
+            <w:hideMark/>
+          </w:tcPr>
+          <w:p>
+            <w:pPr>
+              <w:spacing w:after="0" w:line="240" w:lineRule="auto"/>
+              <w:jc w:val="left"/>
+              <w:rPr>
+                <w:rFonts w:ascii="Calibri" w:eastAsia="Times New Roman" w:hAnsi="Calibri" w:cs="Calibri"/>
+                <w:i/>
+                <w:iCs/>
+                <w:color w:val="000000"/>
+                <w:sz w:val="22"/>
+              </w:rPr>
+            </w:pPr>
+            <w:r>
+              <w:rPr>
+                <w:rFonts w:ascii="Calibri" w:eastAsia="Times New Roman" w:hAnsi="Calibri" w:cs="Calibri"/>
+                <w:i/>
+                <w:iCs/>
+                <w:color w:val="000000"/>
+                <w:sz w:val="22"/>
+              </w:rPr>
+              <w:t xml:space="preserve">(Jika </w:t>
+            </w:r>
+            <w:proofErr w:type="spellStart"/>
+            <w:r>
+              <w:rPr>
+                <w:rFonts w:ascii="Calibri" w:eastAsia="Times New Roman" w:hAnsi="Calibri" w:cs="Calibri"/>
+                <w:i/>
+                <w:iCs/>
+                <w:color w:val="000000"/>
+                <w:sz w:val="22"/>
+              </w:rPr>
+              <w:t>terlambat</w:t>
+            </w:r>
+            <w:proofErr w:type="spellEnd"/>
+            <w:r>
+              <w:rPr>
+                <w:rFonts w:ascii="Calibri" w:eastAsia="Times New Roman" w:hAnsi="Calibri" w:cs="Calibri"/>
+                <w:i/>
+                <w:iCs/>
+                <w:color w:val="000000"/>
+                <w:sz w:val="22"/>
+              </w:rPr>
+              <w:t>)</w:t>
+            </w:r>
+            <w:r>
+              <w:rPr>
+                <w:rFonts w:ascii="Calibri" w:eastAsia="Times New Roman" w:hAnsi="Calibri" w:cs="Calibri"/>
+                <w:color w:val="000000"/>
+                <w:sz w:val="22"/>
+              </w:rPr>
+              <w:t xml:space="preserve"> </w:t>
+            </w:r>
+            <w:proofErr w:type="spellStart"/>
+            <w:r>
+              <w:rPr>
+                <w:rFonts w:ascii="Calibri" w:eastAsia="Times New Roman" w:hAnsi="Calibri" w:cs="Calibri"/>
+                <w:color w:val="000000"/>
+                <w:sz w:val="22"/>
+              </w:rPr>
+              <w:t>Menampilkan</w:t>
+            </w:r>
+            <w:proofErr w:type="spellEnd"/>
+            <w:r>
+              <w:rPr>
+                <w:rFonts w:ascii="Calibri" w:eastAsia="Times New Roman" w:hAnsi="Calibri" w:cs="Calibri"/>
+                <w:color w:val="000000"/>
+                <w:sz w:val="22"/>
+              </w:rPr>
+              <w:t xml:space="preserve"> nominal </w:t>
+            </w:r>
+            <w:proofErr w:type="spellStart"/>
+            <w:r>
+              <w:rPr>
+                <w:rFonts w:ascii="Calibri" w:eastAsia="Times New Roman" w:hAnsi="Calibri" w:cs="Calibri"/>
+                <w:color w:val="000000"/>
+                <w:sz w:val="22"/>
+              </w:rPr>
+              <w:t>denda</w:t>
+            </w:r>
+            <w:proofErr w:type="spellEnd"/>
+          </w:p>
+        </w:tc>
+      </w:tr>
+      <w:tr>
+        <w:trPr>
+          <w:trHeight w:val="902"/>
+        </w:trPr>
+        <w:tc>
+          <w:tcPr>
+            <w:tcW w:w="3197" w:type="dxa"/>
+            <w:tcBorders>
+              <w:top w:val="nil"/>
+              <w:left w:val="single" w:sz="4" w:space="0" w:color="auto"/>
+              <w:bottom w:val="single" w:sz="4" w:space="0" w:color="auto"/>
+              <w:right w:val="single" w:sz="4" w:space="0" w:color="auto"/>
+            </w:tcBorders>
+            <w:vAlign w:val="bottom"/>
+            <w:hideMark/>
+          </w:tcPr>
+          <w:p>
+            <w:pPr>
+              <w:spacing w:after="0" w:line="240" w:lineRule="auto"/>
+              <w:jc w:val="left"/>
+              <w:rPr>
+                <w:rFonts w:ascii="Calibri" w:eastAsia="Times New Roman" w:hAnsi="Calibri" w:cs="Calibri"/>
+                <w:color w:val="000000"/>
+                <w:sz w:val="22"/>
+              </w:rPr>
+            </w:pPr>
+            <w:proofErr w:type="spellStart"/>
+            <w:r>
+              <w:rPr>
+                <w:rFonts w:ascii="Calibri" w:eastAsia="Times New Roman" w:hAnsi="Calibri" w:cs="Calibri"/>
+                <w:color w:val="000000"/>
+                <w:sz w:val="22"/>
+              </w:rPr>
+              <w:t>Memilih</w:t>
+            </w:r>
+            <w:proofErr w:type="spellEnd"/>
+            <w:r>
+              <w:rPr>
+                <w:rFonts w:ascii="Calibri" w:eastAsia="Times New Roman" w:hAnsi="Calibri" w:cs="Calibri"/>
+                <w:color w:val="000000"/>
+                <w:sz w:val="22"/>
+              </w:rPr>
+              <w:t xml:space="preserve"> </w:t>
+            </w:r>
+            <w:proofErr w:type="spellStart"/>
+            <w:r>
+              <w:rPr>
+                <w:rFonts w:ascii="Calibri" w:eastAsia="Times New Roman" w:hAnsi="Calibri" w:cs="Calibri"/>
+                <w:color w:val="000000"/>
+                <w:sz w:val="22"/>
+              </w:rPr>
+              <w:t>metode</w:t>
+            </w:r>
+            <w:proofErr w:type="spellEnd"/>
+            <w:r>
+              <w:rPr>
+                <w:rFonts w:ascii="Calibri" w:eastAsia="Times New Roman" w:hAnsi="Calibri" w:cs="Calibri"/>
+                <w:color w:val="000000"/>
+                <w:sz w:val="22"/>
+              </w:rPr>
+              <w:t xml:space="preserve"> </w:t>
+            </w:r>
+            <w:proofErr w:type="spellStart"/>
+            <w:r>
+              <w:rPr>
+                <w:rFonts w:ascii="Calibri" w:eastAsia="Times New Roman" w:hAnsi="Calibri" w:cs="Calibri"/>
+                <w:color w:val="000000"/>
+                <w:sz w:val="22"/>
+              </w:rPr>
+              <w:t>penyelesaian</w:t>
+            </w:r>
+            <w:proofErr w:type="spellEnd"/>
+            <w:r>
+              <w:rPr>
+                <w:rFonts w:ascii="Calibri" w:eastAsia="Times New Roman" w:hAnsi="Calibri" w:cs="Calibri"/>
+                <w:color w:val="000000"/>
+                <w:sz w:val="22"/>
+              </w:rPr>
+              <w:t xml:space="preserve"> (</w:t>
+            </w:r>
+            <w:proofErr w:type="spellStart"/>
+            <w:r>
+              <w:rPr>
+                <w:rFonts w:ascii="Calibri" w:eastAsia="Times New Roman" w:hAnsi="Calibri" w:cs="Calibri"/>
+                <w:color w:val="000000"/>
+                <w:sz w:val="22"/>
+              </w:rPr>
+              <w:t>bayar</w:t>
+            </w:r>
+            <w:proofErr w:type="spellEnd"/>
+            <w:r>
+              <w:rPr>
+                <w:rFonts w:ascii="Calibri" w:eastAsia="Times New Roman" w:hAnsi="Calibri" w:cs="Calibri"/>
+                <w:color w:val="000000"/>
+                <w:sz w:val="22"/>
+              </w:rPr>
+              <w:t xml:space="preserve"> online, </w:t>
+            </w:r>
+            <w:proofErr w:type="spellStart"/>
+            <w:r>
+              <w:rPr>
+                <w:rFonts w:ascii="Calibri" w:eastAsia="Times New Roman" w:hAnsi="Calibri" w:cs="Calibri"/>
+                <w:color w:val="000000"/>
+                <w:sz w:val="22"/>
+              </w:rPr>
+              <w:t>bayar</w:t>
+            </w:r>
+            <w:proofErr w:type="spellEnd"/>
+            <w:r>
+              <w:rPr>
+                <w:rFonts w:ascii="Calibri" w:eastAsia="Times New Roman" w:hAnsi="Calibri" w:cs="Calibri"/>
+                <w:color w:val="000000"/>
+                <w:sz w:val="22"/>
+              </w:rPr>
+              <w:t xml:space="preserve"> </w:t>
+            </w:r>
+            <w:proofErr w:type="spellStart"/>
+            <w:r>
+              <w:rPr>
+                <w:rFonts w:ascii="Calibri" w:eastAsia="Times New Roman" w:hAnsi="Calibri" w:cs="Calibri"/>
+                <w:color w:val="000000"/>
+                <w:sz w:val="22"/>
+              </w:rPr>
+              <w:t>tunai</w:t>
+            </w:r>
+            <w:proofErr w:type="spellEnd"/>
+            <w:r>
+              <w:rPr>
+                <w:rFonts w:ascii="Calibri" w:eastAsia="Times New Roman" w:hAnsi="Calibri" w:cs="Calibri"/>
+                <w:color w:val="000000"/>
+                <w:sz w:val="22"/>
+              </w:rPr>
+              <w:t xml:space="preserve">, </w:t>
+            </w:r>
+            <w:proofErr w:type="spellStart"/>
+            <w:r>
+              <w:rPr>
+                <w:rFonts w:ascii="Calibri" w:eastAsia="Times New Roman" w:hAnsi="Calibri" w:cs="Calibri"/>
+                <w:color w:val="000000"/>
+                <w:sz w:val="22"/>
+              </w:rPr>
+              <w:t>atau</w:t>
+            </w:r>
+            <w:proofErr w:type="spellEnd"/>
+            <w:r>
+              <w:rPr>
+                <w:rFonts w:ascii="Calibri" w:eastAsia="Times New Roman" w:hAnsi="Calibri" w:cs="Calibri"/>
+                <w:color w:val="000000"/>
+                <w:sz w:val="22"/>
+              </w:rPr>
+              <w:t xml:space="preserve"> </w:t>
+            </w:r>
+            <w:proofErr w:type="spellStart"/>
+            <w:r>
+              <w:rPr>
+                <w:rFonts w:ascii="Calibri" w:eastAsia="Times New Roman" w:hAnsi="Calibri" w:cs="Calibri"/>
+                <w:color w:val="000000"/>
+                <w:sz w:val="22"/>
+              </w:rPr>
+              <w:t>pengajuan</w:t>
+            </w:r>
+            <w:proofErr w:type="spellEnd"/>
+            <w:r>
+              <w:rPr>
+                <w:rFonts w:ascii="Calibri" w:eastAsia="Times New Roman" w:hAnsi="Calibri" w:cs="Calibri"/>
+                <w:color w:val="000000"/>
+                <w:sz w:val="22"/>
+              </w:rPr>
+              <w:t xml:space="preserve"> </w:t>
+            </w:r>
+            <w:proofErr w:type="spellStart"/>
+            <w:r>
+              <w:rPr>
+                <w:rFonts w:ascii="Calibri" w:eastAsia="Times New Roman" w:hAnsi="Calibri" w:cs="Calibri"/>
+                <w:color w:val="000000"/>
+                <w:sz w:val="22"/>
+              </w:rPr>
+              <w:t>keringanan</w:t>
+            </w:r>
+            <w:proofErr w:type="spellEnd"/>
+            <w:r>
+              <w:rPr>
+                <w:rFonts w:ascii="Calibri" w:eastAsia="Times New Roman" w:hAnsi="Calibri" w:cs="Calibri"/>
+                <w:color w:val="000000"/>
+                <w:sz w:val="22"/>
+              </w:rPr>
+              <w:t>)</w:t>
+            </w:r>
+          </w:p>
+        </w:tc>
+        <w:tc>
+          <w:tcPr>
+            <w:tcW w:w="5465" w:type="dxa"/>
+            <w:tcBorders>
+              <w:top w:val="nil"/>
+              <w:left w:val="nil"/>
+              <w:bottom w:val="single" w:sz="4" w:space="0" w:color="auto"/>
+              <w:right w:val="single" w:sz="4" w:space="0" w:color="auto"/>
+            </w:tcBorders>
+            <w:vAlign w:val="bottom"/>
+            <w:hideMark/>
+          </w:tcPr>
+          <w:p>
+            <w:pPr>
+              <w:spacing w:after="0" w:line="240" w:lineRule="auto"/>
+              <w:jc w:val="left"/>
+              <w:rPr>
+                <w:rFonts w:ascii="Calibri" w:eastAsia="Times New Roman" w:hAnsi="Calibri" w:cs="Calibri"/>
+                <w:color w:val="000000"/>
+                <w:sz w:val="22"/>
+              </w:rPr>
+            </w:pPr>
+            <w:r>
+              <w:rPr>
+                <w:rFonts w:ascii="Calibri" w:eastAsia="Times New Roman" w:hAnsi="Calibri" w:cs="Calibri"/>
+                <w:color w:val="000000"/>
+                <w:sz w:val="22"/>
+              </w:rPr>
+              <w:t> </w:t>
+            </w:r>
+          </w:p>
+        </w:tc>
+      </w:tr>
+      <w:tr>
+        <w:trPr>
+          <w:trHeight w:val="601"/>
+        </w:trPr>
+        <w:tc>
+          <w:tcPr>
+            <w:tcW w:w="3197" w:type="dxa"/>
+            <w:tcBorders>
+              <w:top w:val="nil"/>
+              <w:left w:val="single" w:sz="4" w:space="0" w:color="auto"/>
+              <w:bottom w:val="single" w:sz="4" w:space="0" w:color="auto"/>
+              <w:right w:val="single" w:sz="4" w:space="0" w:color="auto"/>
+            </w:tcBorders>
+            <w:vAlign w:val="bottom"/>
+            <w:hideMark/>
+          </w:tcPr>
+          <w:p>
+            <w:pPr>
+              <w:spacing w:after="0" w:line="240" w:lineRule="auto"/>
+              <w:jc w:val="left"/>
+              <w:rPr>
+                <w:rFonts w:ascii="Calibri" w:eastAsia="Times New Roman" w:hAnsi="Calibri" w:cs="Calibri"/>
+                <w:color w:val="000000"/>
+                <w:sz w:val="22"/>
+              </w:rPr>
+            </w:pPr>
+            <w:r>
+              <w:rPr>
+                <w:rFonts w:ascii="Calibri" w:eastAsia="Times New Roman" w:hAnsi="Calibri" w:cs="Calibri"/>
+                <w:color w:val="000000"/>
+                <w:sz w:val="22"/>
+              </w:rPr>
+              <w:t> </w:t>
+            </w:r>
+          </w:p>
+        </w:tc>
+        <w:tc>
+          <w:tcPr>
+            <w:tcW w:w="5465" w:type="dxa"/>
+            <w:tcBorders>
+              <w:top w:val="nil"/>
+              <w:left w:val="nil"/>
+              <w:bottom w:val="single" w:sz="4" w:space="0" w:color="auto"/>
+              <w:right w:val="single" w:sz="4" w:space="0" w:color="auto"/>
+            </w:tcBorders>
+            <w:vAlign w:val="bottom"/>
+            <w:hideMark/>
+          </w:tcPr>
+          <w:p>
+            <w:pPr>
+              <w:spacing w:after="0" w:line="240" w:lineRule="auto"/>
+              <w:jc w:val="left"/>
+              <w:rPr>
+                <w:rFonts w:ascii="Calibri" w:eastAsia="Times New Roman" w:hAnsi="Calibri" w:cs="Calibri"/>
+                <w:color w:val="000000"/>
+                <w:sz w:val="22"/>
+              </w:rPr>
+            </w:pPr>
+            <w:proofErr w:type="spellStart"/>
+            <w:r>
+              <w:rPr>
+                <w:rFonts w:ascii="Calibri" w:eastAsia="Times New Roman" w:hAnsi="Calibri" w:cs="Calibri"/>
+                <w:color w:val="000000"/>
+                <w:sz w:val="22"/>
+              </w:rPr>
+              <w:t>Memproses</w:t>
+            </w:r>
+            <w:proofErr w:type="spellEnd"/>
+            <w:r>
+              <w:rPr>
+                <w:rFonts w:ascii="Calibri" w:eastAsia="Times New Roman" w:hAnsi="Calibri" w:cs="Calibri"/>
+                <w:color w:val="000000"/>
+                <w:sz w:val="22"/>
+              </w:rPr>
+              <w:t xml:space="preserve"> </w:t>
+            </w:r>
+            <w:proofErr w:type="spellStart"/>
+            <w:r>
+              <w:rPr>
+                <w:rFonts w:ascii="Calibri" w:eastAsia="Times New Roman" w:hAnsi="Calibri" w:cs="Calibri"/>
+                <w:color w:val="000000"/>
+                <w:sz w:val="22"/>
+              </w:rPr>
+              <w:t>metode</w:t>
+            </w:r>
+            <w:proofErr w:type="spellEnd"/>
+            <w:r>
+              <w:rPr>
+                <w:rFonts w:ascii="Calibri" w:eastAsia="Times New Roman" w:hAnsi="Calibri" w:cs="Calibri"/>
+                <w:color w:val="000000"/>
+                <w:sz w:val="22"/>
+              </w:rPr>
+              <w:t xml:space="preserve"> yang </w:t>
+            </w:r>
+            <w:proofErr w:type="spellStart"/>
+            <w:r>
+              <w:rPr>
+                <w:rFonts w:ascii="Calibri" w:eastAsia="Times New Roman" w:hAnsi="Calibri" w:cs="Calibri"/>
+                <w:color w:val="000000"/>
+                <w:sz w:val="22"/>
+              </w:rPr>
+              <w:t>dipilih</w:t>
+            </w:r>
+            <w:proofErr w:type="spellEnd"/>
+            <w:r>
+              <w:rPr>
+                <w:rFonts w:ascii="Calibri" w:eastAsia="Times New Roman" w:hAnsi="Calibri" w:cs="Calibri"/>
+                <w:color w:val="000000"/>
+                <w:sz w:val="22"/>
+              </w:rPr>
+              <w:t xml:space="preserve"> dan </w:t>
+            </w:r>
+            <w:proofErr w:type="spellStart"/>
+            <w:r>
+              <w:rPr>
+                <w:rFonts w:ascii="Calibri" w:eastAsia="Times New Roman" w:hAnsi="Calibri" w:cs="Calibri"/>
+                <w:color w:val="000000"/>
+                <w:sz w:val="22"/>
+              </w:rPr>
+              <w:t>memperbarui</w:t>
+            </w:r>
+            <w:proofErr w:type="spellEnd"/>
+            <w:r>
+              <w:rPr>
+                <w:rFonts w:ascii="Calibri" w:eastAsia="Times New Roman" w:hAnsi="Calibri" w:cs="Calibri"/>
+                <w:color w:val="000000"/>
+                <w:sz w:val="22"/>
+              </w:rPr>
+              <w:t xml:space="preserve"> status </w:t>
+            </w:r>
+            <w:proofErr w:type="spellStart"/>
+            <w:r>
+              <w:rPr>
+                <w:rFonts w:ascii="Calibri" w:eastAsia="Times New Roman" w:hAnsi="Calibri" w:cs="Calibri"/>
+                <w:color w:val="000000"/>
+                <w:sz w:val="22"/>
+              </w:rPr>
+              <w:t>transaksi</w:t>
+            </w:r>
+            <w:proofErr w:type="spellEnd"/>
+          </w:p>
+        </w:tc>
+      </w:tr>
+      <w:tr>
+        <w:trPr>
+          <w:trHeight w:val="601"/>
+        </w:trPr>
+        <w:tc>
+          <w:tcPr>
+            <w:tcW w:w="3197" w:type="dxa"/>
+            <w:tcBorders>
+              <w:top w:val="nil"/>
+              <w:left w:val="single" w:sz="4" w:space="0" w:color="auto"/>
+              <w:bottom w:val="single" w:sz="4" w:space="0" w:color="auto"/>
+              <w:right w:val="single" w:sz="4" w:space="0" w:color="auto"/>
+            </w:tcBorders>
+            <w:vAlign w:val="bottom"/>
+            <w:hideMark/>
+          </w:tcPr>
+          <w:p>
+            <w:pPr>
+              <w:spacing w:after="0" w:line="240" w:lineRule="auto"/>
+              <w:jc w:val="left"/>
+              <w:rPr>
+                <w:rFonts w:ascii="Calibri" w:eastAsia="Times New Roman" w:hAnsi="Calibri" w:cs="Calibri"/>
+                <w:color w:val="000000"/>
+                <w:sz w:val="22"/>
+              </w:rPr>
+            </w:pPr>
+            <w:proofErr w:type="spellStart"/>
+            <w:r>
+              <w:rPr>
+                <w:rFonts w:ascii="Calibri" w:eastAsia="Times New Roman" w:hAnsi="Calibri" w:cs="Calibri"/>
+                <w:color w:val="000000"/>
+                <w:sz w:val="22"/>
+              </w:rPr>
+              <w:t>Menerima</w:t>
+            </w:r>
+            <w:proofErr w:type="spellEnd"/>
+            <w:r>
+              <w:rPr>
+                <w:rFonts w:ascii="Calibri" w:eastAsia="Times New Roman" w:hAnsi="Calibri" w:cs="Calibri"/>
+                <w:color w:val="000000"/>
+                <w:sz w:val="22"/>
+              </w:rPr>
+              <w:t xml:space="preserve"> </w:t>
+            </w:r>
+            <w:proofErr w:type="spellStart"/>
+            <w:r>
+              <w:rPr>
+                <w:rFonts w:ascii="Calibri" w:eastAsia="Times New Roman" w:hAnsi="Calibri" w:cs="Calibri"/>
+                <w:color w:val="000000"/>
+                <w:sz w:val="22"/>
+              </w:rPr>
+              <w:t>konfirmasi</w:t>
+            </w:r>
+            <w:proofErr w:type="spellEnd"/>
+            <w:r>
+              <w:rPr>
+                <w:rFonts w:ascii="Calibri" w:eastAsia="Times New Roman" w:hAnsi="Calibri" w:cs="Calibri"/>
+                <w:color w:val="000000"/>
+                <w:sz w:val="22"/>
+              </w:rPr>
+              <w:t xml:space="preserve"> </w:t>
+            </w:r>
+            <w:proofErr w:type="spellStart"/>
+            <w:r>
+              <w:rPr>
+                <w:rFonts w:ascii="Calibri" w:eastAsia="Times New Roman" w:hAnsi="Calibri" w:cs="Calibri"/>
+                <w:color w:val="000000"/>
+                <w:sz w:val="22"/>
+              </w:rPr>
+              <w:t>penyelesaian</w:t>
+            </w:r>
+            <w:proofErr w:type="spellEnd"/>
+          </w:p>
+        </w:tc>
+        <w:tc>
+          <w:tcPr>
+            <w:tcW w:w="5465" w:type="dxa"/>
+            <w:tcBorders>
+              <w:top w:val="nil"/>
+              <w:left w:val="nil"/>
+              <w:bottom w:val="single" w:sz="4" w:space="0" w:color="auto"/>
+              <w:right w:val="single" w:sz="4" w:space="0" w:color="auto"/>
+            </w:tcBorders>
+            <w:vAlign w:val="bottom"/>
+            <w:hideMark/>
+          </w:tcPr>
+          <w:p>
+            <w:pPr>
+              <w:spacing w:after="0" w:line="240" w:lineRule="auto"/>
+              <w:jc w:val="left"/>
+              <w:rPr>
+                <w:rFonts w:ascii="Calibri" w:eastAsia="Times New Roman" w:hAnsi="Calibri" w:cs="Calibri"/>
+                <w:color w:val="000000"/>
+                <w:sz w:val="22"/>
+              </w:rPr>
+            </w:pPr>
+            <w:r>
+              <w:rPr>
+                <w:rFonts w:ascii="Calibri" w:eastAsia="Times New Roman" w:hAnsi="Calibri" w:cs="Calibri"/>
+                <w:color w:val="000000"/>
+                <w:sz w:val="22"/>
+              </w:rPr>
+              <w:t> </w:t>
+            </w:r>
+          </w:p>
+        </w:tc>
+      </w:tr>
+    </w:tbl>
     <w:p>
       <w:pPr>
         <w:pStyle w:val="ListParagraph"/>
@@ -16378,7 +18488,6 @@
         </w:numPr>
       </w:pPr>
       <w:r>
-        <w:lastRenderedPageBreak/>
         <w:t xml:space="preserve">Activity Diagram </w:t>
       </w:r>
       <w:proofErr w:type="spellStart"/>
@@ -16400,61 +18509,1023 @@
         <w:pStyle w:val="NormalWeb"/>
         <w:jc w:val="center"/>
       </w:pPr>
-      <w:r>
-        <w:rPr>
-          <w:noProof/>
-        </w:rPr>
-        <w:drawing>
-          <wp:inline distT="0" distB="0" distL="0" distR="0" wp14:anchorId="6358F65D" wp14:editId="600E0E58">
-            <wp:extent cx="5724737" cy="7208520"/>
-            <wp:effectExtent l="0" t="0" r="9525" b="0"/>
-            <wp:docPr id="425911363" name="Picture 3"/>
-            <wp:cNvGraphicFramePr>
-              <a:graphicFrameLocks xmlns:a="http://schemas.openxmlformats.org/drawingml/2006/main" noChangeAspect="1"/>
-            </wp:cNvGraphicFramePr>
-            <a:graphic xmlns:a="http://schemas.openxmlformats.org/drawingml/2006/main">
-              <a:graphicData uri="http://schemas.openxmlformats.org/drawingml/2006/picture">
-                <pic:pic xmlns:pic="http://schemas.openxmlformats.org/drawingml/2006/picture">
-                  <pic:nvPicPr>
-                    <pic:cNvPr id="0" name="Picture 8"/>
-                    <pic:cNvPicPr>
-                      <a:picLocks noChangeAspect="1" noChangeArrowheads="1"/>
-                    </pic:cNvPicPr>
-                  </pic:nvPicPr>
-                  <pic:blipFill>
-                    <a:blip r:embed="rId13" cstate="print">
-                      <a:extLst>
-                        <a:ext uri="{28A0092B-C50C-407E-A947-70E740481C1C}">
-                          <a14:useLocalDpi xmlns:a14="http://schemas.microsoft.com/office/drawing/2010/main" val="0"/>
-                        </a:ext>
-                      </a:extLst>
-                    </a:blip>
-                    <a:srcRect/>
-                    <a:stretch>
-                      <a:fillRect/>
-                    </a:stretch>
-                  </pic:blipFill>
-                  <pic:spPr bwMode="auto">
-                    <a:xfrm>
-                      <a:off x="0" y="0"/>
-                      <a:ext cx="5738234" cy="7225516"/>
-                    </a:xfrm>
-                    <a:prstGeom prst="rect">
-                      <a:avLst/>
-                    </a:prstGeom>
-                    <a:noFill/>
-                    <a:ln>
-                      <a:noFill/>
-                    </a:ln>
-                  </pic:spPr>
-                </pic:pic>
-              </a:graphicData>
-            </a:graphic>
-          </wp:inline>
-        </w:drawing>
-      </w:r>
     </w:p>
     <w:p/>
+    <w:p/>
+    <w:p/>
+    <w:p/>
+    <w:p/>
+    <w:p/>
+    <w:p/>
+    <w:p/>
+    <w:p>
+      <w:pPr>
+        <w:jc w:val="left"/>
+      </w:pPr>
+      <w:r>
+        <w:br w:type="page"/>
+      </w:r>
+    </w:p>
+    <w:tbl>
+      <w:tblPr>
+        <w:tblpPr w:leftFromText="180" w:rightFromText="180" w:vertAnchor="text" w:horzAnchor="margin" w:tblpXSpec="center" w:tblpY="383"/>
+        <w:tblW w:w="7800" w:type="dxa"/>
+        <w:tblLook w:val="04A0" w:firstRow="1" w:lastRow="0" w:firstColumn="1" w:lastColumn="0" w:noHBand="0" w:noVBand="1"/>
+      </w:tblPr>
+      <w:tblGrid>
+        <w:gridCol w:w="4640"/>
+        <w:gridCol w:w="3160"/>
+      </w:tblGrid>
+      <w:tr>
+        <w:trPr>
+          <w:trHeight w:val="288"/>
+        </w:trPr>
+        <w:tc>
+          <w:tcPr>
+            <w:tcW w:w="4640" w:type="dxa"/>
+            <w:tcBorders>
+              <w:top w:val="single" w:sz="4" w:space="0" w:color="auto"/>
+              <w:left w:val="single" w:sz="4" w:space="0" w:color="auto"/>
+              <w:bottom w:val="single" w:sz="4" w:space="0" w:color="auto"/>
+              <w:right w:val="single" w:sz="4" w:space="0" w:color="auto"/>
+            </w:tcBorders>
+            <w:shd w:val="clear" w:color="000000" w:fill="FFFF00"/>
+            <w:vAlign w:val="bottom"/>
+            <w:hideMark/>
+          </w:tcPr>
+          <w:p>
+            <w:pPr>
+              <w:spacing w:after="0" w:line="240" w:lineRule="auto"/>
+              <w:jc w:val="left"/>
+              <w:rPr>
+                <w:rFonts w:ascii="Calibri" w:eastAsia="Times New Roman" w:hAnsi="Calibri" w:cs="Calibri"/>
+                <w:color w:val="000000"/>
+                <w:sz w:val="22"/>
+              </w:rPr>
+            </w:pPr>
+            <w:r>
+              <w:rPr>
+                <w:rFonts w:ascii="Calibri" w:eastAsia="Times New Roman" w:hAnsi="Calibri" w:cs="Calibri"/>
+                <w:color w:val="000000"/>
+                <w:sz w:val="22"/>
+              </w:rPr>
+              <w:lastRenderedPageBreak/>
+              <w:t>User</w:t>
+            </w:r>
+          </w:p>
+        </w:tc>
+        <w:tc>
+          <w:tcPr>
+            <w:tcW w:w="3160" w:type="dxa"/>
+            <w:tcBorders>
+              <w:top w:val="single" w:sz="4" w:space="0" w:color="auto"/>
+              <w:left w:val="nil"/>
+              <w:bottom w:val="single" w:sz="4" w:space="0" w:color="auto"/>
+              <w:right w:val="single" w:sz="4" w:space="0" w:color="auto"/>
+            </w:tcBorders>
+            <w:shd w:val="clear" w:color="000000" w:fill="FFFF00"/>
+            <w:vAlign w:val="bottom"/>
+            <w:hideMark/>
+          </w:tcPr>
+          <w:p>
+            <w:pPr>
+              <w:spacing w:after="0" w:line="240" w:lineRule="auto"/>
+              <w:jc w:val="left"/>
+              <w:rPr>
+                <w:rFonts w:ascii="Calibri" w:eastAsia="Times New Roman" w:hAnsi="Calibri" w:cs="Calibri"/>
+                <w:color w:val="000000"/>
+                <w:sz w:val="22"/>
+              </w:rPr>
+            </w:pPr>
+            <w:proofErr w:type="spellStart"/>
+            <w:r>
+              <w:rPr>
+                <w:rFonts w:ascii="Calibri" w:eastAsia="Times New Roman" w:hAnsi="Calibri" w:cs="Calibri"/>
+                <w:color w:val="000000"/>
+                <w:sz w:val="22"/>
+              </w:rPr>
+              <w:t>Sistem</w:t>
+            </w:r>
+            <w:proofErr w:type="spellEnd"/>
+          </w:p>
+        </w:tc>
+      </w:tr>
+      <w:tr>
+        <w:trPr>
+          <w:trHeight w:val="288"/>
+        </w:trPr>
+        <w:tc>
+          <w:tcPr>
+            <w:tcW w:w="4640" w:type="dxa"/>
+            <w:tcBorders>
+              <w:top w:val="nil"/>
+              <w:left w:val="single" w:sz="4" w:space="0" w:color="auto"/>
+              <w:bottom w:val="single" w:sz="4" w:space="0" w:color="auto"/>
+              <w:right w:val="single" w:sz="4" w:space="0" w:color="auto"/>
+            </w:tcBorders>
+            <w:vAlign w:val="bottom"/>
+            <w:hideMark/>
+          </w:tcPr>
+          <w:p>
+            <w:pPr>
+              <w:spacing w:after="0" w:line="240" w:lineRule="auto"/>
+              <w:jc w:val="left"/>
+              <w:rPr>
+                <w:rFonts w:ascii="Calibri" w:eastAsia="Times New Roman" w:hAnsi="Calibri" w:cs="Calibri"/>
+                <w:color w:val="000000"/>
+                <w:sz w:val="22"/>
+              </w:rPr>
+            </w:pPr>
+            <w:proofErr w:type="spellStart"/>
+            <w:r>
+              <w:rPr>
+                <w:rFonts w:ascii="Calibri" w:eastAsia="Times New Roman" w:hAnsi="Calibri" w:cs="Calibri"/>
+                <w:color w:val="000000"/>
+                <w:sz w:val="22"/>
+              </w:rPr>
+              <w:t>Mengunggah</w:t>
+            </w:r>
+            <w:proofErr w:type="spellEnd"/>
+            <w:r>
+              <w:rPr>
+                <w:rFonts w:ascii="Calibri" w:eastAsia="Times New Roman" w:hAnsi="Calibri" w:cs="Calibri"/>
+                <w:color w:val="000000"/>
+                <w:sz w:val="22"/>
+              </w:rPr>
+              <w:t xml:space="preserve"> </w:t>
+            </w:r>
+            <w:proofErr w:type="spellStart"/>
+            <w:r>
+              <w:rPr>
+                <w:rFonts w:ascii="Calibri" w:eastAsia="Times New Roman" w:hAnsi="Calibri" w:cs="Calibri"/>
+                <w:color w:val="000000"/>
+                <w:sz w:val="22"/>
+              </w:rPr>
+              <w:t>berkas</w:t>
+            </w:r>
+            <w:proofErr w:type="spellEnd"/>
+            <w:r>
+              <w:rPr>
+                <w:rFonts w:ascii="Calibri" w:eastAsia="Times New Roman" w:hAnsi="Calibri" w:cs="Calibri"/>
+                <w:color w:val="000000"/>
+                <w:sz w:val="22"/>
+              </w:rPr>
+              <w:t xml:space="preserve"> paper </w:t>
+            </w:r>
+            <w:proofErr w:type="spellStart"/>
+            <w:r>
+              <w:rPr>
+                <w:rFonts w:ascii="Calibri" w:eastAsia="Times New Roman" w:hAnsi="Calibri" w:cs="Calibri"/>
+                <w:color w:val="000000"/>
+                <w:sz w:val="22"/>
+              </w:rPr>
+              <w:t>beserta</w:t>
+            </w:r>
+            <w:proofErr w:type="spellEnd"/>
+            <w:r>
+              <w:rPr>
+                <w:rFonts w:ascii="Calibri" w:eastAsia="Times New Roman" w:hAnsi="Calibri" w:cs="Calibri"/>
+                <w:color w:val="000000"/>
+                <w:sz w:val="22"/>
+              </w:rPr>
+              <w:t xml:space="preserve"> data </w:t>
+            </w:r>
+            <w:proofErr w:type="spellStart"/>
+            <w:r>
+              <w:rPr>
+                <w:rFonts w:ascii="Calibri" w:eastAsia="Times New Roman" w:hAnsi="Calibri" w:cs="Calibri"/>
+                <w:color w:val="000000"/>
+                <w:sz w:val="22"/>
+              </w:rPr>
+              <w:t>pendukung</w:t>
+            </w:r>
+            <w:proofErr w:type="spellEnd"/>
+          </w:p>
+        </w:tc>
+        <w:tc>
+          <w:tcPr>
+            <w:tcW w:w="3160" w:type="dxa"/>
+            <w:tcBorders>
+              <w:top w:val="nil"/>
+              <w:left w:val="nil"/>
+              <w:bottom w:val="single" w:sz="4" w:space="0" w:color="auto"/>
+              <w:right w:val="single" w:sz="4" w:space="0" w:color="auto"/>
+            </w:tcBorders>
+            <w:vAlign w:val="bottom"/>
+            <w:hideMark/>
+          </w:tcPr>
+          <w:p>
+            <w:pPr>
+              <w:spacing w:after="0" w:line="240" w:lineRule="auto"/>
+              <w:jc w:val="left"/>
+              <w:rPr>
+                <w:rFonts w:ascii="Calibri" w:eastAsia="Times New Roman" w:hAnsi="Calibri" w:cs="Calibri"/>
+                <w:color w:val="000000"/>
+                <w:sz w:val="22"/>
+              </w:rPr>
+            </w:pPr>
+            <w:r>
+              <w:rPr>
+                <w:rFonts w:ascii="Calibri" w:eastAsia="Times New Roman" w:hAnsi="Calibri" w:cs="Calibri"/>
+                <w:color w:val="000000"/>
+                <w:sz w:val="22"/>
+              </w:rPr>
+              <w:t> </w:t>
+            </w:r>
+          </w:p>
+        </w:tc>
+      </w:tr>
+      <w:tr>
+        <w:trPr>
+          <w:trHeight w:val="288"/>
+        </w:trPr>
+        <w:tc>
+          <w:tcPr>
+            <w:tcW w:w="4640" w:type="dxa"/>
+            <w:tcBorders>
+              <w:top w:val="nil"/>
+              <w:left w:val="single" w:sz="4" w:space="0" w:color="auto"/>
+              <w:bottom w:val="single" w:sz="4" w:space="0" w:color="auto"/>
+              <w:right w:val="single" w:sz="4" w:space="0" w:color="auto"/>
+            </w:tcBorders>
+            <w:vAlign w:val="bottom"/>
+            <w:hideMark/>
+          </w:tcPr>
+          <w:p>
+            <w:pPr>
+              <w:spacing w:after="0" w:line="240" w:lineRule="auto"/>
+              <w:jc w:val="left"/>
+              <w:rPr>
+                <w:rFonts w:ascii="Calibri" w:eastAsia="Times New Roman" w:hAnsi="Calibri" w:cs="Calibri"/>
+                <w:color w:val="000000"/>
+                <w:sz w:val="22"/>
+              </w:rPr>
+            </w:pPr>
+            <w:r>
+              <w:rPr>
+                <w:rFonts w:ascii="Calibri" w:eastAsia="Times New Roman" w:hAnsi="Calibri" w:cs="Calibri"/>
+                <w:color w:val="000000"/>
+                <w:sz w:val="22"/>
+              </w:rPr>
+              <w:t> </w:t>
+            </w:r>
+          </w:p>
+        </w:tc>
+        <w:tc>
+          <w:tcPr>
+            <w:tcW w:w="3160" w:type="dxa"/>
+            <w:tcBorders>
+              <w:top w:val="nil"/>
+              <w:left w:val="nil"/>
+              <w:bottom w:val="single" w:sz="4" w:space="0" w:color="auto"/>
+              <w:right w:val="single" w:sz="4" w:space="0" w:color="auto"/>
+            </w:tcBorders>
+            <w:vAlign w:val="bottom"/>
+            <w:hideMark/>
+          </w:tcPr>
+          <w:p>
+            <w:pPr>
+              <w:spacing w:after="0" w:line="240" w:lineRule="auto"/>
+              <w:jc w:val="left"/>
+              <w:rPr>
+                <w:rFonts w:ascii="Calibri" w:eastAsia="Times New Roman" w:hAnsi="Calibri" w:cs="Calibri"/>
+                <w:color w:val="000000"/>
+                <w:sz w:val="22"/>
+              </w:rPr>
+            </w:pPr>
+            <w:proofErr w:type="spellStart"/>
+            <w:r>
+              <w:rPr>
+                <w:rFonts w:ascii="Calibri" w:eastAsia="Times New Roman" w:hAnsi="Calibri" w:cs="Calibri"/>
+                <w:color w:val="000000"/>
+                <w:sz w:val="22"/>
+              </w:rPr>
+              <w:t>Memvalidasi</w:t>
+            </w:r>
+            <w:proofErr w:type="spellEnd"/>
+            <w:r>
+              <w:rPr>
+                <w:rFonts w:ascii="Calibri" w:eastAsia="Times New Roman" w:hAnsi="Calibri" w:cs="Calibri"/>
+                <w:color w:val="000000"/>
+                <w:sz w:val="22"/>
+              </w:rPr>
+              <w:t xml:space="preserve"> </w:t>
+            </w:r>
+            <w:proofErr w:type="spellStart"/>
+            <w:r>
+              <w:rPr>
+                <w:rFonts w:ascii="Calibri" w:eastAsia="Times New Roman" w:hAnsi="Calibri" w:cs="Calibri"/>
+                <w:color w:val="000000"/>
+                <w:sz w:val="22"/>
+              </w:rPr>
+              <w:t>berkas</w:t>
+            </w:r>
+            <w:proofErr w:type="spellEnd"/>
+            <w:r>
+              <w:rPr>
+                <w:rFonts w:ascii="Calibri" w:eastAsia="Times New Roman" w:hAnsi="Calibri" w:cs="Calibri"/>
+                <w:color w:val="000000"/>
+                <w:sz w:val="22"/>
+              </w:rPr>
+              <w:t xml:space="preserve"> yang </w:t>
+            </w:r>
+            <w:proofErr w:type="spellStart"/>
+            <w:r>
+              <w:rPr>
+                <w:rFonts w:ascii="Calibri" w:eastAsia="Times New Roman" w:hAnsi="Calibri" w:cs="Calibri"/>
+                <w:color w:val="000000"/>
+                <w:sz w:val="22"/>
+              </w:rPr>
+              <w:t>diunggah</w:t>
+            </w:r>
+            <w:proofErr w:type="spellEnd"/>
+          </w:p>
+        </w:tc>
+      </w:tr>
+      <w:tr>
+        <w:trPr>
+          <w:trHeight w:val="576"/>
+        </w:trPr>
+        <w:tc>
+          <w:tcPr>
+            <w:tcW w:w="4640" w:type="dxa"/>
+            <w:tcBorders>
+              <w:top w:val="nil"/>
+              <w:left w:val="single" w:sz="4" w:space="0" w:color="auto"/>
+              <w:bottom w:val="single" w:sz="4" w:space="0" w:color="auto"/>
+              <w:right w:val="single" w:sz="4" w:space="0" w:color="auto"/>
+            </w:tcBorders>
+            <w:vAlign w:val="bottom"/>
+            <w:hideMark/>
+          </w:tcPr>
+          <w:p>
+            <w:pPr>
+              <w:spacing w:after="0" w:line="240" w:lineRule="auto"/>
+              <w:jc w:val="left"/>
+              <w:rPr>
+                <w:rFonts w:ascii="Calibri" w:eastAsia="Times New Roman" w:hAnsi="Calibri" w:cs="Calibri"/>
+                <w:color w:val="000000"/>
+                <w:sz w:val="22"/>
+              </w:rPr>
+            </w:pPr>
+            <w:r>
+              <w:rPr>
+                <w:rFonts w:ascii="Calibri" w:eastAsia="Times New Roman" w:hAnsi="Calibri" w:cs="Calibri"/>
+                <w:color w:val="000000"/>
+                <w:sz w:val="22"/>
+              </w:rPr>
+              <w:t> </w:t>
+            </w:r>
+          </w:p>
+        </w:tc>
+        <w:tc>
+          <w:tcPr>
+            <w:tcW w:w="3160" w:type="dxa"/>
+            <w:tcBorders>
+              <w:top w:val="nil"/>
+              <w:left w:val="nil"/>
+              <w:bottom w:val="single" w:sz="4" w:space="0" w:color="auto"/>
+              <w:right w:val="single" w:sz="4" w:space="0" w:color="auto"/>
+            </w:tcBorders>
+            <w:vAlign w:val="bottom"/>
+            <w:hideMark/>
+          </w:tcPr>
+          <w:p>
+            <w:pPr>
+              <w:spacing w:after="0" w:line="240" w:lineRule="auto"/>
+              <w:jc w:val="left"/>
+              <w:rPr>
+                <w:rFonts w:ascii="Calibri" w:eastAsia="Times New Roman" w:hAnsi="Calibri" w:cs="Calibri"/>
+                <w:color w:val="000000"/>
+                <w:sz w:val="22"/>
+              </w:rPr>
+            </w:pPr>
+            <w:proofErr w:type="spellStart"/>
+            <w:r>
+              <w:rPr>
+                <w:rFonts w:ascii="Calibri" w:eastAsia="Times New Roman" w:hAnsi="Calibri" w:cs="Calibri"/>
+                <w:color w:val="000000"/>
+                <w:sz w:val="22"/>
+              </w:rPr>
+              <w:t>Menyimpan</w:t>
+            </w:r>
+            <w:proofErr w:type="spellEnd"/>
+            <w:r>
+              <w:rPr>
+                <w:rFonts w:ascii="Calibri" w:eastAsia="Times New Roman" w:hAnsi="Calibri" w:cs="Calibri"/>
+                <w:color w:val="000000"/>
+                <w:sz w:val="22"/>
+              </w:rPr>
+              <w:t xml:space="preserve"> </w:t>
+            </w:r>
+            <w:proofErr w:type="spellStart"/>
+            <w:r>
+              <w:rPr>
+                <w:rFonts w:ascii="Calibri" w:eastAsia="Times New Roman" w:hAnsi="Calibri" w:cs="Calibri"/>
+                <w:color w:val="000000"/>
+                <w:sz w:val="22"/>
+              </w:rPr>
+              <w:t>berkas</w:t>
+            </w:r>
+            <w:proofErr w:type="spellEnd"/>
+            <w:r>
+              <w:rPr>
+                <w:rFonts w:ascii="Calibri" w:eastAsia="Times New Roman" w:hAnsi="Calibri" w:cs="Calibri"/>
+                <w:color w:val="000000"/>
+                <w:sz w:val="22"/>
+              </w:rPr>
+              <w:t xml:space="preserve"> </w:t>
+            </w:r>
+            <w:proofErr w:type="spellStart"/>
+            <w:r>
+              <w:rPr>
+                <w:rFonts w:ascii="Calibri" w:eastAsia="Times New Roman" w:hAnsi="Calibri" w:cs="Calibri"/>
+                <w:color w:val="000000"/>
+                <w:sz w:val="22"/>
+              </w:rPr>
+              <w:t>dengan</w:t>
+            </w:r>
+            <w:proofErr w:type="spellEnd"/>
+            <w:r>
+              <w:rPr>
+                <w:rFonts w:ascii="Calibri" w:eastAsia="Times New Roman" w:hAnsi="Calibri" w:cs="Calibri"/>
+                <w:color w:val="000000"/>
+                <w:sz w:val="22"/>
+              </w:rPr>
+              <w:t xml:space="preserve"> status </w:t>
+            </w:r>
+            <w:proofErr w:type="spellStart"/>
+            <w:r>
+              <w:rPr>
+                <w:rFonts w:ascii="Calibri" w:eastAsia="Times New Roman" w:hAnsi="Calibri" w:cs="Calibri"/>
+                <w:color w:val="000000"/>
+                <w:sz w:val="22"/>
+              </w:rPr>
+              <w:t>menunggu</w:t>
+            </w:r>
+            <w:proofErr w:type="spellEnd"/>
+            <w:r>
+              <w:rPr>
+                <w:rFonts w:ascii="Calibri" w:eastAsia="Times New Roman" w:hAnsi="Calibri" w:cs="Calibri"/>
+                <w:color w:val="000000"/>
+                <w:sz w:val="22"/>
+              </w:rPr>
+              <w:t xml:space="preserve"> </w:t>
+            </w:r>
+            <w:proofErr w:type="spellStart"/>
+            <w:r>
+              <w:rPr>
+                <w:rFonts w:ascii="Calibri" w:eastAsia="Times New Roman" w:hAnsi="Calibri" w:cs="Calibri"/>
+                <w:color w:val="000000"/>
+                <w:sz w:val="22"/>
+              </w:rPr>
+              <w:t>tinjauan</w:t>
+            </w:r>
+            <w:proofErr w:type="spellEnd"/>
+          </w:p>
+        </w:tc>
+      </w:tr>
+      <w:tr>
+        <w:trPr>
+          <w:trHeight w:val="576"/>
+        </w:trPr>
+        <w:tc>
+          <w:tcPr>
+            <w:tcW w:w="4640" w:type="dxa"/>
+            <w:tcBorders>
+              <w:top w:val="nil"/>
+              <w:left w:val="single" w:sz="4" w:space="0" w:color="auto"/>
+              <w:bottom w:val="single" w:sz="4" w:space="0" w:color="auto"/>
+              <w:right w:val="single" w:sz="4" w:space="0" w:color="auto"/>
+            </w:tcBorders>
+            <w:vAlign w:val="bottom"/>
+            <w:hideMark/>
+          </w:tcPr>
+          <w:p>
+            <w:pPr>
+              <w:spacing w:after="0" w:line="240" w:lineRule="auto"/>
+              <w:jc w:val="left"/>
+              <w:rPr>
+                <w:rFonts w:ascii="Calibri" w:eastAsia="Times New Roman" w:hAnsi="Calibri" w:cs="Calibri"/>
+                <w:color w:val="000000"/>
+                <w:sz w:val="22"/>
+              </w:rPr>
+            </w:pPr>
+            <w:proofErr w:type="spellStart"/>
+            <w:r>
+              <w:rPr>
+                <w:rFonts w:ascii="Calibri" w:eastAsia="Times New Roman" w:hAnsi="Calibri" w:cs="Calibri"/>
+                <w:color w:val="000000"/>
+                <w:sz w:val="22"/>
+              </w:rPr>
+              <w:t>Meninjau</w:t>
+            </w:r>
+            <w:proofErr w:type="spellEnd"/>
+            <w:r>
+              <w:rPr>
+                <w:rFonts w:ascii="Calibri" w:eastAsia="Times New Roman" w:hAnsi="Calibri" w:cs="Calibri"/>
+                <w:color w:val="000000"/>
+                <w:sz w:val="22"/>
+              </w:rPr>
+              <w:t xml:space="preserve"> </w:t>
+            </w:r>
+            <w:proofErr w:type="spellStart"/>
+            <w:r>
+              <w:rPr>
+                <w:rFonts w:ascii="Calibri" w:eastAsia="Times New Roman" w:hAnsi="Calibri" w:cs="Calibri"/>
+                <w:color w:val="000000"/>
+                <w:sz w:val="22"/>
+              </w:rPr>
+              <w:t>kesesuaian</w:t>
+            </w:r>
+            <w:proofErr w:type="spellEnd"/>
+            <w:r>
+              <w:rPr>
+                <w:rFonts w:ascii="Calibri" w:eastAsia="Times New Roman" w:hAnsi="Calibri" w:cs="Calibri"/>
+                <w:color w:val="000000"/>
+                <w:sz w:val="22"/>
+              </w:rPr>
+              <w:t xml:space="preserve"> </w:t>
+            </w:r>
+            <w:proofErr w:type="spellStart"/>
+            <w:r>
+              <w:rPr>
+                <w:rFonts w:ascii="Calibri" w:eastAsia="Times New Roman" w:hAnsi="Calibri" w:cs="Calibri"/>
+                <w:color w:val="000000"/>
+                <w:sz w:val="22"/>
+              </w:rPr>
+              <w:t>berkas</w:t>
+            </w:r>
+            <w:proofErr w:type="spellEnd"/>
+            <w:r>
+              <w:rPr>
+                <w:rFonts w:ascii="Calibri" w:eastAsia="Times New Roman" w:hAnsi="Calibri" w:cs="Calibri"/>
+                <w:color w:val="000000"/>
+                <w:sz w:val="22"/>
+              </w:rPr>
+              <w:t xml:space="preserve"> dan </w:t>
+            </w:r>
+            <w:proofErr w:type="spellStart"/>
+            <w:r>
+              <w:rPr>
+                <w:rFonts w:ascii="Calibri" w:eastAsia="Times New Roman" w:hAnsi="Calibri" w:cs="Calibri"/>
+                <w:color w:val="000000"/>
+                <w:sz w:val="22"/>
+              </w:rPr>
+              <w:t>memberikan</w:t>
+            </w:r>
+            <w:proofErr w:type="spellEnd"/>
+            <w:r>
+              <w:rPr>
+                <w:rFonts w:ascii="Calibri" w:eastAsia="Times New Roman" w:hAnsi="Calibri" w:cs="Calibri"/>
+                <w:color w:val="000000"/>
+                <w:sz w:val="22"/>
+              </w:rPr>
+              <w:t xml:space="preserve"> </w:t>
+            </w:r>
+            <w:proofErr w:type="spellStart"/>
+            <w:r>
+              <w:rPr>
+                <w:rFonts w:ascii="Calibri" w:eastAsia="Times New Roman" w:hAnsi="Calibri" w:cs="Calibri"/>
+                <w:color w:val="000000"/>
+                <w:sz w:val="22"/>
+              </w:rPr>
+              <w:t>keputusan</w:t>
+            </w:r>
+            <w:proofErr w:type="spellEnd"/>
+            <w:r>
+              <w:rPr>
+                <w:rFonts w:ascii="Calibri" w:eastAsia="Times New Roman" w:hAnsi="Calibri" w:cs="Calibri"/>
+                <w:color w:val="000000"/>
+                <w:sz w:val="22"/>
+              </w:rPr>
+              <w:t xml:space="preserve"> </w:t>
+            </w:r>
+            <w:proofErr w:type="spellStart"/>
+            <w:r>
+              <w:rPr>
+                <w:rFonts w:ascii="Calibri" w:eastAsia="Times New Roman" w:hAnsi="Calibri" w:cs="Calibri"/>
+                <w:color w:val="000000"/>
+                <w:sz w:val="22"/>
+              </w:rPr>
+              <w:t>persetujuan</w:t>
+            </w:r>
+            <w:proofErr w:type="spellEnd"/>
+            <w:r>
+              <w:rPr>
+                <w:rFonts w:ascii="Calibri" w:eastAsia="Times New Roman" w:hAnsi="Calibri" w:cs="Calibri"/>
+                <w:color w:val="000000"/>
+                <w:sz w:val="22"/>
+              </w:rPr>
+              <w:t xml:space="preserve"> </w:t>
+            </w:r>
+            <w:r>
+              <w:rPr>
+                <w:rFonts w:ascii="Calibri" w:eastAsia="Times New Roman" w:hAnsi="Calibri" w:cs="Calibri"/>
+                <w:i/>
+                <w:iCs/>
+                <w:color w:val="000000"/>
+                <w:sz w:val="22"/>
+              </w:rPr>
+              <w:t>(</w:t>
+            </w:r>
+            <w:proofErr w:type="spellStart"/>
+            <w:r>
+              <w:rPr>
+                <w:rFonts w:ascii="Calibri" w:eastAsia="Times New Roman" w:hAnsi="Calibri" w:cs="Calibri"/>
+                <w:i/>
+                <w:iCs/>
+                <w:color w:val="000000"/>
+                <w:sz w:val="22"/>
+              </w:rPr>
+              <w:t>peran</w:t>
+            </w:r>
+            <w:proofErr w:type="spellEnd"/>
+            <w:r>
+              <w:rPr>
+                <w:rFonts w:ascii="Calibri" w:eastAsia="Times New Roman" w:hAnsi="Calibri" w:cs="Calibri"/>
+                <w:i/>
+                <w:iCs/>
+                <w:color w:val="000000"/>
+                <w:sz w:val="22"/>
+              </w:rPr>
+              <w:t xml:space="preserve"> Admin)</w:t>
+            </w:r>
+          </w:p>
+        </w:tc>
+        <w:tc>
+          <w:tcPr>
+            <w:tcW w:w="3160" w:type="dxa"/>
+            <w:tcBorders>
+              <w:top w:val="nil"/>
+              <w:left w:val="nil"/>
+              <w:bottom w:val="single" w:sz="4" w:space="0" w:color="auto"/>
+              <w:right w:val="single" w:sz="4" w:space="0" w:color="auto"/>
+            </w:tcBorders>
+            <w:vAlign w:val="bottom"/>
+            <w:hideMark/>
+          </w:tcPr>
+          <w:p>
+            <w:pPr>
+              <w:spacing w:after="0" w:line="240" w:lineRule="auto"/>
+              <w:jc w:val="left"/>
+              <w:rPr>
+                <w:rFonts w:ascii="Calibri" w:eastAsia="Times New Roman" w:hAnsi="Calibri" w:cs="Calibri"/>
+                <w:color w:val="000000"/>
+                <w:sz w:val="22"/>
+              </w:rPr>
+            </w:pPr>
+            <w:r>
+              <w:rPr>
+                <w:rFonts w:ascii="Calibri" w:eastAsia="Times New Roman" w:hAnsi="Calibri" w:cs="Calibri"/>
+                <w:color w:val="000000"/>
+                <w:sz w:val="22"/>
+              </w:rPr>
+              <w:t> </w:t>
+            </w:r>
+          </w:p>
+        </w:tc>
+      </w:tr>
+      <w:tr>
+        <w:trPr>
+          <w:trHeight w:val="576"/>
+        </w:trPr>
+        <w:tc>
+          <w:tcPr>
+            <w:tcW w:w="4640" w:type="dxa"/>
+            <w:tcBorders>
+              <w:top w:val="nil"/>
+              <w:left w:val="single" w:sz="4" w:space="0" w:color="auto"/>
+              <w:bottom w:val="single" w:sz="4" w:space="0" w:color="auto"/>
+              <w:right w:val="single" w:sz="4" w:space="0" w:color="auto"/>
+            </w:tcBorders>
+            <w:vAlign w:val="bottom"/>
+            <w:hideMark/>
+          </w:tcPr>
+          <w:p>
+            <w:pPr>
+              <w:spacing w:after="0" w:line="240" w:lineRule="auto"/>
+              <w:jc w:val="left"/>
+              <w:rPr>
+                <w:rFonts w:ascii="Calibri" w:eastAsia="Times New Roman" w:hAnsi="Calibri" w:cs="Calibri"/>
+                <w:color w:val="000000"/>
+                <w:sz w:val="22"/>
+              </w:rPr>
+            </w:pPr>
+            <w:r>
+              <w:rPr>
+                <w:rFonts w:ascii="Calibri" w:eastAsia="Times New Roman" w:hAnsi="Calibri" w:cs="Calibri"/>
+                <w:color w:val="000000"/>
+                <w:sz w:val="22"/>
+              </w:rPr>
+              <w:t> </w:t>
+            </w:r>
+          </w:p>
+        </w:tc>
+        <w:tc>
+          <w:tcPr>
+            <w:tcW w:w="3160" w:type="dxa"/>
+            <w:tcBorders>
+              <w:top w:val="nil"/>
+              <w:left w:val="nil"/>
+              <w:bottom w:val="single" w:sz="4" w:space="0" w:color="auto"/>
+              <w:right w:val="single" w:sz="4" w:space="0" w:color="auto"/>
+            </w:tcBorders>
+            <w:vAlign w:val="bottom"/>
+            <w:hideMark/>
+          </w:tcPr>
+          <w:p>
+            <w:pPr>
+              <w:spacing w:after="0" w:line="240" w:lineRule="auto"/>
+              <w:jc w:val="left"/>
+              <w:rPr>
+                <w:rFonts w:ascii="Calibri" w:eastAsia="Times New Roman" w:hAnsi="Calibri" w:cs="Calibri"/>
+                <w:color w:val="000000"/>
+                <w:sz w:val="22"/>
+              </w:rPr>
+            </w:pPr>
+            <w:proofErr w:type="spellStart"/>
+            <w:r>
+              <w:rPr>
+                <w:rFonts w:ascii="Calibri" w:eastAsia="Times New Roman" w:hAnsi="Calibri" w:cs="Calibri"/>
+                <w:color w:val="000000"/>
+                <w:sz w:val="22"/>
+              </w:rPr>
+              <w:t>Memperbarui</w:t>
+            </w:r>
+            <w:proofErr w:type="spellEnd"/>
+            <w:r>
+              <w:rPr>
+                <w:rFonts w:ascii="Calibri" w:eastAsia="Times New Roman" w:hAnsi="Calibri" w:cs="Calibri"/>
+                <w:color w:val="000000"/>
+                <w:sz w:val="22"/>
+              </w:rPr>
+              <w:t xml:space="preserve"> status paper </w:t>
+            </w:r>
+            <w:proofErr w:type="spellStart"/>
+            <w:r>
+              <w:rPr>
+                <w:rFonts w:ascii="Calibri" w:eastAsia="Times New Roman" w:hAnsi="Calibri" w:cs="Calibri"/>
+                <w:color w:val="000000"/>
+                <w:sz w:val="22"/>
+              </w:rPr>
+              <w:t>sesuai</w:t>
+            </w:r>
+            <w:proofErr w:type="spellEnd"/>
+            <w:r>
+              <w:rPr>
+                <w:rFonts w:ascii="Calibri" w:eastAsia="Times New Roman" w:hAnsi="Calibri" w:cs="Calibri"/>
+                <w:color w:val="000000"/>
+                <w:sz w:val="22"/>
+              </w:rPr>
+              <w:t xml:space="preserve"> </w:t>
+            </w:r>
+            <w:proofErr w:type="spellStart"/>
+            <w:r>
+              <w:rPr>
+                <w:rFonts w:ascii="Calibri" w:eastAsia="Times New Roman" w:hAnsi="Calibri" w:cs="Calibri"/>
+                <w:color w:val="000000"/>
+                <w:sz w:val="22"/>
+              </w:rPr>
+              <w:t>keputusan</w:t>
+            </w:r>
+            <w:proofErr w:type="spellEnd"/>
+          </w:p>
+        </w:tc>
+      </w:tr>
+      <w:tr>
+        <w:trPr>
+          <w:trHeight w:val="288"/>
+        </w:trPr>
+        <w:tc>
+          <w:tcPr>
+            <w:tcW w:w="4640" w:type="dxa"/>
+            <w:tcBorders>
+              <w:top w:val="nil"/>
+              <w:left w:val="single" w:sz="4" w:space="0" w:color="auto"/>
+              <w:bottom w:val="single" w:sz="4" w:space="0" w:color="auto"/>
+              <w:right w:val="single" w:sz="4" w:space="0" w:color="auto"/>
+            </w:tcBorders>
+            <w:vAlign w:val="bottom"/>
+            <w:hideMark/>
+          </w:tcPr>
+          <w:p>
+            <w:pPr>
+              <w:spacing w:after="0" w:line="240" w:lineRule="auto"/>
+              <w:jc w:val="left"/>
+              <w:rPr>
+                <w:rFonts w:ascii="Calibri" w:eastAsia="Times New Roman" w:hAnsi="Calibri" w:cs="Calibri"/>
+                <w:color w:val="000000"/>
+                <w:sz w:val="22"/>
+              </w:rPr>
+            </w:pPr>
+            <w:r>
+              <w:rPr>
+                <w:rFonts w:ascii="Calibri" w:eastAsia="Times New Roman" w:hAnsi="Calibri" w:cs="Calibri"/>
+                <w:color w:val="000000"/>
+                <w:sz w:val="22"/>
+              </w:rPr>
+              <w:t> </w:t>
+            </w:r>
+          </w:p>
+        </w:tc>
+        <w:tc>
+          <w:tcPr>
+            <w:tcW w:w="3160" w:type="dxa"/>
+            <w:tcBorders>
+              <w:top w:val="nil"/>
+              <w:left w:val="nil"/>
+              <w:bottom w:val="single" w:sz="4" w:space="0" w:color="auto"/>
+              <w:right w:val="single" w:sz="4" w:space="0" w:color="auto"/>
+            </w:tcBorders>
+            <w:vAlign w:val="bottom"/>
+            <w:hideMark/>
+          </w:tcPr>
+          <w:p>
+            <w:pPr>
+              <w:spacing w:after="0" w:line="240" w:lineRule="auto"/>
+              <w:jc w:val="left"/>
+              <w:rPr>
+                <w:rFonts w:ascii="Calibri" w:eastAsia="Times New Roman" w:hAnsi="Calibri" w:cs="Calibri"/>
+                <w:color w:val="000000"/>
+                <w:sz w:val="22"/>
+              </w:rPr>
+            </w:pPr>
+            <w:proofErr w:type="spellStart"/>
+            <w:r>
+              <w:rPr>
+                <w:rFonts w:ascii="Calibri" w:eastAsia="Times New Roman" w:hAnsi="Calibri" w:cs="Calibri"/>
+                <w:color w:val="000000"/>
+                <w:sz w:val="22"/>
+              </w:rPr>
+              <w:t>Mengirimkan</w:t>
+            </w:r>
+            <w:proofErr w:type="spellEnd"/>
+            <w:r>
+              <w:rPr>
+                <w:rFonts w:ascii="Calibri" w:eastAsia="Times New Roman" w:hAnsi="Calibri" w:cs="Calibri"/>
+                <w:color w:val="000000"/>
+                <w:sz w:val="22"/>
+              </w:rPr>
+              <w:t xml:space="preserve"> </w:t>
+            </w:r>
+            <w:proofErr w:type="spellStart"/>
+            <w:r>
+              <w:rPr>
+                <w:rFonts w:ascii="Calibri" w:eastAsia="Times New Roman" w:hAnsi="Calibri" w:cs="Calibri"/>
+                <w:color w:val="000000"/>
+                <w:sz w:val="22"/>
+              </w:rPr>
+              <w:t>notifikasi</w:t>
+            </w:r>
+            <w:proofErr w:type="spellEnd"/>
+            <w:r>
+              <w:rPr>
+                <w:rFonts w:ascii="Calibri" w:eastAsia="Times New Roman" w:hAnsi="Calibri" w:cs="Calibri"/>
+                <w:color w:val="000000"/>
+                <w:sz w:val="22"/>
+              </w:rPr>
+              <w:t xml:space="preserve"> </w:t>
+            </w:r>
+            <w:proofErr w:type="spellStart"/>
+            <w:r>
+              <w:rPr>
+                <w:rFonts w:ascii="Calibri" w:eastAsia="Times New Roman" w:hAnsi="Calibri" w:cs="Calibri"/>
+                <w:color w:val="000000"/>
+                <w:sz w:val="22"/>
+              </w:rPr>
+              <w:t>hasil</w:t>
+            </w:r>
+            <w:proofErr w:type="spellEnd"/>
+            <w:r>
+              <w:rPr>
+                <w:rFonts w:ascii="Calibri" w:eastAsia="Times New Roman" w:hAnsi="Calibri" w:cs="Calibri"/>
+                <w:color w:val="000000"/>
+                <w:sz w:val="22"/>
+              </w:rPr>
+              <w:t xml:space="preserve"> </w:t>
+            </w:r>
+            <w:proofErr w:type="spellStart"/>
+            <w:r>
+              <w:rPr>
+                <w:rFonts w:ascii="Calibri" w:eastAsia="Times New Roman" w:hAnsi="Calibri" w:cs="Calibri"/>
+                <w:color w:val="000000"/>
+                <w:sz w:val="22"/>
+              </w:rPr>
+              <w:t>kurasi</w:t>
+            </w:r>
+            <w:proofErr w:type="spellEnd"/>
+          </w:p>
+        </w:tc>
+      </w:tr>
+      <w:tr>
+        <w:trPr>
+          <w:trHeight w:val="288"/>
+        </w:trPr>
+        <w:tc>
+          <w:tcPr>
+            <w:tcW w:w="4640" w:type="dxa"/>
+            <w:tcBorders>
+              <w:top w:val="nil"/>
+              <w:left w:val="single" w:sz="4" w:space="0" w:color="auto"/>
+              <w:bottom w:val="single" w:sz="4" w:space="0" w:color="auto"/>
+              <w:right w:val="single" w:sz="4" w:space="0" w:color="auto"/>
+            </w:tcBorders>
+            <w:vAlign w:val="bottom"/>
+            <w:hideMark/>
+          </w:tcPr>
+          <w:p>
+            <w:pPr>
+              <w:spacing w:after="0" w:line="240" w:lineRule="auto"/>
+              <w:jc w:val="left"/>
+              <w:rPr>
+                <w:rFonts w:ascii="Calibri" w:eastAsia="Times New Roman" w:hAnsi="Calibri" w:cs="Calibri"/>
+                <w:color w:val="000000"/>
+                <w:sz w:val="22"/>
+              </w:rPr>
+            </w:pPr>
+            <w:proofErr w:type="spellStart"/>
+            <w:r>
+              <w:rPr>
+                <w:rFonts w:ascii="Calibri" w:eastAsia="Times New Roman" w:hAnsi="Calibri" w:cs="Calibri"/>
+                <w:color w:val="000000"/>
+                <w:sz w:val="22"/>
+              </w:rPr>
+              <w:t>Menerima</w:t>
+            </w:r>
+            <w:proofErr w:type="spellEnd"/>
+            <w:r>
+              <w:rPr>
+                <w:rFonts w:ascii="Calibri" w:eastAsia="Times New Roman" w:hAnsi="Calibri" w:cs="Calibri"/>
+                <w:color w:val="000000"/>
+                <w:sz w:val="22"/>
+              </w:rPr>
+              <w:t xml:space="preserve"> </w:t>
+            </w:r>
+            <w:proofErr w:type="spellStart"/>
+            <w:r>
+              <w:rPr>
+                <w:rFonts w:ascii="Calibri" w:eastAsia="Times New Roman" w:hAnsi="Calibri" w:cs="Calibri"/>
+                <w:color w:val="000000"/>
+                <w:sz w:val="22"/>
+              </w:rPr>
+              <w:t>notifikasi</w:t>
+            </w:r>
+            <w:proofErr w:type="spellEnd"/>
+            <w:r>
+              <w:rPr>
+                <w:rFonts w:ascii="Calibri" w:eastAsia="Times New Roman" w:hAnsi="Calibri" w:cs="Calibri"/>
+                <w:color w:val="000000"/>
+                <w:sz w:val="22"/>
+              </w:rPr>
+              <w:t xml:space="preserve"> </w:t>
+            </w:r>
+            <w:proofErr w:type="spellStart"/>
+            <w:r>
+              <w:rPr>
+                <w:rFonts w:ascii="Calibri" w:eastAsia="Times New Roman" w:hAnsi="Calibri" w:cs="Calibri"/>
+                <w:color w:val="000000"/>
+                <w:sz w:val="22"/>
+              </w:rPr>
+              <w:t>hasil</w:t>
+            </w:r>
+            <w:proofErr w:type="spellEnd"/>
+          </w:p>
+        </w:tc>
+        <w:tc>
+          <w:tcPr>
+            <w:tcW w:w="3160" w:type="dxa"/>
+            <w:tcBorders>
+              <w:top w:val="nil"/>
+              <w:left w:val="nil"/>
+              <w:bottom w:val="single" w:sz="4" w:space="0" w:color="auto"/>
+              <w:right w:val="single" w:sz="4" w:space="0" w:color="auto"/>
+            </w:tcBorders>
+            <w:vAlign w:val="bottom"/>
+            <w:hideMark/>
+          </w:tcPr>
+          <w:p>
+            <w:pPr>
+              <w:spacing w:after="0" w:line="240" w:lineRule="auto"/>
+              <w:jc w:val="left"/>
+              <w:rPr>
+                <w:rFonts w:ascii="Calibri" w:eastAsia="Times New Roman" w:hAnsi="Calibri" w:cs="Calibri"/>
+                <w:color w:val="000000"/>
+                <w:sz w:val="22"/>
+              </w:rPr>
+            </w:pPr>
+            <w:r>
+              <w:rPr>
+                <w:rFonts w:ascii="Calibri" w:eastAsia="Times New Roman" w:hAnsi="Calibri" w:cs="Calibri"/>
+                <w:color w:val="000000"/>
+                <w:sz w:val="22"/>
+              </w:rPr>
+              <w:t> </w:t>
+            </w:r>
+          </w:p>
+        </w:tc>
+      </w:tr>
+    </w:tbl>
     <w:p>
       <w:pPr>
         <w:pStyle w:val="ListParagraph"/>
@@ -16464,7 +19535,6 @@
         </w:numPr>
       </w:pPr>
       <w:r>
-        <w:lastRenderedPageBreak/>
         <w:t xml:space="preserve">Activity Diagram upload &amp; </w:t>
       </w:r>
       <w:proofErr w:type="spellStart"/>
@@ -16481,61 +19551,23 @@
         <w:pStyle w:val="NormalWeb"/>
         <w:jc w:val="center"/>
       </w:pPr>
-      <w:r>
-        <w:rPr>
-          <w:noProof/>
-        </w:rPr>
-        <w:drawing>
-          <wp:inline distT="0" distB="0" distL="0" distR="0" wp14:anchorId="2AC9B280" wp14:editId="2E68BFE4">
-            <wp:extent cx="5943600" cy="5344160"/>
-            <wp:effectExtent l="0" t="0" r="0" b="8890"/>
-            <wp:docPr id="2090006265" name="Picture 4"/>
-            <wp:cNvGraphicFramePr>
-              <a:graphicFrameLocks xmlns:a="http://schemas.openxmlformats.org/drawingml/2006/main" noChangeAspect="1"/>
-            </wp:cNvGraphicFramePr>
-            <a:graphic xmlns:a="http://schemas.openxmlformats.org/drawingml/2006/main">
-              <a:graphicData uri="http://schemas.openxmlformats.org/drawingml/2006/picture">
-                <pic:pic xmlns:pic="http://schemas.openxmlformats.org/drawingml/2006/picture">
-                  <pic:nvPicPr>
-                    <pic:cNvPr id="0" name="Picture 10"/>
-                    <pic:cNvPicPr>
-                      <a:picLocks noChangeAspect="1" noChangeArrowheads="1"/>
-                    </pic:cNvPicPr>
-                  </pic:nvPicPr>
-                  <pic:blipFill>
-                    <a:blip r:embed="rId14" cstate="print">
-                      <a:extLst>
-                        <a:ext uri="{28A0092B-C50C-407E-A947-70E740481C1C}">
-                          <a14:useLocalDpi xmlns:a14="http://schemas.microsoft.com/office/drawing/2010/main" val="0"/>
-                        </a:ext>
-                      </a:extLst>
-                    </a:blip>
-                    <a:srcRect/>
-                    <a:stretch>
-                      <a:fillRect/>
-                    </a:stretch>
-                  </pic:blipFill>
-                  <pic:spPr bwMode="auto">
-                    <a:xfrm>
-                      <a:off x="0" y="0"/>
-                      <a:ext cx="5943600" cy="5344160"/>
-                    </a:xfrm>
-                    <a:prstGeom prst="rect">
-                      <a:avLst/>
-                    </a:prstGeom>
-                    <a:noFill/>
-                    <a:ln>
-                      <a:noFill/>
-                    </a:ln>
-                  </pic:spPr>
-                </pic:pic>
-              </a:graphicData>
-            </a:graphic>
-          </wp:inline>
-        </w:drawing>
-      </w:r>
     </w:p>
     <w:p/>
+    <w:p>
+      <w:pPr>
+        <w:pStyle w:val="Heading3"/>
+      </w:pPr>
+    </w:p>
+    <w:p>
+      <w:pPr>
+        <w:pStyle w:val="Heading3"/>
+      </w:pPr>
+    </w:p>
+    <w:p>
+      <w:pPr>
+        <w:pStyle w:val="Heading3"/>
+      </w:pPr>
+    </w:p>
     <w:p>
       <w:pPr>
         <w:pStyle w:val="Heading3"/>
@@ -16858,7 +19890,6 @@
         <w:ind w:left="720" w:hanging="720"/>
       </w:pPr>
       <w:r>
-        <w:lastRenderedPageBreak/>
         <w:t>3.5</w:t>
       </w:r>
       <w:r>
@@ -17101,6 +20132,7 @@
         <w:rPr>
           <w:noProof/>
         </w:rPr>
+        <w:lastRenderedPageBreak/>
         <w:drawing>
           <wp:inline distT="0" distB="0" distL="0" distR="0" wp14:anchorId="5AF6034C" wp14:editId="3AC64D60">
             <wp:extent cx="5943600" cy="3624580"/>
@@ -17119,7 +20151,7 @@
                     </pic:cNvPicPr>
                   </pic:nvPicPr>
                   <pic:blipFill>
-                    <a:blip r:embed="rId15" cstate="print">
+                    <a:blip r:embed="rId12" cstate="print">
                       <a:extLst>
                         <a:ext uri="{28A0092B-C50C-407E-A947-70E740481C1C}">
                           <a14:useLocalDpi xmlns:a14="http://schemas.microsoft.com/office/drawing/2010/main" val="0"/>
@@ -17218,7 +20250,7 @@
                     </pic:cNvPicPr>
                   </pic:nvPicPr>
                   <pic:blipFill>
-                    <a:blip r:embed="rId16" cstate="print">
+                    <a:blip r:embed="rId13" cstate="print">
                       <a:extLst>
                         <a:ext uri="{28A0092B-C50C-407E-A947-70E740481C1C}">
                           <a14:useLocalDpi xmlns:a14="http://schemas.microsoft.com/office/drawing/2010/main" val="0"/>
@@ -17306,7 +20338,7 @@
                     </pic:cNvPicPr>
                   </pic:nvPicPr>
                   <pic:blipFill>
-                    <a:blip r:embed="rId17" cstate="print">
+                    <a:blip r:embed="rId14" cstate="print">
                       <a:extLst>
                         <a:ext uri="{28A0092B-C50C-407E-A947-70E740481C1C}">
                           <a14:useLocalDpi xmlns:a14="http://schemas.microsoft.com/office/drawing/2010/main" val="0"/>
@@ -18046,9 +21078,3652 @@
       </w:r>
       <w:proofErr w:type="spellEnd"/>
       <w:r>
-        <w:t xml:space="preserve"> Basis Data (ERD</w:t>
+        <w:t xml:space="preserve"> Basis Data ERD</w:t>
       </w:r>
     </w:p>
+    <w:p>
+      <w:pPr>
+        <w:pStyle w:val="Heading3"/>
+      </w:pPr>
+      <w:r>
+        <w:t>3.6.1</w:t>
+      </w:r>
+      <w:r>
+        <w:tab/>
+      </w:r>
+      <w:proofErr w:type="spellStart"/>
+      <w:r>
+        <w:t>Komponen</w:t>
+      </w:r>
+      <w:proofErr w:type="spellEnd"/>
+      <w:r>
+        <w:t xml:space="preserve"> </w:t>
+      </w:r>
+      <w:proofErr w:type="spellStart"/>
+      <w:r>
+        <w:t>Penyusun</w:t>
+      </w:r>
+      <w:proofErr w:type="spellEnd"/>
+      <w:r>
+        <w:t xml:space="preserve"> ERD</w:t>
+      </w:r>
+    </w:p>
+    <w:p>
+      <w:pPr>
+        <w:ind w:left="720" w:firstLine="720"/>
+      </w:pPr>
+      <w:proofErr w:type="spellStart"/>
+      <w:r>
+        <w:t>Sebelum</w:t>
+      </w:r>
+      <w:proofErr w:type="spellEnd"/>
+      <w:r>
+        <w:t xml:space="preserve"> </w:t>
+      </w:r>
+      <w:proofErr w:type="spellStart"/>
+      <w:r>
+        <w:t>masuk</w:t>
+      </w:r>
+      <w:proofErr w:type="spellEnd"/>
+      <w:r>
+        <w:t xml:space="preserve"> </w:t>
+      </w:r>
+      <w:proofErr w:type="spellStart"/>
+      <w:r>
+        <w:t>ke</w:t>
+      </w:r>
+      <w:proofErr w:type="spellEnd"/>
+      <w:r>
+        <w:t xml:space="preserve"> </w:t>
+      </w:r>
+      <w:proofErr w:type="spellStart"/>
+      <w:r>
+        <w:t>rancangan</w:t>
+      </w:r>
+      <w:proofErr w:type="spellEnd"/>
+      <w:r>
+        <w:t xml:space="preserve"> ERD </w:t>
+      </w:r>
+      <w:proofErr w:type="spellStart"/>
+      <w:r>
+        <w:t>sistem</w:t>
+      </w:r>
+      <w:proofErr w:type="spellEnd"/>
+      <w:r>
+        <w:t xml:space="preserve">, </w:t>
+      </w:r>
+      <w:proofErr w:type="spellStart"/>
+      <w:r>
+        <w:t>berikut</w:t>
+      </w:r>
+      <w:proofErr w:type="spellEnd"/>
+      <w:r>
+        <w:t xml:space="preserve"> </w:t>
+      </w:r>
+      <w:proofErr w:type="spellStart"/>
+      <w:r>
+        <w:t>penjelasan</w:t>
+      </w:r>
+      <w:proofErr w:type="spellEnd"/>
+      <w:r>
+        <w:t xml:space="preserve"> </w:t>
+      </w:r>
+      <w:proofErr w:type="spellStart"/>
+      <w:r>
+        <w:t>komponen</w:t>
+      </w:r>
+      <w:proofErr w:type="spellEnd"/>
+      <w:r>
+        <w:t xml:space="preserve"> </w:t>
+      </w:r>
+      <w:proofErr w:type="spellStart"/>
+      <w:r>
+        <w:t>dasar</w:t>
+      </w:r>
+      <w:proofErr w:type="spellEnd"/>
+      <w:r>
+        <w:t xml:space="preserve"> </w:t>
+      </w:r>
+      <w:proofErr w:type="spellStart"/>
+      <w:r>
+        <w:t>penyusun</w:t>
+      </w:r>
+      <w:proofErr w:type="spellEnd"/>
+      <w:r>
+        <w:t xml:space="preserve"> ERD </w:t>
+      </w:r>
+      <w:proofErr w:type="spellStart"/>
+      <w:r>
+        <w:t>beserta</w:t>
+      </w:r>
+      <w:proofErr w:type="spellEnd"/>
+      <w:r>
+        <w:t xml:space="preserve"> </w:t>
+      </w:r>
+      <w:proofErr w:type="spellStart"/>
+      <w:r>
+        <w:t>penerapannya</w:t>
+      </w:r>
+      <w:proofErr w:type="spellEnd"/>
+      <w:r>
+        <w:t xml:space="preserve"> pada SIPERPUS-REPO:</w:t>
+      </w:r>
+    </w:p>
+    <w:p>
+      <w:pPr>
+        <w:pStyle w:val="ListParagraph"/>
+        <w:numPr>
+          <w:ilvl w:val="0"/>
+          <w:numId w:val="12"/>
+        </w:numPr>
+      </w:pPr>
+      <w:proofErr w:type="spellStart"/>
+      <w:r>
+        <w:t>Entitas</w:t>
+      </w:r>
+      <w:proofErr w:type="spellEnd"/>
+    </w:p>
+    <w:p>
+      <w:pPr>
+        <w:ind w:left="720" w:firstLine="720"/>
+      </w:pPr>
+      <w:proofErr w:type="spellStart"/>
+      <w:r>
+        <w:t>Entitas</w:t>
+      </w:r>
+      <w:proofErr w:type="spellEnd"/>
+      <w:r>
+        <w:t xml:space="preserve"> </w:t>
+      </w:r>
+      <w:proofErr w:type="spellStart"/>
+      <w:r>
+        <w:t>adalah</w:t>
+      </w:r>
+      <w:proofErr w:type="spellEnd"/>
+      <w:r>
+        <w:t xml:space="preserve"> </w:t>
+      </w:r>
+      <w:proofErr w:type="spellStart"/>
+      <w:r>
+        <w:t>objek</w:t>
+      </w:r>
+      <w:proofErr w:type="spellEnd"/>
+      <w:r>
+        <w:t xml:space="preserve"> </w:t>
+      </w:r>
+      <w:proofErr w:type="spellStart"/>
+      <w:r>
+        <w:t>atau</w:t>
+      </w:r>
+      <w:proofErr w:type="spellEnd"/>
+      <w:r>
+        <w:t xml:space="preserve"> </w:t>
+      </w:r>
+      <w:proofErr w:type="spellStart"/>
+      <w:r>
+        <w:t>konsep</w:t>
+      </w:r>
+      <w:proofErr w:type="spellEnd"/>
+      <w:r>
+        <w:t xml:space="preserve"> </w:t>
+      </w:r>
+      <w:proofErr w:type="spellStart"/>
+      <w:r>
+        <w:t>nyata</w:t>
+      </w:r>
+      <w:proofErr w:type="spellEnd"/>
+      <w:r>
+        <w:t xml:space="preserve"> </w:t>
+      </w:r>
+      <w:proofErr w:type="spellStart"/>
+      <w:r>
+        <w:t>dalam</w:t>
+      </w:r>
+      <w:proofErr w:type="spellEnd"/>
+      <w:r>
+        <w:t xml:space="preserve"> </w:t>
+      </w:r>
+      <w:proofErr w:type="spellStart"/>
+      <w:r>
+        <w:t>sistem</w:t>
+      </w:r>
+      <w:proofErr w:type="spellEnd"/>
+      <w:r>
+        <w:t xml:space="preserve"> yang </w:t>
+      </w:r>
+      <w:proofErr w:type="spellStart"/>
+      <w:r>
+        <w:t>datanya</w:t>
+      </w:r>
+      <w:proofErr w:type="spellEnd"/>
+      <w:r>
+        <w:t xml:space="preserve"> </w:t>
+      </w:r>
+      <w:proofErr w:type="spellStart"/>
+      <w:r>
+        <w:t>perlu</w:t>
+      </w:r>
+      <w:proofErr w:type="spellEnd"/>
+      <w:r>
+        <w:t xml:space="preserve"> </w:t>
+      </w:r>
+      <w:proofErr w:type="spellStart"/>
+      <w:r>
+        <w:t>disimpan</w:t>
+      </w:r>
+      <w:proofErr w:type="spellEnd"/>
+      <w:r>
+        <w:t xml:space="preserve"> dan </w:t>
+      </w:r>
+      <w:proofErr w:type="spellStart"/>
+      <w:r>
+        <w:t>dikelola</w:t>
+      </w:r>
+      <w:proofErr w:type="spellEnd"/>
+      <w:r>
+        <w:t xml:space="preserve"> </w:t>
+      </w:r>
+      <w:proofErr w:type="spellStart"/>
+      <w:r>
+        <w:t>secara</w:t>
+      </w:r>
+      <w:proofErr w:type="spellEnd"/>
+      <w:r>
+        <w:t xml:space="preserve"> </w:t>
+      </w:r>
+      <w:proofErr w:type="spellStart"/>
+      <w:r>
+        <w:t>tersendiri</w:t>
+      </w:r>
+      <w:proofErr w:type="spellEnd"/>
+      <w:r>
+        <w:t xml:space="preserve">. Pada SIPERPUS-REPO, </w:t>
+      </w:r>
+      <w:proofErr w:type="spellStart"/>
+      <w:r>
+        <w:t>entitas</w:t>
+      </w:r>
+      <w:proofErr w:type="spellEnd"/>
+      <w:r>
+        <w:t xml:space="preserve"> yang </w:t>
+      </w:r>
+      <w:proofErr w:type="spellStart"/>
+      <w:r>
+        <w:t>teridentifikasi</w:t>
+      </w:r>
+      <w:proofErr w:type="spellEnd"/>
+      <w:r>
+        <w:t xml:space="preserve"> </w:t>
+      </w:r>
+      <w:proofErr w:type="spellStart"/>
+      <w:r>
+        <w:t>antara</w:t>
+      </w:r>
+      <w:proofErr w:type="spellEnd"/>
+      <w:r>
+        <w:t xml:space="preserve"> lain USERS, JURUSAN, BUKU, TEMA_BUKU, PEMINJAMAN, PEMINJAMAN_DETAIL, DENDA, FINE_WAIVER_AUDIT_LOGS, dan REPOSITORY_PAPERS.</w:t>
+      </w:r>
+    </w:p>
+    <w:p>
+      <w:pPr>
+        <w:pStyle w:val="ListParagraph"/>
+        <w:numPr>
+          <w:ilvl w:val="0"/>
+          <w:numId w:val="12"/>
+        </w:numPr>
+      </w:pPr>
+      <w:proofErr w:type="spellStart"/>
+      <w:r>
+        <w:t>Atribut</w:t>
+      </w:r>
+      <w:proofErr w:type="spellEnd"/>
+    </w:p>
+    <w:p>
+      <w:pPr>
+        <w:ind w:left="720" w:firstLine="720"/>
+      </w:pPr>
+      <w:proofErr w:type="spellStart"/>
+      <w:r>
+        <w:t>Atribut</w:t>
+      </w:r>
+      <w:proofErr w:type="spellEnd"/>
+      <w:r>
+        <w:t xml:space="preserve"> </w:t>
+      </w:r>
+      <w:proofErr w:type="spellStart"/>
+      <w:r>
+        <w:t>adalah</w:t>
+      </w:r>
+      <w:proofErr w:type="spellEnd"/>
+      <w:r>
+        <w:t xml:space="preserve"> </w:t>
+      </w:r>
+      <w:proofErr w:type="spellStart"/>
+      <w:r>
+        <w:t>karakteristik</w:t>
+      </w:r>
+      <w:proofErr w:type="spellEnd"/>
+      <w:r>
+        <w:t xml:space="preserve"> </w:t>
+      </w:r>
+      <w:proofErr w:type="spellStart"/>
+      <w:r>
+        <w:t>atau</w:t>
+      </w:r>
+      <w:proofErr w:type="spellEnd"/>
+      <w:r>
+        <w:t xml:space="preserve"> </w:t>
+      </w:r>
+      <w:proofErr w:type="spellStart"/>
+      <w:r>
+        <w:t>properti</w:t>
+      </w:r>
+      <w:proofErr w:type="spellEnd"/>
+      <w:r>
+        <w:t xml:space="preserve"> yang </w:t>
+      </w:r>
+      <w:proofErr w:type="spellStart"/>
+      <w:r>
+        <w:t>melekat</w:t>
+      </w:r>
+      <w:proofErr w:type="spellEnd"/>
+      <w:r>
+        <w:t xml:space="preserve"> pada </w:t>
+      </w:r>
+      <w:proofErr w:type="spellStart"/>
+      <w:r>
+        <w:t>suatu</w:t>
+      </w:r>
+      <w:proofErr w:type="spellEnd"/>
+      <w:r>
+        <w:t xml:space="preserve"> </w:t>
+      </w:r>
+      <w:proofErr w:type="spellStart"/>
+      <w:r>
+        <w:t>entitas</w:t>
+      </w:r>
+      <w:proofErr w:type="spellEnd"/>
+      <w:r>
+        <w:t xml:space="preserve">. </w:t>
+      </w:r>
+      <w:proofErr w:type="spellStart"/>
+      <w:r>
+        <w:t>Misalnya</w:t>
+      </w:r>
+      <w:proofErr w:type="spellEnd"/>
+      <w:r>
+        <w:t xml:space="preserve"> </w:t>
+      </w:r>
+      <w:proofErr w:type="spellStart"/>
+      <w:r>
+        <w:t>entitas</w:t>
+      </w:r>
+      <w:proofErr w:type="spellEnd"/>
+      <w:r>
+        <w:t xml:space="preserve"> BUKU </w:t>
+      </w:r>
+      <w:proofErr w:type="spellStart"/>
+      <w:r>
+        <w:t>memiliki</w:t>
+      </w:r>
+      <w:proofErr w:type="spellEnd"/>
+      <w:r>
+        <w:t xml:space="preserve"> </w:t>
+      </w:r>
+      <w:proofErr w:type="spellStart"/>
+      <w:r>
+        <w:t>atribut</w:t>
+      </w:r>
+      <w:proofErr w:type="spellEnd"/>
+      <w:r>
+        <w:t xml:space="preserve"> </w:t>
+      </w:r>
+      <w:proofErr w:type="spellStart"/>
+      <w:r>
+        <w:rPr>
+          <w:i/>
+          <w:iCs/>
+        </w:rPr>
+        <w:t>isbn</w:t>
+      </w:r>
+      <w:proofErr w:type="spellEnd"/>
+      <w:r>
+        <w:t xml:space="preserve">, </w:t>
+      </w:r>
+      <w:proofErr w:type="spellStart"/>
+      <w:r>
+        <w:rPr>
+          <w:i/>
+          <w:iCs/>
+        </w:rPr>
+        <w:t>judul</w:t>
+      </w:r>
+      <w:proofErr w:type="spellEnd"/>
+      <w:r>
+        <w:t xml:space="preserve">, </w:t>
+      </w:r>
+      <w:proofErr w:type="spellStart"/>
+      <w:r>
+        <w:rPr>
+          <w:i/>
+          <w:iCs/>
+        </w:rPr>
+        <w:t>lokasi_rak</w:t>
+      </w:r>
+      <w:proofErr w:type="spellEnd"/>
+      <w:r>
+        <w:t xml:space="preserve">, dan </w:t>
+      </w:r>
+      <w:proofErr w:type="spellStart"/>
+      <w:r>
+        <w:rPr>
+          <w:i/>
+          <w:iCs/>
+        </w:rPr>
+        <w:t>stok_tersedia</w:t>
+      </w:r>
+      <w:proofErr w:type="spellEnd"/>
+      <w:r>
+        <w:t xml:space="preserve">; </w:t>
+      </w:r>
+      <w:proofErr w:type="spellStart"/>
+      <w:r>
+        <w:t>sedangkan</w:t>
+      </w:r>
+      <w:proofErr w:type="spellEnd"/>
+      <w:r>
+        <w:t xml:space="preserve"> </w:t>
+      </w:r>
+      <w:proofErr w:type="spellStart"/>
+      <w:r>
+        <w:t>entitas</w:t>
+      </w:r>
+      <w:proofErr w:type="spellEnd"/>
+      <w:r>
+        <w:t xml:space="preserve"> DENDA </w:t>
+      </w:r>
+      <w:proofErr w:type="spellStart"/>
+      <w:r>
+        <w:t>memiliki</w:t>
+      </w:r>
+      <w:proofErr w:type="spellEnd"/>
+      <w:r>
+        <w:t xml:space="preserve"> </w:t>
+      </w:r>
+      <w:proofErr w:type="spellStart"/>
+      <w:r>
+        <w:t>atribut</w:t>
+      </w:r>
+      <w:proofErr w:type="spellEnd"/>
+      <w:r>
+        <w:t xml:space="preserve"> </w:t>
+      </w:r>
+      <w:proofErr w:type="spellStart"/>
+      <w:r>
+        <w:rPr>
+          <w:i/>
+          <w:iCs/>
+        </w:rPr>
+        <w:t>nominal_denda</w:t>
+      </w:r>
+      <w:proofErr w:type="spellEnd"/>
+      <w:r>
+        <w:t xml:space="preserve"> dan </w:t>
+      </w:r>
+      <w:proofErr w:type="spellStart"/>
+      <w:r>
+        <w:rPr>
+          <w:i/>
+          <w:iCs/>
+        </w:rPr>
+        <w:t>status_denda</w:t>
+      </w:r>
+      <w:proofErr w:type="spellEnd"/>
+      <w:r>
+        <w:t xml:space="preserve">. Salah </w:t>
+      </w:r>
+      <w:proofErr w:type="spellStart"/>
+      <w:r>
+        <w:t>satu</w:t>
+      </w:r>
+      <w:proofErr w:type="spellEnd"/>
+      <w:r>
+        <w:t xml:space="preserve"> </w:t>
+      </w:r>
+      <w:proofErr w:type="spellStart"/>
+      <w:r>
+        <w:t>atribut</w:t>
+      </w:r>
+      <w:proofErr w:type="spellEnd"/>
+      <w:r>
+        <w:t xml:space="preserve"> pada </w:t>
+      </w:r>
+      <w:proofErr w:type="spellStart"/>
+      <w:r>
+        <w:t>setiap</w:t>
+      </w:r>
+      <w:proofErr w:type="spellEnd"/>
+      <w:r>
+        <w:t xml:space="preserve"> </w:t>
+      </w:r>
+      <w:proofErr w:type="spellStart"/>
+      <w:r>
+        <w:t>entitas</w:t>
+      </w:r>
+      <w:proofErr w:type="spellEnd"/>
+      <w:r>
+        <w:t xml:space="preserve"> </w:t>
+      </w:r>
+      <w:proofErr w:type="spellStart"/>
+      <w:r>
+        <w:t>berperan</w:t>
+      </w:r>
+      <w:proofErr w:type="spellEnd"/>
+      <w:r>
+        <w:t xml:space="preserve"> </w:t>
+      </w:r>
+      <w:proofErr w:type="spellStart"/>
+      <w:r>
+        <w:t>sebagai</w:t>
+      </w:r>
+      <w:proofErr w:type="spellEnd"/>
+      <w:r>
+        <w:t xml:space="preserve"> </w:t>
+      </w:r>
+      <w:r>
+        <w:rPr>
+          <w:i/>
+          <w:iCs/>
+        </w:rPr>
+        <w:t>primary key</w:t>
+      </w:r>
+      <w:r>
+        <w:t xml:space="preserve"> (</w:t>
+      </w:r>
+      <w:proofErr w:type="spellStart"/>
+      <w:r>
+        <w:t>kunci</w:t>
+      </w:r>
+      <w:proofErr w:type="spellEnd"/>
+      <w:r>
+        <w:t xml:space="preserve"> </w:t>
+      </w:r>
+      <w:proofErr w:type="spellStart"/>
+      <w:r>
+        <w:t>utama</w:t>
+      </w:r>
+      <w:proofErr w:type="spellEnd"/>
+      <w:r>
+        <w:t xml:space="preserve">) yang </w:t>
+      </w:r>
+      <w:proofErr w:type="spellStart"/>
+      <w:r>
+        <w:t>membedakan</w:t>
+      </w:r>
+      <w:proofErr w:type="spellEnd"/>
+      <w:r>
+        <w:t xml:space="preserve"> </w:t>
+      </w:r>
+      <w:proofErr w:type="spellStart"/>
+      <w:r>
+        <w:t>satu</w:t>
+      </w:r>
+      <w:proofErr w:type="spellEnd"/>
+      <w:r>
+        <w:t xml:space="preserve"> baris data </w:t>
+      </w:r>
+      <w:proofErr w:type="spellStart"/>
+      <w:r>
+        <w:t>dengan</w:t>
+      </w:r>
+      <w:proofErr w:type="spellEnd"/>
+      <w:r>
+        <w:t xml:space="preserve"> baris </w:t>
+      </w:r>
+      <w:proofErr w:type="spellStart"/>
+      <w:r>
+        <w:t>lainnya</w:t>
+      </w:r>
+      <w:proofErr w:type="spellEnd"/>
+      <w:r>
+        <w:t xml:space="preserve">, </w:t>
+      </w:r>
+      <w:proofErr w:type="spellStart"/>
+      <w:r>
+        <w:t>misalnya</w:t>
+      </w:r>
+      <w:proofErr w:type="spellEnd"/>
+      <w:r>
+        <w:t xml:space="preserve"> </w:t>
+      </w:r>
+      <w:proofErr w:type="spellStart"/>
+      <w:r>
+        <w:t>atribut</w:t>
+      </w:r>
+      <w:proofErr w:type="spellEnd"/>
+      <w:r>
+        <w:t xml:space="preserve"> </w:t>
+      </w:r>
+      <w:r>
+        <w:rPr>
+          <w:i/>
+          <w:iCs/>
+        </w:rPr>
+        <w:t>id</w:t>
+      </w:r>
+      <w:r>
+        <w:t xml:space="preserve"> pada masing-masing </w:t>
+      </w:r>
+      <w:proofErr w:type="spellStart"/>
+      <w:r>
+        <w:t>entitas</w:t>
+      </w:r>
+      <w:proofErr w:type="spellEnd"/>
+      <w:r>
+        <w:t>.</w:t>
+      </w:r>
+    </w:p>
+    <w:p>
+      <w:pPr>
+        <w:pStyle w:val="ListParagraph"/>
+        <w:numPr>
+          <w:ilvl w:val="0"/>
+          <w:numId w:val="12"/>
+        </w:numPr>
+      </w:pPr>
+      <w:proofErr w:type="spellStart"/>
+      <w:r>
+        <w:t>Relasi</w:t>
+      </w:r>
+      <w:proofErr w:type="spellEnd"/>
+    </w:p>
+    <w:p>
+      <w:pPr>
+        <w:ind w:left="720" w:firstLine="720"/>
+      </w:pPr>
+      <w:proofErr w:type="spellStart"/>
+      <w:r>
+        <w:t>Relasi</w:t>
+      </w:r>
+      <w:proofErr w:type="spellEnd"/>
+      <w:r>
+        <w:t xml:space="preserve"> </w:t>
+      </w:r>
+      <w:proofErr w:type="spellStart"/>
+      <w:r>
+        <w:t>menggambarkan</w:t>
+      </w:r>
+      <w:proofErr w:type="spellEnd"/>
+      <w:r>
+        <w:t xml:space="preserve"> </w:t>
+      </w:r>
+      <w:proofErr w:type="spellStart"/>
+      <w:r>
+        <w:t>bagaimana</w:t>
+      </w:r>
+      <w:proofErr w:type="spellEnd"/>
+      <w:r>
+        <w:t xml:space="preserve"> dua </w:t>
+      </w:r>
+      <w:proofErr w:type="spellStart"/>
+      <w:r>
+        <w:t>entitas</w:t>
+      </w:r>
+      <w:proofErr w:type="spellEnd"/>
+      <w:r>
+        <w:t xml:space="preserve"> </w:t>
+      </w:r>
+      <w:proofErr w:type="spellStart"/>
+      <w:r>
+        <w:t>saling</w:t>
+      </w:r>
+      <w:proofErr w:type="spellEnd"/>
+      <w:r>
+        <w:t xml:space="preserve"> </w:t>
+      </w:r>
+      <w:proofErr w:type="spellStart"/>
+      <w:r>
+        <w:t>berhubungan</w:t>
+      </w:r>
+      <w:proofErr w:type="spellEnd"/>
+      <w:r>
+        <w:t xml:space="preserve">. Pada </w:t>
+      </w:r>
+      <w:proofErr w:type="spellStart"/>
+      <w:r>
+        <w:t>sistem</w:t>
+      </w:r>
+      <w:proofErr w:type="spellEnd"/>
+      <w:r>
+        <w:t xml:space="preserve"> </w:t>
+      </w:r>
+      <w:proofErr w:type="spellStart"/>
+      <w:r>
+        <w:t>ini</w:t>
+      </w:r>
+      <w:proofErr w:type="spellEnd"/>
+      <w:r>
+        <w:t xml:space="preserve">, </w:t>
+      </w:r>
+      <w:proofErr w:type="spellStart"/>
+      <w:r>
+        <w:t>relasi</w:t>
+      </w:r>
+      <w:proofErr w:type="spellEnd"/>
+      <w:r>
+        <w:t xml:space="preserve"> </w:t>
+      </w:r>
+      <w:proofErr w:type="spellStart"/>
+      <w:r>
+        <w:t>terjadi</w:t>
+      </w:r>
+      <w:proofErr w:type="spellEnd"/>
+      <w:r>
+        <w:t xml:space="preserve"> </w:t>
+      </w:r>
+      <w:proofErr w:type="spellStart"/>
+      <w:r>
+        <w:t>misalnya</w:t>
+      </w:r>
+      <w:proofErr w:type="spellEnd"/>
+      <w:r>
+        <w:t xml:space="preserve"> </w:t>
+      </w:r>
+      <w:proofErr w:type="spellStart"/>
+      <w:r>
+        <w:t>antara</w:t>
+      </w:r>
+      <w:proofErr w:type="spellEnd"/>
+      <w:r>
+        <w:t xml:space="preserve"> USERS </w:t>
+      </w:r>
+      <w:proofErr w:type="spellStart"/>
+      <w:r>
+        <w:t>dengan</w:t>
+      </w:r>
+      <w:proofErr w:type="spellEnd"/>
+      <w:r>
+        <w:t xml:space="preserve"> PEMINJAMAN (</w:t>
+      </w:r>
+      <w:proofErr w:type="spellStart"/>
+      <w:r>
+        <w:t>seorang</w:t>
+      </w:r>
+      <w:proofErr w:type="spellEnd"/>
+      <w:r>
+        <w:t xml:space="preserve"> </w:t>
+      </w:r>
+      <w:proofErr w:type="spellStart"/>
+      <w:r>
+        <w:t>pengguna</w:t>
+      </w:r>
+      <w:proofErr w:type="spellEnd"/>
+      <w:r>
+        <w:t xml:space="preserve"> </w:t>
+      </w:r>
+      <w:proofErr w:type="spellStart"/>
+      <w:r>
+        <w:t>dapat</w:t>
+      </w:r>
+      <w:proofErr w:type="spellEnd"/>
+      <w:r>
+        <w:t xml:space="preserve"> </w:t>
+      </w:r>
+      <w:proofErr w:type="spellStart"/>
+      <w:r>
+        <w:t>melakukan</w:t>
+      </w:r>
+      <w:proofErr w:type="spellEnd"/>
+      <w:r>
+        <w:t xml:space="preserve"> </w:t>
+      </w:r>
+      <w:proofErr w:type="spellStart"/>
+      <w:r>
+        <w:t>banyak</w:t>
+      </w:r>
+      <w:proofErr w:type="spellEnd"/>
+      <w:r>
+        <w:t xml:space="preserve"> </w:t>
+      </w:r>
+      <w:proofErr w:type="spellStart"/>
+      <w:r>
+        <w:t>transaksi</w:t>
+      </w:r>
+      <w:proofErr w:type="spellEnd"/>
+      <w:r>
+        <w:t xml:space="preserve"> </w:t>
+      </w:r>
+      <w:proofErr w:type="spellStart"/>
+      <w:r>
+        <w:t>peminjaman</w:t>
+      </w:r>
+      <w:proofErr w:type="spellEnd"/>
+      <w:r>
+        <w:t xml:space="preserve">), </w:t>
+      </w:r>
+      <w:proofErr w:type="spellStart"/>
+      <w:r>
+        <w:t>atau</w:t>
+      </w:r>
+      <w:proofErr w:type="spellEnd"/>
+      <w:r>
+        <w:t xml:space="preserve"> </w:t>
+      </w:r>
+      <w:proofErr w:type="spellStart"/>
+      <w:r>
+        <w:t>antara</w:t>
+      </w:r>
+      <w:proofErr w:type="spellEnd"/>
+      <w:r>
+        <w:t xml:space="preserve"> PEMINJAMAN_DETAIL </w:t>
+      </w:r>
+      <w:proofErr w:type="spellStart"/>
+      <w:r>
+        <w:t>dengan</w:t>
+      </w:r>
+      <w:proofErr w:type="spellEnd"/>
+      <w:r>
+        <w:t xml:space="preserve"> DENDA (</w:t>
+      </w:r>
+      <w:proofErr w:type="spellStart"/>
+      <w:r>
+        <w:t>satu</w:t>
+      </w:r>
+      <w:proofErr w:type="spellEnd"/>
+      <w:r>
+        <w:t xml:space="preserve"> detail </w:t>
+      </w:r>
+      <w:proofErr w:type="spellStart"/>
+      <w:r>
+        <w:t>peminjaman</w:t>
+      </w:r>
+      <w:proofErr w:type="spellEnd"/>
+      <w:r>
+        <w:t xml:space="preserve"> </w:t>
+      </w:r>
+      <w:proofErr w:type="spellStart"/>
+      <w:r>
+        <w:t>dapat</w:t>
+      </w:r>
+      <w:proofErr w:type="spellEnd"/>
+      <w:r>
+        <w:t xml:space="preserve"> </w:t>
+      </w:r>
+      <w:proofErr w:type="spellStart"/>
+      <w:r>
+        <w:t>menghasilkan</w:t>
+      </w:r>
+      <w:proofErr w:type="spellEnd"/>
+      <w:r>
+        <w:t xml:space="preserve"> </w:t>
+      </w:r>
+      <w:proofErr w:type="spellStart"/>
+      <w:r>
+        <w:t>satu</w:t>
+      </w:r>
+      <w:proofErr w:type="spellEnd"/>
+      <w:r>
+        <w:t xml:space="preserve"> </w:t>
+      </w:r>
+      <w:proofErr w:type="spellStart"/>
+      <w:r>
+        <w:t>tagihan</w:t>
+      </w:r>
+      <w:proofErr w:type="spellEnd"/>
+      <w:r>
+        <w:t xml:space="preserve"> </w:t>
+      </w:r>
+      <w:proofErr w:type="spellStart"/>
+      <w:r>
+        <w:t>denda</w:t>
+      </w:r>
+      <w:proofErr w:type="spellEnd"/>
+      <w:r>
+        <w:t xml:space="preserve"> </w:t>
+      </w:r>
+      <w:proofErr w:type="spellStart"/>
+      <w:r>
+        <w:t>apabila</w:t>
+      </w:r>
+      <w:proofErr w:type="spellEnd"/>
+      <w:r>
+        <w:t xml:space="preserve"> </w:t>
+      </w:r>
+      <w:proofErr w:type="spellStart"/>
+      <w:r>
+        <w:t>terjadi</w:t>
+      </w:r>
+      <w:proofErr w:type="spellEnd"/>
+      <w:r>
+        <w:t xml:space="preserve"> </w:t>
+      </w:r>
+      <w:proofErr w:type="spellStart"/>
+      <w:r>
+        <w:t>keterlambatan</w:t>
+      </w:r>
+      <w:proofErr w:type="spellEnd"/>
+      <w:r>
+        <w:t>).</w:t>
+      </w:r>
+    </w:p>
+    <w:p>
+      <w:pPr>
+        <w:pStyle w:val="ListParagraph"/>
+        <w:numPr>
+          <w:ilvl w:val="0"/>
+          <w:numId w:val="12"/>
+        </w:numPr>
+      </w:pPr>
+      <w:r>
+        <w:t>Garis</w:t>
+      </w:r>
+    </w:p>
+    <w:p>
+      <w:pPr>
+        <w:ind w:left="720" w:firstLine="720"/>
+      </w:pPr>
+      <w:r>
+        <w:t xml:space="preserve">Garis </w:t>
+      </w:r>
+      <w:proofErr w:type="spellStart"/>
+      <w:r>
+        <w:t>digunakan</w:t>
+      </w:r>
+      <w:proofErr w:type="spellEnd"/>
+      <w:r>
+        <w:t xml:space="preserve"> </w:t>
+      </w:r>
+      <w:proofErr w:type="spellStart"/>
+      <w:r>
+        <w:t>untuk</w:t>
+      </w:r>
+      <w:proofErr w:type="spellEnd"/>
+      <w:r>
+        <w:t xml:space="preserve"> </w:t>
+      </w:r>
+      <w:proofErr w:type="spellStart"/>
+      <w:r>
+        <w:t>menghubungkan</w:t>
+      </w:r>
+      <w:proofErr w:type="spellEnd"/>
+      <w:r>
+        <w:t xml:space="preserve"> </w:t>
+      </w:r>
+      <w:proofErr w:type="spellStart"/>
+      <w:r>
+        <w:t>entitas</w:t>
+      </w:r>
+      <w:proofErr w:type="spellEnd"/>
+      <w:r>
+        <w:t xml:space="preserve"> </w:t>
+      </w:r>
+      <w:proofErr w:type="spellStart"/>
+      <w:r>
+        <w:t>satu</w:t>
+      </w:r>
+      <w:proofErr w:type="spellEnd"/>
+      <w:r>
+        <w:t xml:space="preserve"> </w:t>
+      </w:r>
+      <w:proofErr w:type="spellStart"/>
+      <w:r>
+        <w:t>dengan</w:t>
+      </w:r>
+      <w:proofErr w:type="spellEnd"/>
+      <w:r>
+        <w:t xml:space="preserve"> </w:t>
+      </w:r>
+      <w:proofErr w:type="spellStart"/>
+      <w:r>
+        <w:t>entitas</w:t>
+      </w:r>
+      <w:proofErr w:type="spellEnd"/>
+      <w:r>
+        <w:t xml:space="preserve"> </w:t>
+      </w:r>
+      <w:proofErr w:type="spellStart"/>
+      <w:r>
+        <w:t>lainnya</w:t>
+      </w:r>
+      <w:proofErr w:type="spellEnd"/>
+      <w:r>
+        <w:t xml:space="preserve"> </w:t>
+      </w:r>
+      <w:proofErr w:type="spellStart"/>
+      <w:r>
+        <w:t>sekaligus</w:t>
+      </w:r>
+      <w:proofErr w:type="spellEnd"/>
+      <w:r>
+        <w:t xml:space="preserve"> </w:t>
+      </w:r>
+      <w:proofErr w:type="spellStart"/>
+      <w:r>
+        <w:t>menunjukkan</w:t>
+      </w:r>
+      <w:proofErr w:type="spellEnd"/>
+      <w:r>
+        <w:t xml:space="preserve"> </w:t>
+      </w:r>
+      <w:proofErr w:type="spellStart"/>
+      <w:r>
+        <w:t>kardinalitas</w:t>
+      </w:r>
+      <w:proofErr w:type="spellEnd"/>
+      <w:r>
+        <w:t xml:space="preserve"> </w:t>
+      </w:r>
+      <w:proofErr w:type="spellStart"/>
+      <w:r>
+        <w:t>hubungan</w:t>
+      </w:r>
+      <w:proofErr w:type="spellEnd"/>
+      <w:r>
+        <w:t xml:space="preserve"> </w:t>
+      </w:r>
+      <w:proofErr w:type="spellStart"/>
+      <w:r>
+        <w:t>tersebut</w:t>
+      </w:r>
+      <w:proofErr w:type="spellEnd"/>
+      <w:r>
+        <w:t xml:space="preserve"> (one-to-one, one-to-many, </w:t>
+      </w:r>
+      <w:proofErr w:type="spellStart"/>
+      <w:r>
+        <w:t>atau</w:t>
+      </w:r>
+      <w:proofErr w:type="spellEnd"/>
+      <w:r>
+        <w:t xml:space="preserve"> </w:t>
+      </w:r>
+      <w:r>
+        <w:lastRenderedPageBreak/>
+        <w:t xml:space="preserve">many-to-many). </w:t>
+      </w:r>
+      <w:proofErr w:type="spellStart"/>
+      <w:r>
+        <w:t>Contohnya</w:t>
+      </w:r>
+      <w:proofErr w:type="spellEnd"/>
+      <w:r>
+        <w:t xml:space="preserve">, garis yang </w:t>
+      </w:r>
+      <w:proofErr w:type="spellStart"/>
+      <w:r>
+        <w:t>menghubungkan</w:t>
+      </w:r>
+      <w:proofErr w:type="spellEnd"/>
+      <w:r>
+        <w:t xml:space="preserve"> BUKU </w:t>
+      </w:r>
+      <w:proofErr w:type="spellStart"/>
+      <w:r>
+        <w:t>ke</w:t>
+      </w:r>
+      <w:proofErr w:type="spellEnd"/>
+      <w:r>
+        <w:t xml:space="preserve"> TEMA_BUKU </w:t>
+      </w:r>
+      <w:proofErr w:type="spellStart"/>
+      <w:r>
+        <w:t>menunjukkan</w:t>
+      </w:r>
+      <w:proofErr w:type="spellEnd"/>
+      <w:r>
+        <w:t xml:space="preserve"> </w:t>
+      </w:r>
+      <w:proofErr w:type="spellStart"/>
+      <w:r>
+        <w:t>kardinalitas</w:t>
+      </w:r>
+      <w:proofErr w:type="spellEnd"/>
+      <w:r>
+        <w:t xml:space="preserve"> </w:t>
+      </w:r>
+      <w:r>
+        <w:rPr>
+          <w:i/>
+          <w:iCs/>
+        </w:rPr>
+        <w:t>many-to-one</w:t>
+      </w:r>
+      <w:r>
+        <w:t xml:space="preserve">, </w:t>
+      </w:r>
+      <w:proofErr w:type="spellStart"/>
+      <w:r>
+        <w:t>karena</w:t>
+      </w:r>
+      <w:proofErr w:type="spellEnd"/>
+      <w:r>
+        <w:t xml:space="preserve"> </w:t>
+      </w:r>
+      <w:proofErr w:type="spellStart"/>
+      <w:r>
+        <w:t>banyak</w:t>
+      </w:r>
+      <w:proofErr w:type="spellEnd"/>
+      <w:r>
+        <w:t xml:space="preserve"> </w:t>
+      </w:r>
+      <w:proofErr w:type="spellStart"/>
+      <w:r>
+        <w:t>buku</w:t>
+      </w:r>
+      <w:proofErr w:type="spellEnd"/>
+      <w:r>
+        <w:t xml:space="preserve"> </w:t>
+      </w:r>
+      <w:proofErr w:type="spellStart"/>
+      <w:r>
+        <w:t>dapat</w:t>
+      </w:r>
+      <w:proofErr w:type="spellEnd"/>
+      <w:r>
+        <w:t xml:space="preserve"> </w:t>
+      </w:r>
+      <w:proofErr w:type="spellStart"/>
+      <w:r>
+        <w:t>memiliki</w:t>
+      </w:r>
+      <w:proofErr w:type="spellEnd"/>
+      <w:r>
+        <w:t xml:space="preserve"> </w:t>
+      </w:r>
+      <w:proofErr w:type="spellStart"/>
+      <w:r>
+        <w:t>tema</w:t>
+      </w:r>
+      <w:proofErr w:type="spellEnd"/>
+      <w:r>
+        <w:t xml:space="preserve"> yang </w:t>
+      </w:r>
+      <w:proofErr w:type="spellStart"/>
+      <w:r>
+        <w:t>sama</w:t>
+      </w:r>
+      <w:proofErr w:type="spellEnd"/>
+      <w:r>
+        <w:t>.</w:t>
+      </w:r>
+    </w:p>
+    <w:p>
+      <w:pPr>
+        <w:pStyle w:val="Heading3"/>
+      </w:pPr>
+      <w:r>
+        <w:t>3.6.2</w:t>
+      </w:r>
+      <w:r>
+        <w:tab/>
+        <w:t xml:space="preserve">Cara </w:t>
+      </w:r>
+      <w:proofErr w:type="spellStart"/>
+      <w:r>
+        <w:t>Membuat</w:t>
+      </w:r>
+      <w:proofErr w:type="spellEnd"/>
+      <w:r>
+        <w:t xml:space="preserve"> ERD</w:t>
+      </w:r>
+    </w:p>
+    <w:p>
+      <w:pPr>
+        <w:pStyle w:val="ListParagraph"/>
+        <w:numPr>
+          <w:ilvl w:val="0"/>
+          <w:numId w:val="13"/>
+        </w:numPr>
+      </w:pPr>
+      <w:proofErr w:type="spellStart"/>
+      <w:r>
+        <w:t>Mengidentifikasi</w:t>
+      </w:r>
+      <w:proofErr w:type="spellEnd"/>
+      <w:r>
+        <w:t xml:space="preserve"> </w:t>
+      </w:r>
+      <w:proofErr w:type="spellStart"/>
+      <w:r>
+        <w:t>Entitas</w:t>
+      </w:r>
+      <w:proofErr w:type="spellEnd"/>
+    </w:p>
+    <w:p>
+      <w:pPr>
+        <w:ind w:left="720" w:firstLine="720"/>
+      </w:pPr>
+      <w:proofErr w:type="spellStart"/>
+      <w:r>
+        <w:t>Tahap</w:t>
+      </w:r>
+      <w:proofErr w:type="spellEnd"/>
+      <w:r>
+        <w:t xml:space="preserve"> </w:t>
+      </w:r>
+      <w:proofErr w:type="spellStart"/>
+      <w:r>
+        <w:t>awal</w:t>
+      </w:r>
+      <w:proofErr w:type="spellEnd"/>
+      <w:r>
+        <w:t xml:space="preserve"> </w:t>
+      </w:r>
+      <w:proofErr w:type="spellStart"/>
+      <w:r>
+        <w:t>dilakukan</w:t>
+      </w:r>
+      <w:proofErr w:type="spellEnd"/>
+      <w:r>
+        <w:t xml:space="preserve"> </w:t>
+      </w:r>
+      <w:proofErr w:type="spellStart"/>
+      <w:r>
+        <w:t>dengan</w:t>
+      </w:r>
+      <w:proofErr w:type="spellEnd"/>
+      <w:r>
+        <w:t xml:space="preserve"> </w:t>
+      </w:r>
+      <w:proofErr w:type="spellStart"/>
+      <w:r>
+        <w:t>menelusuri</w:t>
+      </w:r>
+      <w:proofErr w:type="spellEnd"/>
+      <w:r>
+        <w:t xml:space="preserve"> </w:t>
+      </w:r>
+      <w:proofErr w:type="spellStart"/>
+      <w:r>
+        <w:t>kebutuhan</w:t>
+      </w:r>
+      <w:proofErr w:type="spellEnd"/>
+      <w:r>
+        <w:t xml:space="preserve"> </w:t>
+      </w:r>
+      <w:proofErr w:type="spellStart"/>
+      <w:r>
+        <w:t>fungsional</w:t>
+      </w:r>
+      <w:proofErr w:type="spellEnd"/>
+      <w:r>
+        <w:t xml:space="preserve"> (3.1.2) dan </w:t>
+      </w:r>
+      <w:proofErr w:type="spellStart"/>
+      <w:r>
+        <w:t>skenario</w:t>
+      </w:r>
+      <w:proofErr w:type="spellEnd"/>
+      <w:r>
+        <w:t xml:space="preserve"> use case (3.3.3) </w:t>
+      </w:r>
+      <w:proofErr w:type="spellStart"/>
+      <w:r>
+        <w:t>untuk</w:t>
+      </w:r>
+      <w:proofErr w:type="spellEnd"/>
+      <w:r>
+        <w:t xml:space="preserve"> </w:t>
+      </w:r>
+      <w:proofErr w:type="spellStart"/>
+      <w:r>
+        <w:t>menentukan</w:t>
+      </w:r>
+      <w:proofErr w:type="spellEnd"/>
+      <w:r>
+        <w:t xml:space="preserve"> </w:t>
+      </w:r>
+      <w:proofErr w:type="spellStart"/>
+      <w:r>
+        <w:t>objek-objek</w:t>
+      </w:r>
+      <w:proofErr w:type="spellEnd"/>
+      <w:r>
+        <w:t xml:space="preserve"> data yang </w:t>
+      </w:r>
+      <w:proofErr w:type="spellStart"/>
+      <w:r>
+        <w:t>perlu</w:t>
+      </w:r>
+      <w:proofErr w:type="spellEnd"/>
+      <w:r>
+        <w:t xml:space="preserve"> </w:t>
+      </w:r>
+      <w:proofErr w:type="spellStart"/>
+      <w:r>
+        <w:t>disimpan</w:t>
+      </w:r>
+      <w:proofErr w:type="spellEnd"/>
+      <w:r>
+        <w:t xml:space="preserve"> </w:t>
+      </w:r>
+      <w:proofErr w:type="spellStart"/>
+      <w:r>
+        <w:t>sistem</w:t>
+      </w:r>
+      <w:proofErr w:type="spellEnd"/>
+      <w:r>
+        <w:t xml:space="preserve">. Dari proses </w:t>
+      </w:r>
+      <w:proofErr w:type="spellStart"/>
+      <w:r>
+        <w:t>ini</w:t>
+      </w:r>
+      <w:proofErr w:type="spellEnd"/>
+      <w:r>
+        <w:t xml:space="preserve"> </w:t>
+      </w:r>
+      <w:proofErr w:type="spellStart"/>
+      <w:r>
+        <w:t>teridentifikasi</w:t>
+      </w:r>
+      <w:proofErr w:type="spellEnd"/>
+      <w:r>
+        <w:t xml:space="preserve"> </w:t>
+      </w:r>
+      <w:proofErr w:type="spellStart"/>
+      <w:r>
+        <w:t>sembilan</w:t>
+      </w:r>
+      <w:proofErr w:type="spellEnd"/>
+      <w:r>
+        <w:t xml:space="preserve"> </w:t>
+      </w:r>
+      <w:proofErr w:type="spellStart"/>
+      <w:r>
+        <w:t>entitas</w:t>
+      </w:r>
+      <w:proofErr w:type="spellEnd"/>
+      <w:r>
+        <w:t xml:space="preserve"> </w:t>
+      </w:r>
+      <w:proofErr w:type="spellStart"/>
+      <w:r>
+        <w:t>utama</w:t>
+      </w:r>
+      <w:proofErr w:type="spellEnd"/>
+      <w:r>
+        <w:t xml:space="preserve"> yang </w:t>
+      </w:r>
+      <w:proofErr w:type="spellStart"/>
+      <w:r>
+        <w:t>mewakili</w:t>
+      </w:r>
+      <w:proofErr w:type="spellEnd"/>
+      <w:r>
+        <w:t xml:space="preserve"> </w:t>
+      </w:r>
+      <w:proofErr w:type="spellStart"/>
+      <w:r>
+        <w:t>tiga</w:t>
+      </w:r>
+      <w:proofErr w:type="spellEnd"/>
+      <w:r>
+        <w:t xml:space="preserve"> proses inti: </w:t>
+      </w:r>
+      <w:proofErr w:type="spellStart"/>
+      <w:r>
+        <w:t>sirkulasi</w:t>
+      </w:r>
+      <w:proofErr w:type="spellEnd"/>
+      <w:r>
+        <w:t xml:space="preserve"> </w:t>
+      </w:r>
+      <w:proofErr w:type="spellStart"/>
+      <w:r>
+        <w:t>peminjaman</w:t>
+      </w:r>
+      <w:proofErr w:type="spellEnd"/>
+      <w:r>
+        <w:t xml:space="preserve"> (USERS, PEMINJAMAN, PEMINJAMAN_DETAIL, BUKU, TEMA_BUKU, JURUSAN), tata </w:t>
+      </w:r>
+      <w:proofErr w:type="spellStart"/>
+      <w:r>
+        <w:t>kelola</w:t>
+      </w:r>
+      <w:proofErr w:type="spellEnd"/>
+      <w:r>
+        <w:t xml:space="preserve"> </w:t>
+      </w:r>
+      <w:proofErr w:type="spellStart"/>
+      <w:r>
+        <w:t>denda</w:t>
+      </w:r>
+      <w:proofErr w:type="spellEnd"/>
+      <w:r>
+        <w:t xml:space="preserve"> (DENDA, FINE_WAIVER_AUDIT_LOGS), dan </w:t>
+      </w:r>
+      <w:proofErr w:type="spellStart"/>
+      <w:r>
+        <w:t>repositori</w:t>
+      </w:r>
+      <w:proofErr w:type="spellEnd"/>
+      <w:r>
+        <w:t xml:space="preserve"> </w:t>
+      </w:r>
+      <w:proofErr w:type="spellStart"/>
+      <w:r>
+        <w:t>karya</w:t>
+      </w:r>
+      <w:proofErr w:type="spellEnd"/>
+      <w:r>
+        <w:t xml:space="preserve"> </w:t>
+      </w:r>
+      <w:proofErr w:type="spellStart"/>
+      <w:r>
+        <w:t>ilmiah</w:t>
+      </w:r>
+      <w:proofErr w:type="spellEnd"/>
+      <w:r>
+        <w:t xml:space="preserve"> (REPOSITORY_PAPERS).</w:t>
+      </w:r>
+    </w:p>
+    <w:p>
+      <w:pPr>
+        <w:pStyle w:val="ListParagraph"/>
+        <w:numPr>
+          <w:ilvl w:val="0"/>
+          <w:numId w:val="13"/>
+        </w:numPr>
+      </w:pPr>
+      <w:proofErr w:type="spellStart"/>
+      <w:r>
+        <w:t>Mengidentifikasi</w:t>
+      </w:r>
+      <w:proofErr w:type="spellEnd"/>
+      <w:r>
+        <w:t xml:space="preserve"> </w:t>
+      </w:r>
+      <w:proofErr w:type="spellStart"/>
+      <w:r>
+        <w:t>serta</w:t>
+      </w:r>
+      <w:proofErr w:type="spellEnd"/>
+      <w:r>
+        <w:t xml:space="preserve"> </w:t>
+      </w:r>
+      <w:proofErr w:type="spellStart"/>
+      <w:r>
+        <w:t>Menjelaskan</w:t>
+      </w:r>
+      <w:proofErr w:type="spellEnd"/>
+      <w:r>
+        <w:t xml:space="preserve"> </w:t>
+      </w:r>
+      <w:proofErr w:type="spellStart"/>
+      <w:r>
+        <w:t>Hubungan</w:t>
+      </w:r>
+      <w:proofErr w:type="spellEnd"/>
+      <w:r>
+        <w:t xml:space="preserve"> </w:t>
+      </w:r>
+      <w:proofErr w:type="spellStart"/>
+      <w:r>
+        <w:t>Entitas</w:t>
+      </w:r>
+      <w:proofErr w:type="spellEnd"/>
+    </w:p>
+    <w:p>
+      <w:pPr>
+        <w:ind w:left="720" w:firstLine="720"/>
+      </w:pPr>
+      <w:proofErr w:type="spellStart"/>
+      <w:r>
+        <w:t>Setelah</w:t>
+      </w:r>
+      <w:proofErr w:type="spellEnd"/>
+      <w:r>
+        <w:t xml:space="preserve"> </w:t>
+      </w:r>
+      <w:proofErr w:type="spellStart"/>
+      <w:r>
+        <w:t>entitas</w:t>
+      </w:r>
+      <w:proofErr w:type="spellEnd"/>
+      <w:r>
+        <w:t xml:space="preserve"> </w:t>
+      </w:r>
+      <w:proofErr w:type="spellStart"/>
+      <w:r>
+        <w:t>ditentukan</w:t>
+      </w:r>
+      <w:proofErr w:type="spellEnd"/>
+      <w:r>
+        <w:t xml:space="preserve">, </w:t>
+      </w:r>
+      <w:proofErr w:type="spellStart"/>
+      <w:r>
+        <w:t>langkah</w:t>
+      </w:r>
+      <w:proofErr w:type="spellEnd"/>
+      <w:r>
+        <w:t xml:space="preserve"> </w:t>
+      </w:r>
+      <w:proofErr w:type="spellStart"/>
+      <w:r>
+        <w:t>berikutnya</w:t>
+      </w:r>
+      <w:proofErr w:type="spellEnd"/>
+      <w:r>
+        <w:t xml:space="preserve"> </w:t>
+      </w:r>
+      <w:proofErr w:type="spellStart"/>
+      <w:r>
+        <w:t>adalah</w:t>
+      </w:r>
+      <w:proofErr w:type="spellEnd"/>
+      <w:r>
+        <w:t xml:space="preserve"> </w:t>
+      </w:r>
+      <w:proofErr w:type="spellStart"/>
+      <w:r>
+        <w:t>menentukan</w:t>
+      </w:r>
+      <w:proofErr w:type="spellEnd"/>
+      <w:r>
+        <w:t xml:space="preserve"> </w:t>
+      </w:r>
+      <w:proofErr w:type="spellStart"/>
+      <w:r>
+        <w:t>bagaimana</w:t>
+      </w:r>
+      <w:proofErr w:type="spellEnd"/>
+      <w:r>
+        <w:t xml:space="preserve"> </w:t>
+      </w:r>
+      <w:proofErr w:type="spellStart"/>
+      <w:r>
+        <w:t>entitas-entitas</w:t>
+      </w:r>
+      <w:proofErr w:type="spellEnd"/>
+      <w:r>
+        <w:t xml:space="preserve"> </w:t>
+      </w:r>
+      <w:proofErr w:type="spellStart"/>
+      <w:r>
+        <w:t>tersebut</w:t>
+      </w:r>
+      <w:proofErr w:type="spellEnd"/>
+      <w:r>
+        <w:t xml:space="preserve"> </w:t>
+      </w:r>
+      <w:proofErr w:type="spellStart"/>
+      <w:r>
+        <w:t>saling</w:t>
+      </w:r>
+      <w:proofErr w:type="spellEnd"/>
+      <w:r>
+        <w:t xml:space="preserve"> </w:t>
+      </w:r>
+      <w:proofErr w:type="spellStart"/>
+      <w:r>
+        <w:t>berhubungan</w:t>
+      </w:r>
+      <w:proofErr w:type="spellEnd"/>
+      <w:r>
+        <w:t xml:space="preserve"> </w:t>
+      </w:r>
+      <w:proofErr w:type="spellStart"/>
+      <w:r>
+        <w:t>berdasarkan</w:t>
+      </w:r>
+      <w:proofErr w:type="spellEnd"/>
+      <w:r>
+        <w:t xml:space="preserve"> </w:t>
+      </w:r>
+      <w:proofErr w:type="spellStart"/>
+      <w:r>
+        <w:t>alur</w:t>
+      </w:r>
+      <w:proofErr w:type="spellEnd"/>
+      <w:r>
+        <w:t xml:space="preserve"> proses </w:t>
+      </w:r>
+      <w:proofErr w:type="spellStart"/>
+      <w:r>
+        <w:t>bisnis</w:t>
+      </w:r>
+      <w:proofErr w:type="spellEnd"/>
+      <w:r>
+        <w:t xml:space="preserve">. </w:t>
+      </w:r>
+      <w:proofErr w:type="spellStart"/>
+      <w:r>
+        <w:t>Sebagai</w:t>
+      </w:r>
+      <w:proofErr w:type="spellEnd"/>
+      <w:r>
+        <w:t xml:space="preserve"> </w:t>
+      </w:r>
+      <w:proofErr w:type="spellStart"/>
+      <w:r>
+        <w:t>contoh</w:t>
+      </w:r>
+      <w:proofErr w:type="spellEnd"/>
+      <w:r>
+        <w:t xml:space="preserve">, </w:t>
+      </w:r>
+      <w:proofErr w:type="spellStart"/>
+      <w:r>
+        <w:t>satu</w:t>
+      </w:r>
+      <w:proofErr w:type="spellEnd"/>
+      <w:r>
+        <w:t xml:space="preserve"> USERS </w:t>
+      </w:r>
+      <w:proofErr w:type="spellStart"/>
+      <w:r>
+        <w:t>dapat</w:t>
+      </w:r>
+      <w:proofErr w:type="spellEnd"/>
+      <w:r>
+        <w:t xml:space="preserve"> </w:t>
+      </w:r>
+      <w:proofErr w:type="spellStart"/>
+      <w:r>
+        <w:t>memiliki</w:t>
+      </w:r>
+      <w:proofErr w:type="spellEnd"/>
+      <w:r>
+        <w:t xml:space="preserve"> </w:t>
+      </w:r>
+      <w:proofErr w:type="spellStart"/>
+      <w:r>
+        <w:t>banyak</w:t>
+      </w:r>
+      <w:proofErr w:type="spellEnd"/>
+      <w:r>
+        <w:t xml:space="preserve"> PEMINJAMAN (</w:t>
+      </w:r>
+      <w:r>
+        <w:rPr>
+          <w:i/>
+          <w:iCs/>
+        </w:rPr>
+        <w:t>one-to-many</w:t>
+      </w:r>
+      <w:r>
+        <w:t xml:space="preserve">), </w:t>
+      </w:r>
+      <w:proofErr w:type="spellStart"/>
+      <w:r>
+        <w:t>satu</w:t>
+      </w:r>
+      <w:proofErr w:type="spellEnd"/>
+      <w:r>
+        <w:t xml:space="preserve"> PEMINJAMAN </w:t>
+      </w:r>
+      <w:proofErr w:type="spellStart"/>
+      <w:r>
+        <w:t>dapat</w:t>
+      </w:r>
+      <w:proofErr w:type="spellEnd"/>
+      <w:r>
+        <w:t xml:space="preserve"> </w:t>
+      </w:r>
+      <w:proofErr w:type="spellStart"/>
+      <w:r>
+        <w:t>terdiri</w:t>
+      </w:r>
+      <w:proofErr w:type="spellEnd"/>
+      <w:r>
+        <w:t xml:space="preserve"> </w:t>
+      </w:r>
+      <w:proofErr w:type="spellStart"/>
+      <w:r>
+        <w:t>dari</w:t>
+      </w:r>
+      <w:proofErr w:type="spellEnd"/>
+      <w:r>
+        <w:t xml:space="preserve"> </w:t>
+      </w:r>
+      <w:proofErr w:type="spellStart"/>
+      <w:r>
+        <w:t>banyak</w:t>
+      </w:r>
+      <w:proofErr w:type="spellEnd"/>
+      <w:r>
+        <w:t xml:space="preserve"> PEMINJAMAN_DETAIL </w:t>
+      </w:r>
+      <w:proofErr w:type="spellStart"/>
+      <w:r>
+        <w:t>karena</w:t>
+      </w:r>
+      <w:proofErr w:type="spellEnd"/>
+      <w:r>
+        <w:t xml:space="preserve"> </w:t>
+      </w:r>
+      <w:proofErr w:type="spellStart"/>
+      <w:r>
+        <w:t>satu</w:t>
+      </w:r>
+      <w:proofErr w:type="spellEnd"/>
+      <w:r>
+        <w:t xml:space="preserve"> </w:t>
+      </w:r>
+      <w:proofErr w:type="spellStart"/>
+      <w:r>
+        <w:t>transaksi</w:t>
+      </w:r>
+      <w:proofErr w:type="spellEnd"/>
+      <w:r>
+        <w:t xml:space="preserve"> </w:t>
+      </w:r>
+      <w:proofErr w:type="spellStart"/>
+      <w:r>
+        <w:t>bisa</w:t>
+      </w:r>
+      <w:proofErr w:type="spellEnd"/>
+      <w:r>
+        <w:t xml:space="preserve"> </w:t>
+      </w:r>
+      <w:proofErr w:type="spellStart"/>
+      <w:r>
+        <w:t>mencakup</w:t>
+      </w:r>
+      <w:proofErr w:type="spellEnd"/>
+      <w:r>
+        <w:t xml:space="preserve"> </w:t>
+      </w:r>
+      <w:proofErr w:type="spellStart"/>
+      <w:r>
+        <w:t>beberapa</w:t>
+      </w:r>
+      <w:proofErr w:type="spellEnd"/>
+      <w:r>
+        <w:t xml:space="preserve"> </w:t>
+      </w:r>
+      <w:proofErr w:type="spellStart"/>
+      <w:r>
+        <w:t>buku</w:t>
+      </w:r>
+      <w:proofErr w:type="spellEnd"/>
+      <w:r>
+        <w:t xml:space="preserve"> </w:t>
+      </w:r>
+      <w:proofErr w:type="spellStart"/>
+      <w:r>
+        <w:t>sekaligus</w:t>
+      </w:r>
+      <w:proofErr w:type="spellEnd"/>
+      <w:r>
+        <w:t xml:space="preserve">, dan </w:t>
+      </w:r>
+      <w:proofErr w:type="spellStart"/>
+      <w:r>
+        <w:t>satu</w:t>
+      </w:r>
+      <w:proofErr w:type="spellEnd"/>
+      <w:r>
+        <w:t xml:space="preserve"> PEMINJAMAN_DETAIL </w:t>
+      </w:r>
+      <w:proofErr w:type="spellStart"/>
+      <w:r>
+        <w:t>dapat</w:t>
+      </w:r>
+      <w:proofErr w:type="spellEnd"/>
+      <w:r>
+        <w:t xml:space="preserve"> </w:t>
+      </w:r>
+      <w:proofErr w:type="spellStart"/>
+      <w:r>
+        <w:t>menghasilkan</w:t>
+      </w:r>
+      <w:proofErr w:type="spellEnd"/>
+      <w:r>
+        <w:t xml:space="preserve"> </w:t>
+      </w:r>
+      <w:proofErr w:type="spellStart"/>
+      <w:r>
+        <w:t>satu</w:t>
+      </w:r>
+      <w:proofErr w:type="spellEnd"/>
+      <w:r>
+        <w:t xml:space="preserve"> DENDA </w:t>
+      </w:r>
+      <w:proofErr w:type="spellStart"/>
+      <w:r>
+        <w:t>apabila</w:t>
+      </w:r>
+      <w:proofErr w:type="spellEnd"/>
+      <w:r>
+        <w:t xml:space="preserve"> </w:t>
+      </w:r>
+      <w:proofErr w:type="spellStart"/>
+      <w:r>
+        <w:t>terjadi</w:t>
+      </w:r>
+      <w:proofErr w:type="spellEnd"/>
+      <w:r>
+        <w:t xml:space="preserve"> </w:t>
+      </w:r>
+      <w:proofErr w:type="spellStart"/>
+      <w:r>
+        <w:t>keterlambatan</w:t>
+      </w:r>
+      <w:proofErr w:type="spellEnd"/>
+      <w:r>
+        <w:t xml:space="preserve"> </w:t>
+      </w:r>
+      <w:proofErr w:type="spellStart"/>
+      <w:r>
+        <w:t>pengembalian</w:t>
+      </w:r>
+      <w:proofErr w:type="spellEnd"/>
+      <w:r>
+        <w:t>.</w:t>
+      </w:r>
+    </w:p>
+    <w:p>
+      <w:pPr>
+        <w:pStyle w:val="ListParagraph"/>
+        <w:numPr>
+          <w:ilvl w:val="0"/>
+          <w:numId w:val="13"/>
+        </w:numPr>
+      </w:pPr>
+      <w:proofErr w:type="spellStart"/>
+      <w:r>
+        <w:t>Menambahkan</w:t>
+      </w:r>
+      <w:proofErr w:type="spellEnd"/>
+      <w:r>
+        <w:t xml:space="preserve"> </w:t>
+      </w:r>
+      <w:proofErr w:type="spellStart"/>
+      <w:r>
+        <w:t>Atribut</w:t>
+      </w:r>
+      <w:proofErr w:type="spellEnd"/>
+    </w:p>
+    <w:p>
+      <w:pPr>
+        <w:ind w:left="720" w:firstLine="720"/>
+      </w:pPr>
+      <w:r>
+        <w:t xml:space="preserve">Pada </w:t>
+      </w:r>
+      <w:proofErr w:type="spellStart"/>
+      <w:r>
+        <w:t>tahap</w:t>
+      </w:r>
+      <w:proofErr w:type="spellEnd"/>
+      <w:r>
+        <w:t xml:space="preserve"> </w:t>
+      </w:r>
+      <w:proofErr w:type="spellStart"/>
+      <w:r>
+        <w:t>ini</w:t>
+      </w:r>
+      <w:proofErr w:type="spellEnd"/>
+      <w:r>
+        <w:t xml:space="preserve">, </w:t>
+      </w:r>
+      <w:proofErr w:type="spellStart"/>
+      <w:r>
+        <w:t>setiap</w:t>
+      </w:r>
+      <w:proofErr w:type="spellEnd"/>
+      <w:r>
+        <w:t xml:space="preserve"> </w:t>
+      </w:r>
+      <w:proofErr w:type="spellStart"/>
+      <w:r>
+        <w:t>entitas</w:t>
+      </w:r>
+      <w:proofErr w:type="spellEnd"/>
+      <w:r>
+        <w:t xml:space="preserve"> </w:t>
+      </w:r>
+      <w:proofErr w:type="spellStart"/>
+      <w:r>
+        <w:t>dilengkapi</w:t>
+      </w:r>
+      <w:proofErr w:type="spellEnd"/>
+      <w:r>
+        <w:t xml:space="preserve"> </w:t>
+      </w:r>
+      <w:proofErr w:type="spellStart"/>
+      <w:r>
+        <w:t>dengan</w:t>
+      </w:r>
+      <w:proofErr w:type="spellEnd"/>
+      <w:r>
+        <w:t xml:space="preserve"> </w:t>
+      </w:r>
+      <w:proofErr w:type="spellStart"/>
+      <w:r>
+        <w:t>atribut-atribut</w:t>
+      </w:r>
+      <w:proofErr w:type="spellEnd"/>
+      <w:r>
+        <w:t xml:space="preserve"> yang </w:t>
+      </w:r>
+      <w:proofErr w:type="spellStart"/>
+      <w:r>
+        <w:t>relevan</w:t>
+      </w:r>
+      <w:proofErr w:type="spellEnd"/>
+      <w:r>
+        <w:t xml:space="preserve"> </w:t>
+      </w:r>
+      <w:proofErr w:type="spellStart"/>
+      <w:r>
+        <w:t>sesuai</w:t>
+      </w:r>
+      <w:proofErr w:type="spellEnd"/>
+      <w:r>
+        <w:t xml:space="preserve"> </w:t>
+      </w:r>
+      <w:proofErr w:type="spellStart"/>
+      <w:r>
+        <w:t>kebutuhan</w:t>
+      </w:r>
+      <w:proofErr w:type="spellEnd"/>
+      <w:r>
+        <w:t xml:space="preserve"> data </w:t>
+      </w:r>
+      <w:proofErr w:type="spellStart"/>
+      <w:r>
+        <w:t>sistem</w:t>
+      </w:r>
+      <w:proofErr w:type="spellEnd"/>
+      <w:r>
+        <w:t xml:space="preserve">. </w:t>
+      </w:r>
+      <w:proofErr w:type="spellStart"/>
+      <w:r>
+        <w:t>Misalnya</w:t>
+      </w:r>
+      <w:proofErr w:type="spellEnd"/>
+      <w:r>
+        <w:t xml:space="preserve"> </w:t>
+      </w:r>
+      <w:proofErr w:type="spellStart"/>
+      <w:r>
+        <w:t>entitas</w:t>
+      </w:r>
+      <w:proofErr w:type="spellEnd"/>
+      <w:r>
+        <w:t xml:space="preserve"> FINE_WAIVER_AUDIT_LOGS </w:t>
+      </w:r>
+      <w:proofErr w:type="spellStart"/>
+      <w:r>
+        <w:t>ditambahkan</w:t>
+      </w:r>
+      <w:proofErr w:type="spellEnd"/>
+      <w:r>
+        <w:t xml:space="preserve"> </w:t>
+      </w:r>
+      <w:proofErr w:type="spellStart"/>
+      <w:r>
+        <w:t>atribut</w:t>
+      </w:r>
+      <w:proofErr w:type="spellEnd"/>
+      <w:r>
+        <w:t xml:space="preserve"> </w:t>
+      </w:r>
+      <w:proofErr w:type="spellStart"/>
+      <w:r>
+        <w:rPr>
+          <w:i/>
+          <w:iCs/>
+        </w:rPr>
+        <w:t>alasan</w:t>
+      </w:r>
+      <w:proofErr w:type="spellEnd"/>
+      <w:r>
+        <w:t xml:space="preserve">, </w:t>
+      </w:r>
+      <w:proofErr w:type="spellStart"/>
+      <w:r>
+        <w:rPr>
+          <w:i/>
+          <w:iCs/>
+        </w:rPr>
+        <w:t>nominal_dihapus</w:t>
+      </w:r>
+      <w:proofErr w:type="spellEnd"/>
+      <w:r>
+        <w:t xml:space="preserve">, dan </w:t>
+      </w:r>
+      <w:proofErr w:type="spellStart"/>
+      <w:r>
+        <w:rPr>
+          <w:i/>
+          <w:iCs/>
+        </w:rPr>
+        <w:t>created_at</w:t>
+      </w:r>
+      <w:proofErr w:type="spellEnd"/>
+      <w:r>
+        <w:t xml:space="preserve"> </w:t>
+      </w:r>
+      <w:proofErr w:type="spellStart"/>
+      <w:r>
+        <w:t>untuk</w:t>
+      </w:r>
+      <w:proofErr w:type="spellEnd"/>
+      <w:r>
+        <w:t xml:space="preserve"> </w:t>
+      </w:r>
+      <w:proofErr w:type="spellStart"/>
+      <w:r>
+        <w:t>mendukung</w:t>
+      </w:r>
+      <w:proofErr w:type="spellEnd"/>
+      <w:r>
+        <w:t xml:space="preserve"> </w:t>
+      </w:r>
+      <w:proofErr w:type="spellStart"/>
+      <w:r>
+        <w:t>kebutuhan</w:t>
+      </w:r>
+      <w:proofErr w:type="spellEnd"/>
+      <w:r>
+        <w:t xml:space="preserve"> audit log yang </w:t>
+      </w:r>
+      <w:proofErr w:type="spellStart"/>
+      <w:r>
+        <w:t>bersifat</w:t>
+      </w:r>
+      <w:proofErr w:type="spellEnd"/>
+      <w:r>
+        <w:t xml:space="preserve"> </w:t>
+      </w:r>
+      <w:r>
+        <w:rPr>
+          <w:i/>
+          <w:iCs/>
+        </w:rPr>
+        <w:t>append-only</w:t>
+      </w:r>
+      <w:r>
+        <w:t xml:space="preserve"> </w:t>
+      </w:r>
+      <w:proofErr w:type="spellStart"/>
+      <w:r>
+        <w:t>sebagaimana</w:t>
+      </w:r>
+      <w:proofErr w:type="spellEnd"/>
+      <w:r>
+        <w:t xml:space="preserve"> </w:t>
+      </w:r>
+      <w:proofErr w:type="spellStart"/>
+      <w:r>
+        <w:t>disebutkan</w:t>
+      </w:r>
+      <w:proofErr w:type="spellEnd"/>
+      <w:r>
+        <w:t xml:space="preserve"> pada </w:t>
+      </w:r>
+      <w:proofErr w:type="spellStart"/>
+      <w:r>
+        <w:t>kebutuhan</w:t>
+      </w:r>
+      <w:proofErr w:type="spellEnd"/>
+      <w:r>
+        <w:t xml:space="preserve"> non-</w:t>
+      </w:r>
+      <w:proofErr w:type="spellStart"/>
+      <w:r>
+        <w:t>fungsional</w:t>
+      </w:r>
+      <w:proofErr w:type="spellEnd"/>
+      <w:r>
+        <w:t xml:space="preserve"> </w:t>
+      </w:r>
+      <w:proofErr w:type="spellStart"/>
+      <w:r>
+        <w:t>keamanan</w:t>
+      </w:r>
+      <w:proofErr w:type="spellEnd"/>
+      <w:r>
+        <w:t xml:space="preserve"> (3.1.3)</w:t>
+      </w:r>
+    </w:p>
+    <w:p>
+      <w:pPr>
+        <w:pStyle w:val="ListParagraph"/>
+        <w:numPr>
+          <w:ilvl w:val="0"/>
+          <w:numId w:val="13"/>
+        </w:numPr>
+      </w:pPr>
+      <w:proofErr w:type="spellStart"/>
+      <w:r>
+        <w:t>Mengisi</w:t>
+      </w:r>
+      <w:proofErr w:type="spellEnd"/>
+      <w:r>
+        <w:t xml:space="preserve"> Diagram ERD </w:t>
+      </w:r>
+      <w:proofErr w:type="spellStart"/>
+      <w:r>
+        <w:t>Secara</w:t>
+      </w:r>
+      <w:proofErr w:type="spellEnd"/>
+      <w:r>
+        <w:t xml:space="preserve"> </w:t>
+      </w:r>
+      <w:proofErr w:type="spellStart"/>
+      <w:r>
+        <w:t>Keseluruhan</w:t>
+      </w:r>
+      <w:proofErr w:type="spellEnd"/>
+    </w:p>
+    <w:p>
+      <w:pPr>
+        <w:pStyle w:val="NormalWeb"/>
+        <w:ind w:left="720" w:firstLine="720"/>
+      </w:pPr>
+      <w:proofErr w:type="spellStart"/>
+      <w:r>
+        <w:t>Setelah</w:t>
+      </w:r>
+      <w:proofErr w:type="spellEnd"/>
+      <w:r>
+        <w:t xml:space="preserve"> </w:t>
+      </w:r>
+      <w:proofErr w:type="spellStart"/>
+      <w:r>
+        <w:t>entitas</w:t>
+      </w:r>
+      <w:proofErr w:type="spellEnd"/>
+      <w:r>
+        <w:t xml:space="preserve">, </w:t>
+      </w:r>
+      <w:proofErr w:type="spellStart"/>
+      <w:r>
+        <w:t>relasi</w:t>
+      </w:r>
+      <w:proofErr w:type="spellEnd"/>
+      <w:r>
+        <w:t xml:space="preserve">, dan </w:t>
+      </w:r>
+      <w:proofErr w:type="spellStart"/>
+      <w:r>
+        <w:t>atribut</w:t>
+      </w:r>
+      <w:proofErr w:type="spellEnd"/>
+      <w:r>
+        <w:t xml:space="preserve"> </w:t>
+      </w:r>
+      <w:proofErr w:type="spellStart"/>
+      <w:r>
+        <w:t>lengkap</w:t>
+      </w:r>
+      <w:proofErr w:type="spellEnd"/>
+      <w:r>
+        <w:t xml:space="preserve">, </w:t>
+      </w:r>
+      <w:proofErr w:type="spellStart"/>
+      <w:r>
+        <w:t>seluruh</w:t>
+      </w:r>
+      <w:proofErr w:type="spellEnd"/>
+      <w:r>
+        <w:t xml:space="preserve"> </w:t>
+      </w:r>
+      <w:proofErr w:type="spellStart"/>
+      <w:r>
+        <w:t>komponen</w:t>
+      </w:r>
+      <w:proofErr w:type="spellEnd"/>
+      <w:r>
+        <w:t xml:space="preserve"> </w:t>
+      </w:r>
+      <w:proofErr w:type="spellStart"/>
+      <w:r>
+        <w:t>tersebut</w:t>
+      </w:r>
+      <w:proofErr w:type="spellEnd"/>
+      <w:r>
+        <w:t xml:space="preserve"> </w:t>
+      </w:r>
+      <w:proofErr w:type="spellStart"/>
+      <w:r>
+        <w:t>disusun</w:t>
+      </w:r>
+      <w:proofErr w:type="spellEnd"/>
+      <w:r>
+        <w:t xml:space="preserve"> </w:t>
+      </w:r>
+      <w:proofErr w:type="spellStart"/>
+      <w:r>
+        <w:t>menjadi</w:t>
+      </w:r>
+      <w:proofErr w:type="spellEnd"/>
+      <w:r>
+        <w:t xml:space="preserve"> </w:t>
+      </w:r>
+      <w:proofErr w:type="spellStart"/>
+      <w:r>
+        <w:t>satu</w:t>
+      </w:r>
+      <w:proofErr w:type="spellEnd"/>
+      <w:r>
+        <w:t xml:space="preserve"> diagram ERD </w:t>
+      </w:r>
+      <w:proofErr w:type="spellStart"/>
+      <w:r>
+        <w:t>utuh</w:t>
+      </w:r>
+      <w:proofErr w:type="spellEnd"/>
+      <w:r>
+        <w:t xml:space="preserve"> yang </w:t>
+      </w:r>
+      <w:proofErr w:type="spellStart"/>
+      <w:r>
+        <w:t>menggambarkan</w:t>
+      </w:r>
+      <w:proofErr w:type="spellEnd"/>
+      <w:r>
+        <w:t xml:space="preserve"> </w:t>
+      </w:r>
+      <w:proofErr w:type="spellStart"/>
+      <w:r>
+        <w:t>struktur</w:t>
+      </w:r>
+      <w:proofErr w:type="spellEnd"/>
+      <w:r>
+        <w:t xml:space="preserve"> basis data </w:t>
+      </w:r>
+      <w:proofErr w:type="spellStart"/>
+      <w:r>
+        <w:t>sistem</w:t>
+      </w:r>
+      <w:proofErr w:type="spellEnd"/>
+      <w:r>
+        <w:t xml:space="preserve"> </w:t>
+      </w:r>
+      <w:proofErr w:type="spellStart"/>
+      <w:r>
+        <w:t>secara</w:t>
+      </w:r>
+      <w:proofErr w:type="spellEnd"/>
+      <w:r>
+        <w:t xml:space="preserve"> </w:t>
+      </w:r>
+      <w:proofErr w:type="spellStart"/>
+      <w:r>
+        <w:t>menyeluruh</w:t>
+      </w:r>
+      <w:proofErr w:type="spellEnd"/>
+      <w:r>
+        <w:t xml:space="preserve">, </w:t>
+      </w:r>
+      <w:proofErr w:type="spellStart"/>
+      <w:r>
+        <w:t>sebagaimana</w:t>
+      </w:r>
+      <w:proofErr w:type="spellEnd"/>
+      <w:r>
+        <w:t xml:space="preserve"> </w:t>
+      </w:r>
+      <w:proofErr w:type="spellStart"/>
+      <w:r>
+        <w:t>ditunjukkan</w:t>
+      </w:r>
+      <w:proofErr w:type="spellEnd"/>
+      <w:r>
+        <w:t xml:space="preserve"> pada diagram </w:t>
+      </w:r>
+      <w:proofErr w:type="spellStart"/>
+      <w:r>
+        <w:t>berikut</w:t>
+      </w:r>
+      <w:proofErr w:type="spellEnd"/>
+      <w:r>
+        <w:t>.</w:t>
+      </w:r>
+    </w:p>
+    <w:p>
+      <w:pPr>
+        <w:pStyle w:val="Heading3"/>
+      </w:pPr>
+      <w:r>
+        <w:lastRenderedPageBreak/>
+        <w:t>3.6.3</w:t>
+      </w:r>
+      <w:r>
+        <w:tab/>
+      </w:r>
+      <w:r>
+        <w:t xml:space="preserve">Diagram ERD </w:t>
+      </w:r>
+      <w:proofErr w:type="spellStart"/>
+      <w:r>
+        <w:t>Sistem</w:t>
+      </w:r>
+      <w:proofErr w:type="spellEnd"/>
+    </w:p>
+    <w:p>
+      <w:r>
+        <w:rPr>
+          <w:noProof/>
+        </w:rPr>
+        <w:drawing>
+          <wp:inline distT="0" distB="0" distL="0" distR="0" wp14:anchorId="60EBE76A" wp14:editId="65DC39EC">
+            <wp:extent cx="5943600" cy="7439660"/>
+            <wp:effectExtent l="0" t="0" r="0" b="8890"/>
+            <wp:docPr id="1680297621" name="Picture 2"/>
+            <wp:cNvGraphicFramePr>
+              <a:graphicFrameLocks xmlns:a="http://schemas.openxmlformats.org/drawingml/2006/main" noChangeAspect="1"/>
+            </wp:cNvGraphicFramePr>
+            <a:graphic xmlns:a="http://schemas.openxmlformats.org/drawingml/2006/main">
+              <a:graphicData uri="http://schemas.openxmlformats.org/drawingml/2006/picture">
+                <pic:pic xmlns:pic="http://schemas.openxmlformats.org/drawingml/2006/picture">
+                  <pic:nvPicPr>
+                    <pic:cNvPr id="0" name="Picture 6"/>
+                    <pic:cNvPicPr>
+                      <a:picLocks noChangeAspect="1" noChangeArrowheads="1"/>
+                    </pic:cNvPicPr>
+                  </pic:nvPicPr>
+                  <pic:blipFill>
+                    <a:blip r:embed="rId15" cstate="print">
+                      <a:extLst>
+                        <a:ext uri="{28A0092B-C50C-407E-A947-70E740481C1C}">
+                          <a14:useLocalDpi xmlns:a14="http://schemas.microsoft.com/office/drawing/2010/main" val="0"/>
+                        </a:ext>
+                      </a:extLst>
+                    </a:blip>
+                    <a:srcRect/>
+                    <a:stretch>
+                      <a:fillRect/>
+                    </a:stretch>
+                  </pic:blipFill>
+                  <pic:spPr bwMode="auto">
+                    <a:xfrm>
+                      <a:off x="0" y="0"/>
+                      <a:ext cx="5943600" cy="7439660"/>
+                    </a:xfrm>
+                    <a:prstGeom prst="rect">
+                      <a:avLst/>
+                    </a:prstGeom>
+                    <a:noFill/>
+                    <a:ln>
+                      <a:noFill/>
+                    </a:ln>
+                  </pic:spPr>
+                </pic:pic>
+              </a:graphicData>
+            </a:graphic>
+          </wp:inline>
+        </w:drawing>
+      </w:r>
+    </w:p>
+    <w:p/>
+    <w:tbl>
+      <w:tblPr>
+        <w:tblW w:w="7700" w:type="dxa"/>
+        <w:jc w:val="center"/>
+        <w:tblLook w:val="04A0" w:firstRow="1" w:lastRow="0" w:firstColumn="1" w:lastColumn="0" w:noHBand="0" w:noVBand="1"/>
+      </w:tblPr>
+      <w:tblGrid>
+        <w:gridCol w:w="2213"/>
+        <w:gridCol w:w="1520"/>
+        <w:gridCol w:w="2726"/>
+        <w:gridCol w:w="1460"/>
+      </w:tblGrid>
+      <w:tr>
+        <w:trPr>
+          <w:trHeight w:val="288"/>
+          <w:jc w:val="center"/>
+        </w:trPr>
+        <w:tc>
+          <w:tcPr>
+            <w:tcW w:w="2100" w:type="dxa"/>
+            <w:tcBorders>
+              <w:top w:val="single" w:sz="4" w:space="0" w:color="auto"/>
+              <w:left w:val="single" w:sz="4" w:space="0" w:color="auto"/>
+              <w:bottom w:val="single" w:sz="4" w:space="0" w:color="auto"/>
+              <w:right w:val="single" w:sz="4" w:space="0" w:color="auto"/>
+            </w:tcBorders>
+            <w:shd w:val="clear" w:color="000000" w:fill="A9D08E"/>
+            <w:noWrap/>
+            <w:vAlign w:val="bottom"/>
+            <w:hideMark/>
+          </w:tcPr>
+          <w:p>
+            <w:pPr>
+              <w:spacing w:after="0" w:line="240" w:lineRule="auto"/>
+              <w:jc w:val="left"/>
+              <w:rPr>
+                <w:rFonts w:ascii="Calibri" w:eastAsia="Times New Roman" w:hAnsi="Calibri" w:cs="Calibri"/>
+                <w:color w:val="000000"/>
+                <w:sz w:val="22"/>
+              </w:rPr>
+            </w:pPr>
+            <w:proofErr w:type="spellStart"/>
+            <w:r>
+              <w:rPr>
+                <w:rFonts w:ascii="Calibri" w:eastAsia="Times New Roman" w:hAnsi="Calibri" w:cs="Calibri"/>
+                <w:color w:val="000000"/>
+                <w:sz w:val="22"/>
+              </w:rPr>
+              <w:lastRenderedPageBreak/>
+              <w:t>Entitas</w:t>
+            </w:r>
+            <w:proofErr w:type="spellEnd"/>
+            <w:r>
+              <w:rPr>
+                <w:rFonts w:ascii="Calibri" w:eastAsia="Times New Roman" w:hAnsi="Calibri" w:cs="Calibri"/>
+                <w:color w:val="000000"/>
+                <w:sz w:val="22"/>
+              </w:rPr>
+              <w:t xml:space="preserve"> </w:t>
+            </w:r>
+            <w:proofErr w:type="spellStart"/>
+            <w:r>
+              <w:rPr>
+                <w:rFonts w:ascii="Calibri" w:eastAsia="Times New Roman" w:hAnsi="Calibri" w:cs="Calibri"/>
+                <w:color w:val="000000"/>
+                <w:sz w:val="22"/>
+              </w:rPr>
+              <w:t>Induk</w:t>
+            </w:r>
+            <w:proofErr w:type="spellEnd"/>
+          </w:p>
+        </w:tc>
+        <w:tc>
+          <w:tcPr>
+            <w:tcW w:w="1520" w:type="dxa"/>
+            <w:tcBorders>
+              <w:top w:val="single" w:sz="4" w:space="0" w:color="auto"/>
+              <w:left w:val="nil"/>
+              <w:bottom w:val="single" w:sz="4" w:space="0" w:color="auto"/>
+              <w:right w:val="single" w:sz="4" w:space="0" w:color="auto"/>
+            </w:tcBorders>
+            <w:shd w:val="clear" w:color="000000" w:fill="A9D08E"/>
+            <w:noWrap/>
+            <w:vAlign w:val="bottom"/>
+            <w:hideMark/>
+          </w:tcPr>
+          <w:p>
+            <w:pPr>
+              <w:spacing w:after="0" w:line="240" w:lineRule="auto"/>
+              <w:jc w:val="left"/>
+              <w:rPr>
+                <w:rFonts w:ascii="Calibri" w:eastAsia="Times New Roman" w:hAnsi="Calibri" w:cs="Calibri"/>
+                <w:color w:val="000000"/>
+                <w:sz w:val="22"/>
+              </w:rPr>
+            </w:pPr>
+            <w:proofErr w:type="spellStart"/>
+            <w:r>
+              <w:rPr>
+                <w:rFonts w:ascii="Calibri" w:eastAsia="Times New Roman" w:hAnsi="Calibri" w:cs="Calibri"/>
+                <w:color w:val="000000"/>
+                <w:sz w:val="22"/>
+              </w:rPr>
+              <w:t>Relasi</w:t>
+            </w:r>
+            <w:proofErr w:type="spellEnd"/>
+          </w:p>
+        </w:tc>
+        <w:tc>
+          <w:tcPr>
+            <w:tcW w:w="2620" w:type="dxa"/>
+            <w:tcBorders>
+              <w:top w:val="single" w:sz="4" w:space="0" w:color="auto"/>
+              <w:left w:val="nil"/>
+              <w:bottom w:val="single" w:sz="4" w:space="0" w:color="auto"/>
+              <w:right w:val="single" w:sz="4" w:space="0" w:color="auto"/>
+            </w:tcBorders>
+            <w:shd w:val="clear" w:color="000000" w:fill="A9D08E"/>
+            <w:noWrap/>
+            <w:vAlign w:val="bottom"/>
+            <w:hideMark/>
+          </w:tcPr>
+          <w:p>
+            <w:pPr>
+              <w:spacing w:after="0" w:line="240" w:lineRule="auto"/>
+              <w:jc w:val="left"/>
+              <w:rPr>
+                <w:rFonts w:ascii="Calibri" w:eastAsia="Times New Roman" w:hAnsi="Calibri" w:cs="Calibri"/>
+                <w:color w:val="000000"/>
+                <w:sz w:val="22"/>
+              </w:rPr>
+            </w:pPr>
+            <w:proofErr w:type="spellStart"/>
+            <w:r>
+              <w:rPr>
+                <w:rFonts w:ascii="Calibri" w:eastAsia="Times New Roman" w:hAnsi="Calibri" w:cs="Calibri"/>
+                <w:color w:val="000000"/>
+                <w:sz w:val="22"/>
+              </w:rPr>
+              <w:t>Entitas</w:t>
+            </w:r>
+            <w:proofErr w:type="spellEnd"/>
+            <w:r>
+              <w:rPr>
+                <w:rFonts w:ascii="Calibri" w:eastAsia="Times New Roman" w:hAnsi="Calibri" w:cs="Calibri"/>
+                <w:color w:val="000000"/>
+                <w:sz w:val="22"/>
+              </w:rPr>
+              <w:t xml:space="preserve"> Anak</w:t>
+            </w:r>
+          </w:p>
+        </w:tc>
+        <w:tc>
+          <w:tcPr>
+            <w:tcW w:w="1460" w:type="dxa"/>
+            <w:tcBorders>
+              <w:top w:val="single" w:sz="4" w:space="0" w:color="auto"/>
+              <w:left w:val="nil"/>
+              <w:bottom w:val="single" w:sz="4" w:space="0" w:color="auto"/>
+              <w:right w:val="single" w:sz="4" w:space="0" w:color="auto"/>
+            </w:tcBorders>
+            <w:shd w:val="clear" w:color="000000" w:fill="A9D08E"/>
+            <w:noWrap/>
+            <w:vAlign w:val="bottom"/>
+            <w:hideMark/>
+          </w:tcPr>
+          <w:p>
+            <w:pPr>
+              <w:spacing w:after="0" w:line="240" w:lineRule="auto"/>
+              <w:jc w:val="left"/>
+              <w:rPr>
+                <w:rFonts w:ascii="Calibri" w:eastAsia="Times New Roman" w:hAnsi="Calibri" w:cs="Calibri"/>
+                <w:color w:val="000000"/>
+                <w:sz w:val="22"/>
+              </w:rPr>
+            </w:pPr>
+            <w:proofErr w:type="spellStart"/>
+            <w:r>
+              <w:rPr>
+                <w:rFonts w:ascii="Calibri" w:eastAsia="Times New Roman" w:hAnsi="Calibri" w:cs="Calibri"/>
+                <w:color w:val="000000"/>
+                <w:sz w:val="22"/>
+              </w:rPr>
+              <w:t>Kardinalitas</w:t>
+            </w:r>
+            <w:proofErr w:type="spellEnd"/>
+          </w:p>
+        </w:tc>
+      </w:tr>
+      <w:tr>
+        <w:trPr>
+          <w:trHeight w:val="288"/>
+          <w:jc w:val="center"/>
+        </w:trPr>
+        <w:tc>
+          <w:tcPr>
+            <w:tcW w:w="2100" w:type="dxa"/>
+            <w:tcBorders>
+              <w:top w:val="nil"/>
+              <w:left w:val="single" w:sz="4" w:space="0" w:color="auto"/>
+              <w:bottom w:val="single" w:sz="4" w:space="0" w:color="auto"/>
+              <w:right w:val="single" w:sz="4" w:space="0" w:color="auto"/>
+            </w:tcBorders>
+            <w:noWrap/>
+            <w:vAlign w:val="bottom"/>
+            <w:hideMark/>
+          </w:tcPr>
+          <w:p>
+            <w:pPr>
+              <w:spacing w:after="0" w:line="240" w:lineRule="auto"/>
+              <w:jc w:val="left"/>
+              <w:rPr>
+                <w:rFonts w:ascii="Calibri" w:eastAsia="Times New Roman" w:hAnsi="Calibri" w:cs="Calibri"/>
+                <w:color w:val="000000"/>
+                <w:sz w:val="22"/>
+              </w:rPr>
+            </w:pPr>
+            <w:r>
+              <w:rPr>
+                <w:rFonts w:ascii="Calibri" w:eastAsia="Times New Roman" w:hAnsi="Calibri" w:cs="Calibri"/>
+                <w:color w:val="000000"/>
+                <w:sz w:val="22"/>
+              </w:rPr>
+              <w:t>USERS</w:t>
+            </w:r>
+          </w:p>
+        </w:tc>
+        <w:tc>
+          <w:tcPr>
+            <w:tcW w:w="1520" w:type="dxa"/>
+            <w:tcBorders>
+              <w:top w:val="nil"/>
+              <w:left w:val="nil"/>
+              <w:bottom w:val="single" w:sz="4" w:space="0" w:color="auto"/>
+              <w:right w:val="single" w:sz="4" w:space="0" w:color="auto"/>
+            </w:tcBorders>
+            <w:noWrap/>
+            <w:vAlign w:val="bottom"/>
+            <w:hideMark/>
+          </w:tcPr>
+          <w:p>
+            <w:pPr>
+              <w:spacing w:after="0" w:line="240" w:lineRule="auto"/>
+              <w:jc w:val="left"/>
+              <w:rPr>
+                <w:rFonts w:ascii="Calibri" w:eastAsia="Times New Roman" w:hAnsi="Calibri" w:cs="Calibri"/>
+                <w:color w:val="000000"/>
+                <w:sz w:val="22"/>
+              </w:rPr>
+            </w:pPr>
+            <w:proofErr w:type="spellStart"/>
+            <w:r>
+              <w:rPr>
+                <w:rFonts w:ascii="Calibri" w:eastAsia="Times New Roman" w:hAnsi="Calibri" w:cs="Calibri"/>
+                <w:color w:val="000000"/>
+                <w:sz w:val="22"/>
+              </w:rPr>
+              <w:t>memiliki</w:t>
+            </w:r>
+            <w:proofErr w:type="spellEnd"/>
+          </w:p>
+        </w:tc>
+        <w:tc>
+          <w:tcPr>
+            <w:tcW w:w="2620" w:type="dxa"/>
+            <w:tcBorders>
+              <w:top w:val="nil"/>
+              <w:left w:val="nil"/>
+              <w:bottom w:val="single" w:sz="4" w:space="0" w:color="auto"/>
+              <w:right w:val="single" w:sz="4" w:space="0" w:color="auto"/>
+            </w:tcBorders>
+            <w:noWrap/>
+            <w:vAlign w:val="bottom"/>
+            <w:hideMark/>
+          </w:tcPr>
+          <w:p>
+            <w:pPr>
+              <w:spacing w:after="0" w:line="240" w:lineRule="auto"/>
+              <w:jc w:val="left"/>
+              <w:rPr>
+                <w:rFonts w:ascii="Calibri" w:eastAsia="Times New Roman" w:hAnsi="Calibri" w:cs="Calibri"/>
+                <w:color w:val="000000"/>
+                <w:sz w:val="22"/>
+              </w:rPr>
+            </w:pPr>
+            <w:r>
+              <w:rPr>
+                <w:rFonts w:ascii="Calibri" w:eastAsia="Times New Roman" w:hAnsi="Calibri" w:cs="Calibri"/>
+                <w:color w:val="000000"/>
+                <w:sz w:val="22"/>
+              </w:rPr>
+              <w:t>PEMINJAMAN</w:t>
+            </w:r>
+          </w:p>
+        </w:tc>
+        <w:tc>
+          <w:tcPr>
+            <w:tcW w:w="1460" w:type="dxa"/>
+            <w:tcBorders>
+              <w:top w:val="nil"/>
+              <w:left w:val="nil"/>
+              <w:bottom w:val="single" w:sz="4" w:space="0" w:color="auto"/>
+              <w:right w:val="single" w:sz="4" w:space="0" w:color="auto"/>
+            </w:tcBorders>
+            <w:noWrap/>
+            <w:vAlign w:val="bottom"/>
+            <w:hideMark/>
+          </w:tcPr>
+          <w:p>
+            <w:pPr>
+              <w:spacing w:after="0" w:line="240" w:lineRule="auto"/>
+              <w:jc w:val="left"/>
+              <w:rPr>
+                <w:rFonts w:ascii="Calibri" w:eastAsia="Times New Roman" w:hAnsi="Calibri" w:cs="Calibri"/>
+                <w:color w:val="000000"/>
+                <w:sz w:val="22"/>
+              </w:rPr>
+            </w:pPr>
+            <w:r>
+              <w:rPr>
+                <w:rFonts w:ascii="Calibri" w:eastAsia="Times New Roman" w:hAnsi="Calibri" w:cs="Calibri"/>
+                <w:color w:val="000000"/>
+                <w:sz w:val="22"/>
+              </w:rPr>
+              <w:t>1 – N</w:t>
+            </w:r>
+          </w:p>
+        </w:tc>
+      </w:tr>
+      <w:tr>
+        <w:trPr>
+          <w:trHeight w:val="288"/>
+          <w:jc w:val="center"/>
+        </w:trPr>
+        <w:tc>
+          <w:tcPr>
+            <w:tcW w:w="2100" w:type="dxa"/>
+            <w:tcBorders>
+              <w:top w:val="nil"/>
+              <w:left w:val="single" w:sz="4" w:space="0" w:color="auto"/>
+              <w:bottom w:val="single" w:sz="4" w:space="0" w:color="auto"/>
+              <w:right w:val="single" w:sz="4" w:space="0" w:color="auto"/>
+            </w:tcBorders>
+            <w:noWrap/>
+            <w:vAlign w:val="bottom"/>
+            <w:hideMark/>
+          </w:tcPr>
+          <w:p>
+            <w:pPr>
+              <w:spacing w:after="0" w:line="240" w:lineRule="auto"/>
+              <w:jc w:val="left"/>
+              <w:rPr>
+                <w:rFonts w:ascii="Calibri" w:eastAsia="Times New Roman" w:hAnsi="Calibri" w:cs="Calibri"/>
+                <w:color w:val="000000"/>
+                <w:sz w:val="22"/>
+              </w:rPr>
+            </w:pPr>
+            <w:r>
+              <w:rPr>
+                <w:rFonts w:ascii="Calibri" w:eastAsia="Times New Roman" w:hAnsi="Calibri" w:cs="Calibri"/>
+                <w:color w:val="000000"/>
+                <w:sz w:val="22"/>
+              </w:rPr>
+              <w:t>PEMINJAMAN</w:t>
+            </w:r>
+          </w:p>
+        </w:tc>
+        <w:tc>
+          <w:tcPr>
+            <w:tcW w:w="1520" w:type="dxa"/>
+            <w:tcBorders>
+              <w:top w:val="nil"/>
+              <w:left w:val="nil"/>
+              <w:bottom w:val="single" w:sz="4" w:space="0" w:color="auto"/>
+              <w:right w:val="single" w:sz="4" w:space="0" w:color="auto"/>
+            </w:tcBorders>
+            <w:noWrap/>
+            <w:vAlign w:val="bottom"/>
+            <w:hideMark/>
+          </w:tcPr>
+          <w:p>
+            <w:pPr>
+              <w:spacing w:after="0" w:line="240" w:lineRule="auto"/>
+              <w:jc w:val="left"/>
+              <w:rPr>
+                <w:rFonts w:ascii="Calibri" w:eastAsia="Times New Roman" w:hAnsi="Calibri" w:cs="Calibri"/>
+                <w:color w:val="000000"/>
+                <w:sz w:val="22"/>
+              </w:rPr>
+            </w:pPr>
+            <w:proofErr w:type="spellStart"/>
+            <w:r>
+              <w:rPr>
+                <w:rFonts w:ascii="Calibri" w:eastAsia="Times New Roman" w:hAnsi="Calibri" w:cs="Calibri"/>
+                <w:color w:val="000000"/>
+                <w:sz w:val="22"/>
+              </w:rPr>
+              <w:t>terdiri</w:t>
+            </w:r>
+            <w:proofErr w:type="spellEnd"/>
+            <w:r>
+              <w:rPr>
+                <w:rFonts w:ascii="Calibri" w:eastAsia="Times New Roman" w:hAnsi="Calibri" w:cs="Calibri"/>
+                <w:color w:val="000000"/>
+                <w:sz w:val="22"/>
+              </w:rPr>
+              <w:t xml:space="preserve"> </w:t>
+            </w:r>
+            <w:proofErr w:type="spellStart"/>
+            <w:r>
+              <w:rPr>
+                <w:rFonts w:ascii="Calibri" w:eastAsia="Times New Roman" w:hAnsi="Calibri" w:cs="Calibri"/>
+                <w:color w:val="000000"/>
+                <w:sz w:val="22"/>
+              </w:rPr>
+              <w:t>dari</w:t>
+            </w:r>
+            <w:proofErr w:type="spellEnd"/>
+          </w:p>
+        </w:tc>
+        <w:tc>
+          <w:tcPr>
+            <w:tcW w:w="2620" w:type="dxa"/>
+            <w:tcBorders>
+              <w:top w:val="nil"/>
+              <w:left w:val="nil"/>
+              <w:bottom w:val="single" w:sz="4" w:space="0" w:color="auto"/>
+              <w:right w:val="single" w:sz="4" w:space="0" w:color="auto"/>
+            </w:tcBorders>
+            <w:noWrap/>
+            <w:vAlign w:val="bottom"/>
+            <w:hideMark/>
+          </w:tcPr>
+          <w:p>
+            <w:pPr>
+              <w:spacing w:after="0" w:line="240" w:lineRule="auto"/>
+              <w:jc w:val="left"/>
+              <w:rPr>
+                <w:rFonts w:ascii="Calibri" w:eastAsia="Times New Roman" w:hAnsi="Calibri" w:cs="Calibri"/>
+                <w:color w:val="000000"/>
+                <w:sz w:val="22"/>
+              </w:rPr>
+            </w:pPr>
+            <w:r>
+              <w:rPr>
+                <w:rFonts w:ascii="Calibri" w:eastAsia="Times New Roman" w:hAnsi="Calibri" w:cs="Calibri"/>
+                <w:color w:val="000000"/>
+                <w:sz w:val="22"/>
+              </w:rPr>
+              <w:t>PEMINJAMAN_DETAIL</w:t>
+            </w:r>
+          </w:p>
+        </w:tc>
+        <w:tc>
+          <w:tcPr>
+            <w:tcW w:w="1460" w:type="dxa"/>
+            <w:tcBorders>
+              <w:top w:val="nil"/>
+              <w:left w:val="nil"/>
+              <w:bottom w:val="single" w:sz="4" w:space="0" w:color="auto"/>
+              <w:right w:val="single" w:sz="4" w:space="0" w:color="auto"/>
+            </w:tcBorders>
+            <w:noWrap/>
+            <w:vAlign w:val="bottom"/>
+            <w:hideMark/>
+          </w:tcPr>
+          <w:p>
+            <w:pPr>
+              <w:spacing w:after="0" w:line="240" w:lineRule="auto"/>
+              <w:jc w:val="left"/>
+              <w:rPr>
+                <w:rFonts w:ascii="Calibri" w:eastAsia="Times New Roman" w:hAnsi="Calibri" w:cs="Calibri"/>
+                <w:color w:val="000000"/>
+                <w:sz w:val="22"/>
+              </w:rPr>
+            </w:pPr>
+            <w:r>
+              <w:rPr>
+                <w:rFonts w:ascii="Calibri" w:eastAsia="Times New Roman" w:hAnsi="Calibri" w:cs="Calibri"/>
+                <w:color w:val="000000"/>
+                <w:sz w:val="22"/>
+              </w:rPr>
+              <w:t>1 – N</w:t>
+            </w:r>
+          </w:p>
+        </w:tc>
+      </w:tr>
+      <w:tr>
+        <w:trPr>
+          <w:trHeight w:val="288"/>
+          <w:jc w:val="center"/>
+        </w:trPr>
+        <w:tc>
+          <w:tcPr>
+            <w:tcW w:w="2100" w:type="dxa"/>
+            <w:tcBorders>
+              <w:top w:val="nil"/>
+              <w:left w:val="single" w:sz="4" w:space="0" w:color="auto"/>
+              <w:bottom w:val="single" w:sz="4" w:space="0" w:color="auto"/>
+              <w:right w:val="single" w:sz="4" w:space="0" w:color="auto"/>
+            </w:tcBorders>
+            <w:noWrap/>
+            <w:vAlign w:val="bottom"/>
+            <w:hideMark/>
+          </w:tcPr>
+          <w:p>
+            <w:pPr>
+              <w:spacing w:after="0" w:line="240" w:lineRule="auto"/>
+              <w:jc w:val="left"/>
+              <w:rPr>
+                <w:rFonts w:ascii="Calibri" w:eastAsia="Times New Roman" w:hAnsi="Calibri" w:cs="Calibri"/>
+                <w:color w:val="000000"/>
+                <w:sz w:val="22"/>
+              </w:rPr>
+            </w:pPr>
+            <w:r>
+              <w:rPr>
+                <w:rFonts w:ascii="Calibri" w:eastAsia="Times New Roman" w:hAnsi="Calibri" w:cs="Calibri"/>
+                <w:color w:val="000000"/>
+                <w:sz w:val="22"/>
+              </w:rPr>
+              <w:t>BUKU</w:t>
+            </w:r>
+          </w:p>
+        </w:tc>
+        <w:tc>
+          <w:tcPr>
+            <w:tcW w:w="1520" w:type="dxa"/>
+            <w:tcBorders>
+              <w:top w:val="nil"/>
+              <w:left w:val="nil"/>
+              <w:bottom w:val="single" w:sz="4" w:space="0" w:color="auto"/>
+              <w:right w:val="single" w:sz="4" w:space="0" w:color="auto"/>
+            </w:tcBorders>
+            <w:noWrap/>
+            <w:vAlign w:val="bottom"/>
+            <w:hideMark/>
+          </w:tcPr>
+          <w:p>
+            <w:pPr>
+              <w:spacing w:after="0" w:line="240" w:lineRule="auto"/>
+              <w:jc w:val="left"/>
+              <w:rPr>
+                <w:rFonts w:ascii="Calibri" w:eastAsia="Times New Roman" w:hAnsi="Calibri" w:cs="Calibri"/>
+                <w:color w:val="000000"/>
+                <w:sz w:val="22"/>
+              </w:rPr>
+            </w:pPr>
+            <w:proofErr w:type="spellStart"/>
+            <w:r>
+              <w:rPr>
+                <w:rFonts w:ascii="Calibri" w:eastAsia="Times New Roman" w:hAnsi="Calibri" w:cs="Calibri"/>
+                <w:color w:val="000000"/>
+                <w:sz w:val="22"/>
+              </w:rPr>
+              <w:t>termasuk</w:t>
+            </w:r>
+            <w:proofErr w:type="spellEnd"/>
+            <w:r>
+              <w:rPr>
+                <w:rFonts w:ascii="Calibri" w:eastAsia="Times New Roman" w:hAnsi="Calibri" w:cs="Calibri"/>
+                <w:color w:val="000000"/>
+                <w:sz w:val="22"/>
+              </w:rPr>
+              <w:t xml:space="preserve"> </w:t>
+            </w:r>
+            <w:proofErr w:type="spellStart"/>
+            <w:r>
+              <w:rPr>
+                <w:rFonts w:ascii="Calibri" w:eastAsia="Times New Roman" w:hAnsi="Calibri" w:cs="Calibri"/>
+                <w:color w:val="000000"/>
+                <w:sz w:val="22"/>
+              </w:rPr>
+              <w:t>dalam</w:t>
+            </w:r>
+            <w:proofErr w:type="spellEnd"/>
+          </w:p>
+        </w:tc>
+        <w:tc>
+          <w:tcPr>
+            <w:tcW w:w="2620" w:type="dxa"/>
+            <w:tcBorders>
+              <w:top w:val="nil"/>
+              <w:left w:val="nil"/>
+              <w:bottom w:val="single" w:sz="4" w:space="0" w:color="auto"/>
+              <w:right w:val="single" w:sz="4" w:space="0" w:color="auto"/>
+            </w:tcBorders>
+            <w:noWrap/>
+            <w:vAlign w:val="bottom"/>
+            <w:hideMark/>
+          </w:tcPr>
+          <w:p>
+            <w:pPr>
+              <w:spacing w:after="0" w:line="240" w:lineRule="auto"/>
+              <w:jc w:val="left"/>
+              <w:rPr>
+                <w:rFonts w:ascii="Calibri" w:eastAsia="Times New Roman" w:hAnsi="Calibri" w:cs="Calibri"/>
+                <w:color w:val="000000"/>
+                <w:sz w:val="22"/>
+              </w:rPr>
+            </w:pPr>
+            <w:r>
+              <w:rPr>
+                <w:rFonts w:ascii="Calibri" w:eastAsia="Times New Roman" w:hAnsi="Calibri" w:cs="Calibri"/>
+                <w:color w:val="000000"/>
+                <w:sz w:val="22"/>
+              </w:rPr>
+              <w:t>TEMA_BUKU</w:t>
+            </w:r>
+          </w:p>
+        </w:tc>
+        <w:tc>
+          <w:tcPr>
+            <w:tcW w:w="1460" w:type="dxa"/>
+            <w:tcBorders>
+              <w:top w:val="nil"/>
+              <w:left w:val="nil"/>
+              <w:bottom w:val="single" w:sz="4" w:space="0" w:color="auto"/>
+              <w:right w:val="single" w:sz="4" w:space="0" w:color="auto"/>
+            </w:tcBorders>
+            <w:noWrap/>
+            <w:vAlign w:val="bottom"/>
+            <w:hideMark/>
+          </w:tcPr>
+          <w:p>
+            <w:pPr>
+              <w:spacing w:after="0" w:line="240" w:lineRule="auto"/>
+              <w:jc w:val="left"/>
+              <w:rPr>
+                <w:rFonts w:ascii="Calibri" w:eastAsia="Times New Roman" w:hAnsi="Calibri" w:cs="Calibri"/>
+                <w:color w:val="000000"/>
+                <w:sz w:val="22"/>
+              </w:rPr>
+            </w:pPr>
+            <w:r>
+              <w:rPr>
+                <w:rFonts w:ascii="Calibri" w:eastAsia="Times New Roman" w:hAnsi="Calibri" w:cs="Calibri"/>
+                <w:color w:val="000000"/>
+                <w:sz w:val="22"/>
+              </w:rPr>
+              <w:t>N – 1</w:t>
+            </w:r>
+          </w:p>
+        </w:tc>
+      </w:tr>
+      <w:tr>
+        <w:trPr>
+          <w:trHeight w:val="288"/>
+          <w:jc w:val="center"/>
+        </w:trPr>
+        <w:tc>
+          <w:tcPr>
+            <w:tcW w:w="2100" w:type="dxa"/>
+            <w:tcBorders>
+              <w:top w:val="nil"/>
+              <w:left w:val="single" w:sz="4" w:space="0" w:color="auto"/>
+              <w:bottom w:val="single" w:sz="4" w:space="0" w:color="auto"/>
+              <w:right w:val="single" w:sz="4" w:space="0" w:color="auto"/>
+            </w:tcBorders>
+            <w:noWrap/>
+            <w:vAlign w:val="bottom"/>
+            <w:hideMark/>
+          </w:tcPr>
+          <w:p>
+            <w:pPr>
+              <w:spacing w:after="0" w:line="240" w:lineRule="auto"/>
+              <w:jc w:val="left"/>
+              <w:rPr>
+                <w:rFonts w:ascii="Calibri" w:eastAsia="Times New Roman" w:hAnsi="Calibri" w:cs="Calibri"/>
+                <w:color w:val="000000"/>
+                <w:sz w:val="22"/>
+              </w:rPr>
+            </w:pPr>
+            <w:r>
+              <w:rPr>
+                <w:rFonts w:ascii="Calibri" w:eastAsia="Times New Roman" w:hAnsi="Calibri" w:cs="Calibri"/>
+                <w:color w:val="000000"/>
+                <w:sz w:val="22"/>
+              </w:rPr>
+              <w:t>BUKU</w:t>
+            </w:r>
+          </w:p>
+        </w:tc>
+        <w:tc>
+          <w:tcPr>
+            <w:tcW w:w="1520" w:type="dxa"/>
+            <w:tcBorders>
+              <w:top w:val="nil"/>
+              <w:left w:val="nil"/>
+              <w:bottom w:val="single" w:sz="4" w:space="0" w:color="auto"/>
+              <w:right w:val="single" w:sz="4" w:space="0" w:color="auto"/>
+            </w:tcBorders>
+            <w:noWrap/>
+            <w:vAlign w:val="bottom"/>
+            <w:hideMark/>
+          </w:tcPr>
+          <w:p>
+            <w:pPr>
+              <w:spacing w:after="0" w:line="240" w:lineRule="auto"/>
+              <w:jc w:val="left"/>
+              <w:rPr>
+                <w:rFonts w:ascii="Calibri" w:eastAsia="Times New Roman" w:hAnsi="Calibri" w:cs="Calibri"/>
+                <w:color w:val="000000"/>
+                <w:sz w:val="22"/>
+              </w:rPr>
+            </w:pPr>
+            <w:proofErr w:type="spellStart"/>
+            <w:r>
+              <w:rPr>
+                <w:rFonts w:ascii="Calibri" w:eastAsia="Times New Roman" w:hAnsi="Calibri" w:cs="Calibri"/>
+                <w:color w:val="000000"/>
+                <w:sz w:val="22"/>
+              </w:rPr>
+              <w:t>termasuk</w:t>
+            </w:r>
+            <w:proofErr w:type="spellEnd"/>
+            <w:r>
+              <w:rPr>
+                <w:rFonts w:ascii="Calibri" w:eastAsia="Times New Roman" w:hAnsi="Calibri" w:cs="Calibri"/>
+                <w:color w:val="000000"/>
+                <w:sz w:val="22"/>
+              </w:rPr>
+              <w:t xml:space="preserve"> </w:t>
+            </w:r>
+            <w:proofErr w:type="spellStart"/>
+            <w:r>
+              <w:rPr>
+                <w:rFonts w:ascii="Calibri" w:eastAsia="Times New Roman" w:hAnsi="Calibri" w:cs="Calibri"/>
+                <w:color w:val="000000"/>
+                <w:sz w:val="22"/>
+              </w:rPr>
+              <w:t>dalam</w:t>
+            </w:r>
+            <w:proofErr w:type="spellEnd"/>
+          </w:p>
+        </w:tc>
+        <w:tc>
+          <w:tcPr>
+            <w:tcW w:w="2620" w:type="dxa"/>
+            <w:tcBorders>
+              <w:top w:val="nil"/>
+              <w:left w:val="nil"/>
+              <w:bottom w:val="single" w:sz="4" w:space="0" w:color="auto"/>
+              <w:right w:val="single" w:sz="4" w:space="0" w:color="auto"/>
+            </w:tcBorders>
+            <w:noWrap/>
+            <w:vAlign w:val="bottom"/>
+            <w:hideMark/>
+          </w:tcPr>
+          <w:p>
+            <w:pPr>
+              <w:spacing w:after="0" w:line="240" w:lineRule="auto"/>
+              <w:jc w:val="left"/>
+              <w:rPr>
+                <w:rFonts w:ascii="Calibri" w:eastAsia="Times New Roman" w:hAnsi="Calibri" w:cs="Calibri"/>
+                <w:color w:val="000000"/>
+                <w:sz w:val="22"/>
+              </w:rPr>
+            </w:pPr>
+            <w:r>
+              <w:rPr>
+                <w:rFonts w:ascii="Calibri" w:eastAsia="Times New Roman" w:hAnsi="Calibri" w:cs="Calibri"/>
+                <w:color w:val="000000"/>
+                <w:sz w:val="22"/>
+              </w:rPr>
+              <w:t>JURUSAN</w:t>
+            </w:r>
+          </w:p>
+        </w:tc>
+        <w:tc>
+          <w:tcPr>
+            <w:tcW w:w="1460" w:type="dxa"/>
+            <w:tcBorders>
+              <w:top w:val="nil"/>
+              <w:left w:val="nil"/>
+              <w:bottom w:val="single" w:sz="4" w:space="0" w:color="auto"/>
+              <w:right w:val="single" w:sz="4" w:space="0" w:color="auto"/>
+            </w:tcBorders>
+            <w:noWrap/>
+            <w:vAlign w:val="bottom"/>
+            <w:hideMark/>
+          </w:tcPr>
+          <w:p>
+            <w:pPr>
+              <w:spacing w:after="0" w:line="240" w:lineRule="auto"/>
+              <w:jc w:val="left"/>
+              <w:rPr>
+                <w:rFonts w:ascii="Calibri" w:eastAsia="Times New Roman" w:hAnsi="Calibri" w:cs="Calibri"/>
+                <w:color w:val="000000"/>
+                <w:sz w:val="22"/>
+              </w:rPr>
+            </w:pPr>
+            <w:r>
+              <w:rPr>
+                <w:rFonts w:ascii="Calibri" w:eastAsia="Times New Roman" w:hAnsi="Calibri" w:cs="Calibri"/>
+                <w:color w:val="000000"/>
+                <w:sz w:val="22"/>
+              </w:rPr>
+              <w:t>N – 1</w:t>
+            </w:r>
+          </w:p>
+        </w:tc>
+      </w:tr>
+      <w:tr>
+        <w:trPr>
+          <w:trHeight w:val="288"/>
+          <w:jc w:val="center"/>
+        </w:trPr>
+        <w:tc>
+          <w:tcPr>
+            <w:tcW w:w="2100" w:type="dxa"/>
+            <w:tcBorders>
+              <w:top w:val="nil"/>
+              <w:left w:val="single" w:sz="4" w:space="0" w:color="auto"/>
+              <w:bottom w:val="single" w:sz="4" w:space="0" w:color="auto"/>
+              <w:right w:val="single" w:sz="4" w:space="0" w:color="auto"/>
+            </w:tcBorders>
+            <w:noWrap/>
+            <w:vAlign w:val="bottom"/>
+            <w:hideMark/>
+          </w:tcPr>
+          <w:p>
+            <w:pPr>
+              <w:spacing w:after="0" w:line="240" w:lineRule="auto"/>
+              <w:jc w:val="left"/>
+              <w:rPr>
+                <w:rFonts w:ascii="Calibri" w:eastAsia="Times New Roman" w:hAnsi="Calibri" w:cs="Calibri"/>
+                <w:color w:val="000000"/>
+                <w:sz w:val="22"/>
+              </w:rPr>
+            </w:pPr>
+            <w:r>
+              <w:rPr>
+                <w:rFonts w:ascii="Calibri" w:eastAsia="Times New Roman" w:hAnsi="Calibri" w:cs="Calibri"/>
+                <w:color w:val="000000"/>
+                <w:sz w:val="22"/>
+              </w:rPr>
+              <w:t>PEMINJAMAN_DETAIL</w:t>
+            </w:r>
+          </w:p>
+        </w:tc>
+        <w:tc>
+          <w:tcPr>
+            <w:tcW w:w="1520" w:type="dxa"/>
+            <w:tcBorders>
+              <w:top w:val="nil"/>
+              <w:left w:val="nil"/>
+              <w:bottom w:val="single" w:sz="4" w:space="0" w:color="auto"/>
+              <w:right w:val="single" w:sz="4" w:space="0" w:color="auto"/>
+            </w:tcBorders>
+            <w:noWrap/>
+            <w:vAlign w:val="bottom"/>
+            <w:hideMark/>
+          </w:tcPr>
+          <w:p>
+            <w:pPr>
+              <w:spacing w:after="0" w:line="240" w:lineRule="auto"/>
+              <w:jc w:val="left"/>
+              <w:rPr>
+                <w:rFonts w:ascii="Calibri" w:eastAsia="Times New Roman" w:hAnsi="Calibri" w:cs="Calibri"/>
+                <w:color w:val="000000"/>
+                <w:sz w:val="22"/>
+              </w:rPr>
+            </w:pPr>
+            <w:proofErr w:type="spellStart"/>
+            <w:r>
+              <w:rPr>
+                <w:rFonts w:ascii="Calibri" w:eastAsia="Times New Roman" w:hAnsi="Calibri" w:cs="Calibri"/>
+                <w:color w:val="000000"/>
+                <w:sz w:val="22"/>
+              </w:rPr>
+              <w:t>menghasilkan</w:t>
+            </w:r>
+            <w:proofErr w:type="spellEnd"/>
+          </w:p>
+        </w:tc>
+        <w:tc>
+          <w:tcPr>
+            <w:tcW w:w="2620" w:type="dxa"/>
+            <w:tcBorders>
+              <w:top w:val="nil"/>
+              <w:left w:val="nil"/>
+              <w:bottom w:val="single" w:sz="4" w:space="0" w:color="auto"/>
+              <w:right w:val="single" w:sz="4" w:space="0" w:color="auto"/>
+            </w:tcBorders>
+            <w:noWrap/>
+            <w:vAlign w:val="bottom"/>
+            <w:hideMark/>
+          </w:tcPr>
+          <w:p>
+            <w:pPr>
+              <w:spacing w:after="0" w:line="240" w:lineRule="auto"/>
+              <w:jc w:val="left"/>
+              <w:rPr>
+                <w:rFonts w:ascii="Calibri" w:eastAsia="Times New Roman" w:hAnsi="Calibri" w:cs="Calibri"/>
+                <w:color w:val="000000"/>
+                <w:sz w:val="22"/>
+              </w:rPr>
+            </w:pPr>
+            <w:r>
+              <w:rPr>
+                <w:rFonts w:ascii="Calibri" w:eastAsia="Times New Roman" w:hAnsi="Calibri" w:cs="Calibri"/>
+                <w:color w:val="000000"/>
+                <w:sz w:val="22"/>
+              </w:rPr>
+              <w:t>DENDA</w:t>
+            </w:r>
+          </w:p>
+        </w:tc>
+        <w:tc>
+          <w:tcPr>
+            <w:tcW w:w="1460" w:type="dxa"/>
+            <w:tcBorders>
+              <w:top w:val="nil"/>
+              <w:left w:val="nil"/>
+              <w:bottom w:val="single" w:sz="4" w:space="0" w:color="auto"/>
+              <w:right w:val="single" w:sz="4" w:space="0" w:color="auto"/>
+            </w:tcBorders>
+            <w:noWrap/>
+            <w:vAlign w:val="bottom"/>
+            <w:hideMark/>
+          </w:tcPr>
+          <w:p>
+            <w:pPr>
+              <w:spacing w:after="0" w:line="240" w:lineRule="auto"/>
+              <w:jc w:val="left"/>
+              <w:rPr>
+                <w:rFonts w:ascii="Calibri" w:eastAsia="Times New Roman" w:hAnsi="Calibri" w:cs="Calibri"/>
+                <w:color w:val="000000"/>
+                <w:sz w:val="22"/>
+              </w:rPr>
+            </w:pPr>
+            <w:r>
+              <w:rPr>
+                <w:rFonts w:ascii="Calibri" w:eastAsia="Times New Roman" w:hAnsi="Calibri" w:cs="Calibri"/>
+                <w:color w:val="000000"/>
+                <w:sz w:val="22"/>
+              </w:rPr>
+              <w:t>1 – 1 (</w:t>
+            </w:r>
+            <w:proofErr w:type="spellStart"/>
+            <w:r>
+              <w:rPr>
+                <w:rFonts w:ascii="Calibri" w:eastAsia="Times New Roman" w:hAnsi="Calibri" w:cs="Calibri"/>
+                <w:color w:val="000000"/>
+                <w:sz w:val="22"/>
+              </w:rPr>
+              <w:t>opsional</w:t>
+            </w:r>
+            <w:proofErr w:type="spellEnd"/>
+            <w:r>
+              <w:rPr>
+                <w:rFonts w:ascii="Calibri" w:eastAsia="Times New Roman" w:hAnsi="Calibri" w:cs="Calibri"/>
+                <w:color w:val="000000"/>
+                <w:sz w:val="22"/>
+              </w:rPr>
+              <w:t>)</w:t>
+            </w:r>
+          </w:p>
+        </w:tc>
+      </w:tr>
+      <w:tr>
+        <w:trPr>
+          <w:trHeight w:val="288"/>
+          <w:jc w:val="center"/>
+        </w:trPr>
+        <w:tc>
+          <w:tcPr>
+            <w:tcW w:w="2100" w:type="dxa"/>
+            <w:tcBorders>
+              <w:top w:val="nil"/>
+              <w:left w:val="single" w:sz="4" w:space="0" w:color="auto"/>
+              <w:bottom w:val="single" w:sz="4" w:space="0" w:color="auto"/>
+              <w:right w:val="single" w:sz="4" w:space="0" w:color="auto"/>
+            </w:tcBorders>
+            <w:noWrap/>
+            <w:vAlign w:val="bottom"/>
+            <w:hideMark/>
+          </w:tcPr>
+          <w:p>
+            <w:pPr>
+              <w:spacing w:after="0" w:line="240" w:lineRule="auto"/>
+              <w:jc w:val="left"/>
+              <w:rPr>
+                <w:rFonts w:ascii="Calibri" w:eastAsia="Times New Roman" w:hAnsi="Calibri" w:cs="Calibri"/>
+                <w:color w:val="000000"/>
+                <w:sz w:val="22"/>
+              </w:rPr>
+            </w:pPr>
+            <w:r>
+              <w:rPr>
+                <w:rFonts w:ascii="Calibri" w:eastAsia="Times New Roman" w:hAnsi="Calibri" w:cs="Calibri"/>
+                <w:color w:val="000000"/>
+                <w:sz w:val="22"/>
+              </w:rPr>
+              <w:t>DENDA</w:t>
+            </w:r>
+          </w:p>
+        </w:tc>
+        <w:tc>
+          <w:tcPr>
+            <w:tcW w:w="1520" w:type="dxa"/>
+            <w:tcBorders>
+              <w:top w:val="nil"/>
+              <w:left w:val="nil"/>
+              <w:bottom w:val="single" w:sz="4" w:space="0" w:color="auto"/>
+              <w:right w:val="single" w:sz="4" w:space="0" w:color="auto"/>
+            </w:tcBorders>
+            <w:noWrap/>
+            <w:vAlign w:val="bottom"/>
+            <w:hideMark/>
+          </w:tcPr>
+          <w:p>
+            <w:pPr>
+              <w:spacing w:after="0" w:line="240" w:lineRule="auto"/>
+              <w:jc w:val="left"/>
+              <w:rPr>
+                <w:rFonts w:ascii="Calibri" w:eastAsia="Times New Roman" w:hAnsi="Calibri" w:cs="Calibri"/>
+                <w:color w:val="000000"/>
+                <w:sz w:val="22"/>
+              </w:rPr>
+            </w:pPr>
+            <w:proofErr w:type="spellStart"/>
+            <w:r>
+              <w:rPr>
+                <w:rFonts w:ascii="Calibri" w:eastAsia="Times New Roman" w:hAnsi="Calibri" w:cs="Calibri"/>
+                <w:color w:val="000000"/>
+                <w:sz w:val="22"/>
+              </w:rPr>
+              <w:t>dicatat</w:t>
+            </w:r>
+            <w:proofErr w:type="spellEnd"/>
+            <w:r>
+              <w:rPr>
+                <w:rFonts w:ascii="Calibri" w:eastAsia="Times New Roman" w:hAnsi="Calibri" w:cs="Calibri"/>
+                <w:color w:val="000000"/>
+                <w:sz w:val="22"/>
+              </w:rPr>
+              <w:t xml:space="preserve"> pada</w:t>
+            </w:r>
+          </w:p>
+        </w:tc>
+        <w:tc>
+          <w:tcPr>
+            <w:tcW w:w="2620" w:type="dxa"/>
+            <w:tcBorders>
+              <w:top w:val="nil"/>
+              <w:left w:val="nil"/>
+              <w:bottom w:val="single" w:sz="4" w:space="0" w:color="auto"/>
+              <w:right w:val="single" w:sz="4" w:space="0" w:color="auto"/>
+            </w:tcBorders>
+            <w:noWrap/>
+            <w:vAlign w:val="bottom"/>
+            <w:hideMark/>
+          </w:tcPr>
+          <w:p>
+            <w:pPr>
+              <w:spacing w:after="0" w:line="240" w:lineRule="auto"/>
+              <w:jc w:val="left"/>
+              <w:rPr>
+                <w:rFonts w:ascii="Calibri" w:eastAsia="Times New Roman" w:hAnsi="Calibri" w:cs="Calibri"/>
+                <w:color w:val="000000"/>
+                <w:sz w:val="22"/>
+              </w:rPr>
+            </w:pPr>
+            <w:r>
+              <w:rPr>
+                <w:rFonts w:ascii="Calibri" w:eastAsia="Times New Roman" w:hAnsi="Calibri" w:cs="Calibri"/>
+                <w:color w:val="000000"/>
+                <w:sz w:val="22"/>
+              </w:rPr>
+              <w:t>FINE_WAIVER_AUDIT_LOGS</w:t>
+            </w:r>
+          </w:p>
+        </w:tc>
+        <w:tc>
+          <w:tcPr>
+            <w:tcW w:w="1460" w:type="dxa"/>
+            <w:tcBorders>
+              <w:top w:val="nil"/>
+              <w:left w:val="nil"/>
+              <w:bottom w:val="single" w:sz="4" w:space="0" w:color="auto"/>
+              <w:right w:val="single" w:sz="4" w:space="0" w:color="auto"/>
+            </w:tcBorders>
+            <w:noWrap/>
+            <w:vAlign w:val="bottom"/>
+            <w:hideMark/>
+          </w:tcPr>
+          <w:p>
+            <w:pPr>
+              <w:spacing w:after="0" w:line="240" w:lineRule="auto"/>
+              <w:jc w:val="left"/>
+              <w:rPr>
+                <w:rFonts w:ascii="Calibri" w:eastAsia="Times New Roman" w:hAnsi="Calibri" w:cs="Calibri"/>
+                <w:color w:val="000000"/>
+                <w:sz w:val="22"/>
+              </w:rPr>
+            </w:pPr>
+            <w:r>
+              <w:rPr>
+                <w:rFonts w:ascii="Calibri" w:eastAsia="Times New Roman" w:hAnsi="Calibri" w:cs="Calibri"/>
+                <w:color w:val="000000"/>
+                <w:sz w:val="22"/>
+              </w:rPr>
+              <w:t>1 – 1 (</w:t>
+            </w:r>
+            <w:proofErr w:type="spellStart"/>
+            <w:r>
+              <w:rPr>
+                <w:rFonts w:ascii="Calibri" w:eastAsia="Times New Roman" w:hAnsi="Calibri" w:cs="Calibri"/>
+                <w:color w:val="000000"/>
+                <w:sz w:val="22"/>
+              </w:rPr>
+              <w:t>opsional</w:t>
+            </w:r>
+            <w:proofErr w:type="spellEnd"/>
+            <w:r>
+              <w:rPr>
+                <w:rFonts w:ascii="Calibri" w:eastAsia="Times New Roman" w:hAnsi="Calibri" w:cs="Calibri"/>
+                <w:color w:val="000000"/>
+                <w:sz w:val="22"/>
+              </w:rPr>
+              <w:t>)</w:t>
+            </w:r>
+          </w:p>
+        </w:tc>
+      </w:tr>
+      <w:tr>
+        <w:trPr>
+          <w:trHeight w:val="288"/>
+          <w:jc w:val="center"/>
+        </w:trPr>
+        <w:tc>
+          <w:tcPr>
+            <w:tcW w:w="2100" w:type="dxa"/>
+            <w:tcBorders>
+              <w:top w:val="nil"/>
+              <w:left w:val="single" w:sz="4" w:space="0" w:color="auto"/>
+              <w:bottom w:val="single" w:sz="4" w:space="0" w:color="auto"/>
+              <w:right w:val="single" w:sz="4" w:space="0" w:color="auto"/>
+            </w:tcBorders>
+            <w:noWrap/>
+            <w:vAlign w:val="bottom"/>
+            <w:hideMark/>
+          </w:tcPr>
+          <w:p>
+            <w:pPr>
+              <w:spacing w:after="0" w:line="240" w:lineRule="auto"/>
+              <w:jc w:val="left"/>
+              <w:rPr>
+                <w:rFonts w:ascii="Calibri" w:eastAsia="Times New Roman" w:hAnsi="Calibri" w:cs="Calibri"/>
+                <w:color w:val="000000"/>
+                <w:sz w:val="22"/>
+              </w:rPr>
+            </w:pPr>
+            <w:r>
+              <w:rPr>
+                <w:rFonts w:ascii="Calibri" w:eastAsia="Times New Roman" w:hAnsi="Calibri" w:cs="Calibri"/>
+                <w:color w:val="000000"/>
+                <w:sz w:val="22"/>
+              </w:rPr>
+              <w:t>USERS</w:t>
+            </w:r>
+          </w:p>
+        </w:tc>
+        <w:tc>
+          <w:tcPr>
+            <w:tcW w:w="1520" w:type="dxa"/>
+            <w:tcBorders>
+              <w:top w:val="nil"/>
+              <w:left w:val="nil"/>
+              <w:bottom w:val="single" w:sz="4" w:space="0" w:color="auto"/>
+              <w:right w:val="single" w:sz="4" w:space="0" w:color="auto"/>
+            </w:tcBorders>
+            <w:noWrap/>
+            <w:vAlign w:val="bottom"/>
+            <w:hideMark/>
+          </w:tcPr>
+          <w:p>
+            <w:pPr>
+              <w:spacing w:after="0" w:line="240" w:lineRule="auto"/>
+              <w:jc w:val="left"/>
+              <w:rPr>
+                <w:rFonts w:ascii="Calibri" w:eastAsia="Times New Roman" w:hAnsi="Calibri" w:cs="Calibri"/>
+                <w:color w:val="000000"/>
+                <w:sz w:val="22"/>
+              </w:rPr>
+            </w:pPr>
+            <w:proofErr w:type="spellStart"/>
+            <w:r>
+              <w:rPr>
+                <w:rFonts w:ascii="Calibri" w:eastAsia="Times New Roman" w:hAnsi="Calibri" w:cs="Calibri"/>
+                <w:color w:val="000000"/>
+                <w:sz w:val="22"/>
+              </w:rPr>
+              <w:t>mengunggah</w:t>
+            </w:r>
+            <w:proofErr w:type="spellEnd"/>
+          </w:p>
+        </w:tc>
+        <w:tc>
+          <w:tcPr>
+            <w:tcW w:w="2620" w:type="dxa"/>
+            <w:tcBorders>
+              <w:top w:val="nil"/>
+              <w:left w:val="nil"/>
+              <w:bottom w:val="single" w:sz="4" w:space="0" w:color="auto"/>
+              <w:right w:val="single" w:sz="4" w:space="0" w:color="auto"/>
+            </w:tcBorders>
+            <w:noWrap/>
+            <w:vAlign w:val="bottom"/>
+            <w:hideMark/>
+          </w:tcPr>
+          <w:p>
+            <w:pPr>
+              <w:spacing w:after="0" w:line="240" w:lineRule="auto"/>
+              <w:jc w:val="left"/>
+              <w:rPr>
+                <w:rFonts w:ascii="Calibri" w:eastAsia="Times New Roman" w:hAnsi="Calibri" w:cs="Calibri"/>
+                <w:color w:val="000000"/>
+                <w:sz w:val="22"/>
+              </w:rPr>
+            </w:pPr>
+            <w:r>
+              <w:rPr>
+                <w:rFonts w:ascii="Calibri" w:eastAsia="Times New Roman" w:hAnsi="Calibri" w:cs="Calibri"/>
+                <w:color w:val="000000"/>
+                <w:sz w:val="22"/>
+              </w:rPr>
+              <w:t>REPOSITORY_PAPERS</w:t>
+            </w:r>
+          </w:p>
+        </w:tc>
+        <w:tc>
+          <w:tcPr>
+            <w:tcW w:w="1460" w:type="dxa"/>
+            <w:tcBorders>
+              <w:top w:val="nil"/>
+              <w:left w:val="nil"/>
+              <w:bottom w:val="single" w:sz="4" w:space="0" w:color="auto"/>
+              <w:right w:val="single" w:sz="4" w:space="0" w:color="auto"/>
+            </w:tcBorders>
+            <w:noWrap/>
+            <w:vAlign w:val="bottom"/>
+            <w:hideMark/>
+          </w:tcPr>
+          <w:p>
+            <w:pPr>
+              <w:spacing w:after="0" w:line="240" w:lineRule="auto"/>
+              <w:jc w:val="left"/>
+              <w:rPr>
+                <w:rFonts w:ascii="Calibri" w:eastAsia="Times New Roman" w:hAnsi="Calibri" w:cs="Calibri"/>
+                <w:color w:val="000000"/>
+                <w:sz w:val="22"/>
+              </w:rPr>
+            </w:pPr>
+            <w:r>
+              <w:rPr>
+                <w:rFonts w:ascii="Calibri" w:eastAsia="Times New Roman" w:hAnsi="Calibri" w:cs="Calibri"/>
+                <w:color w:val="000000"/>
+                <w:sz w:val="22"/>
+              </w:rPr>
+              <w:t>1 – N</w:t>
+            </w:r>
+          </w:p>
+        </w:tc>
+      </w:tr>
+    </w:tbl>
     <w:p/>
     <w:sectPr>
       <w:pgSz w:w="12240" w:h="15840"/>
@@ -18497,6 +25172,92 @@
     </w:lvl>
   </w:abstractNum>
   <w:abstractNum w:abstractNumId="4" w15:restartNumberingAfterBreak="0">
+    <w:nsid w:val="2A7A3CCE"/>
+    <w:multiLevelType w:val="hybridMultilevel"/>
+    <w:tmpl w:val="CCAC8E0C"/>
+    <w:lvl w:ilvl="0" w:tplc="FFFFFFFF">
+      <w:start w:val="1"/>
+      <w:numFmt w:val="decimal"/>
+      <w:lvlText w:val="%1."/>
+      <w:lvlJc w:val="left"/>
+      <w:pPr>
+        <w:ind w:left="720" w:hanging="360"/>
+      </w:pPr>
+    </w:lvl>
+    <w:lvl w:ilvl="1" w:tplc="FFFFFFFF" w:tentative="1">
+      <w:start w:val="1"/>
+      <w:numFmt w:val="lowerLetter"/>
+      <w:lvlText w:val="%2."/>
+      <w:lvlJc w:val="left"/>
+      <w:pPr>
+        <w:ind w:left="1440" w:hanging="360"/>
+      </w:pPr>
+    </w:lvl>
+    <w:lvl w:ilvl="2" w:tplc="FFFFFFFF" w:tentative="1">
+      <w:start w:val="1"/>
+      <w:numFmt w:val="lowerRoman"/>
+      <w:lvlText w:val="%3."/>
+      <w:lvlJc w:val="right"/>
+      <w:pPr>
+        <w:ind w:left="2160" w:hanging="180"/>
+      </w:pPr>
+    </w:lvl>
+    <w:lvl w:ilvl="3" w:tplc="FFFFFFFF" w:tentative="1">
+      <w:start w:val="1"/>
+      <w:numFmt w:val="decimal"/>
+      <w:lvlText w:val="%4."/>
+      <w:lvlJc w:val="left"/>
+      <w:pPr>
+        <w:ind w:left="2880" w:hanging="360"/>
+      </w:pPr>
+    </w:lvl>
+    <w:lvl w:ilvl="4" w:tplc="FFFFFFFF" w:tentative="1">
+      <w:start w:val="1"/>
+      <w:numFmt w:val="lowerLetter"/>
+      <w:lvlText w:val="%5."/>
+      <w:lvlJc w:val="left"/>
+      <w:pPr>
+        <w:ind w:left="3600" w:hanging="360"/>
+      </w:pPr>
+    </w:lvl>
+    <w:lvl w:ilvl="5" w:tplc="FFFFFFFF" w:tentative="1">
+      <w:start w:val="1"/>
+      <w:numFmt w:val="lowerRoman"/>
+      <w:lvlText w:val="%6."/>
+      <w:lvlJc w:val="right"/>
+      <w:pPr>
+        <w:ind w:left="4320" w:hanging="180"/>
+      </w:pPr>
+    </w:lvl>
+    <w:lvl w:ilvl="6" w:tplc="FFFFFFFF" w:tentative="1">
+      <w:start w:val="1"/>
+      <w:numFmt w:val="decimal"/>
+      <w:lvlText w:val="%7."/>
+      <w:lvlJc w:val="left"/>
+      <w:pPr>
+        <w:ind w:left="5040" w:hanging="360"/>
+      </w:pPr>
+    </w:lvl>
+    <w:lvl w:ilvl="7" w:tplc="FFFFFFFF" w:tentative="1">
+      <w:start w:val="1"/>
+      <w:numFmt w:val="lowerLetter"/>
+      <w:lvlText w:val="%8."/>
+      <w:lvlJc w:val="left"/>
+      <w:pPr>
+        <w:ind w:left="5760" w:hanging="360"/>
+      </w:pPr>
+    </w:lvl>
+    <w:lvl w:ilvl="8" w:tplc="FFFFFFFF" w:tentative="1">
+      <w:start w:val="1"/>
+      <w:numFmt w:val="lowerRoman"/>
+      <w:lvlText w:val="%9."/>
+      <w:lvlJc w:val="right"/>
+      <w:pPr>
+        <w:ind w:left="6480" w:hanging="180"/>
+      </w:pPr>
+    </w:lvl>
+  </w:abstractNum>
+  <w:abstractNum w:abstractNumId="5" w15:restartNumberingAfterBreak="0">
     <w:nsid w:val="2BAA4412"/>
     <w:multiLevelType w:val="multilevel"/>
     <w:tmpl w:val="545EF424"/>
@@ -18609,7 +25370,7 @@
       </w:pPr>
     </w:lvl>
   </w:abstractNum>
-  <w:abstractNum w:abstractNumId="5" w15:restartNumberingAfterBreak="0">
+  <w:abstractNum w:abstractNumId="6" w15:restartNumberingAfterBreak="0">
     <w:nsid w:val="3F6D69A5"/>
     <w:multiLevelType w:val="hybridMultilevel"/>
     <w:tmpl w:val="BFCA19D6"/>
@@ -18695,7 +25456,7 @@
       </w:pPr>
     </w:lvl>
   </w:abstractNum>
-  <w:abstractNum w:abstractNumId="6" w15:restartNumberingAfterBreak="0">
+  <w:abstractNum w:abstractNumId="7" w15:restartNumberingAfterBreak="0">
     <w:nsid w:val="41577507"/>
     <w:multiLevelType w:val="hybridMultilevel"/>
     <w:tmpl w:val="B6B834C4"/>
@@ -18808,7 +25569,7 @@
       </w:rPr>
     </w:lvl>
   </w:abstractNum>
-  <w:abstractNum w:abstractNumId="7" w15:restartNumberingAfterBreak="0">
+  <w:abstractNum w:abstractNumId="8" w15:restartNumberingAfterBreak="0">
     <w:nsid w:val="44617DA2"/>
     <w:multiLevelType w:val="hybridMultilevel"/>
     <w:tmpl w:val="50F2BE3E"/>
@@ -18894,7 +25655,7 @@
       </w:pPr>
     </w:lvl>
   </w:abstractNum>
-  <w:abstractNum w:abstractNumId="8" w15:restartNumberingAfterBreak="0">
+  <w:abstractNum w:abstractNumId="9" w15:restartNumberingAfterBreak="0">
     <w:nsid w:val="462E03BC"/>
     <w:multiLevelType w:val="hybridMultilevel"/>
     <w:tmpl w:val="8A08F172"/>
@@ -18980,7 +25741,93 @@
       </w:pPr>
     </w:lvl>
   </w:abstractNum>
-  <w:abstractNum w:abstractNumId="9" w15:restartNumberingAfterBreak="0">
+  <w:abstractNum w:abstractNumId="10" w15:restartNumberingAfterBreak="0">
+    <w:nsid w:val="62854CB3"/>
+    <w:multiLevelType w:val="hybridMultilevel"/>
+    <w:tmpl w:val="0CDA570A"/>
+    <w:lvl w:ilvl="0" w:tplc="0409000F">
+      <w:start w:val="1"/>
+      <w:numFmt w:val="decimal"/>
+      <w:lvlText w:val="%1."/>
+      <w:lvlJc w:val="left"/>
+      <w:pPr>
+        <w:ind w:left="720" w:hanging="360"/>
+      </w:pPr>
+    </w:lvl>
+    <w:lvl w:ilvl="1" w:tplc="04090019" w:tentative="1">
+      <w:start w:val="1"/>
+      <w:numFmt w:val="lowerLetter"/>
+      <w:lvlText w:val="%2."/>
+      <w:lvlJc w:val="left"/>
+      <w:pPr>
+        <w:ind w:left="1440" w:hanging="360"/>
+      </w:pPr>
+    </w:lvl>
+    <w:lvl w:ilvl="2" w:tplc="0409001B" w:tentative="1">
+      <w:start w:val="1"/>
+      <w:numFmt w:val="lowerRoman"/>
+      <w:lvlText w:val="%3."/>
+      <w:lvlJc w:val="right"/>
+      <w:pPr>
+        <w:ind w:left="2160" w:hanging="180"/>
+      </w:pPr>
+    </w:lvl>
+    <w:lvl w:ilvl="3" w:tplc="0409000F" w:tentative="1">
+      <w:start w:val="1"/>
+      <w:numFmt w:val="decimal"/>
+      <w:lvlText w:val="%4."/>
+      <w:lvlJc w:val="left"/>
+      <w:pPr>
+        <w:ind w:left="2880" w:hanging="360"/>
+      </w:pPr>
+    </w:lvl>
+    <w:lvl w:ilvl="4" w:tplc="04090019" w:tentative="1">
+      <w:start w:val="1"/>
+      <w:numFmt w:val="lowerLetter"/>
+      <w:lvlText w:val="%5."/>
+      <w:lvlJc w:val="left"/>
+      <w:pPr>
+        <w:ind w:left="3600" w:hanging="360"/>
+      </w:pPr>
+    </w:lvl>
+    <w:lvl w:ilvl="5" w:tplc="0409001B" w:tentative="1">
+      <w:start w:val="1"/>
+      <w:numFmt w:val="lowerRoman"/>
+      <w:lvlText w:val="%6."/>
+      <w:lvlJc w:val="right"/>
+      <w:pPr>
+        <w:ind w:left="4320" w:hanging="180"/>
+      </w:pPr>
+    </w:lvl>
+    <w:lvl w:ilvl="6" w:tplc="0409000F" w:tentative="1">
+      <w:start w:val="1"/>
+      <w:numFmt w:val="decimal"/>
+      <w:lvlText w:val="%7."/>
+      <w:lvlJc w:val="left"/>
+      <w:pPr>
+        <w:ind w:left="5040" w:hanging="360"/>
+      </w:pPr>
+    </w:lvl>
+    <w:lvl w:ilvl="7" w:tplc="04090019" w:tentative="1">
+      <w:start w:val="1"/>
+      <w:numFmt w:val="lowerLetter"/>
+      <w:lvlText w:val="%8."/>
+      <w:lvlJc w:val="left"/>
+      <w:pPr>
+        <w:ind w:left="5760" w:hanging="360"/>
+      </w:pPr>
+    </w:lvl>
+    <w:lvl w:ilvl="8" w:tplc="0409001B" w:tentative="1">
+      <w:start w:val="1"/>
+      <w:numFmt w:val="lowerRoman"/>
+      <w:lvlText w:val="%9."/>
+      <w:lvlJc w:val="right"/>
+      <w:pPr>
+        <w:ind w:left="6480" w:hanging="180"/>
+      </w:pPr>
+    </w:lvl>
+  </w:abstractNum>
+  <w:abstractNum w:abstractNumId="11" w15:restartNumberingAfterBreak="0">
     <w:nsid w:val="6BE31F2E"/>
     <w:multiLevelType w:val="hybridMultilevel"/>
     <w:tmpl w:val="F5EAA0AA"/>
@@ -19066,7 +25913,7 @@
       </w:pPr>
     </w:lvl>
   </w:abstractNum>
-  <w:abstractNum w:abstractNumId="10" w15:restartNumberingAfterBreak="0">
+  <w:abstractNum w:abstractNumId="12" w15:restartNumberingAfterBreak="0">
     <w:nsid w:val="6DAF329C"/>
     <w:multiLevelType w:val="hybridMultilevel"/>
     <w:tmpl w:val="8A08F172"/>
@@ -19159,31 +26006,37 @@
     <w:abstractNumId w:val="0"/>
   </w:num>
   <w:num w:numId="3" w16cid:durableId="131559599">
-    <w:abstractNumId w:val="7"/>
+    <w:abstractNumId w:val="8"/>
   </w:num>
   <w:num w:numId="4" w16cid:durableId="1744402535">
-    <w:abstractNumId w:val="4"/>
+    <w:abstractNumId w:val="5"/>
   </w:num>
   <w:num w:numId="5" w16cid:durableId="426275398">
     <w:abstractNumId w:val="3"/>
   </w:num>
   <w:num w:numId="6" w16cid:durableId="766191496">
-    <w:abstractNumId w:val="8"/>
+    <w:abstractNumId w:val="9"/>
   </w:num>
   <w:num w:numId="7" w16cid:durableId="916283196">
-    <w:abstractNumId w:val="6"/>
+    <w:abstractNumId w:val="7"/>
   </w:num>
   <w:num w:numId="8" w16cid:durableId="892011028">
     <w:abstractNumId w:val="2"/>
   </w:num>
   <w:num w:numId="9" w16cid:durableId="1027951438">
-    <w:abstractNumId w:val="5"/>
+    <w:abstractNumId w:val="6"/>
   </w:num>
   <w:num w:numId="10" w16cid:durableId="1357148391">
-    <w:abstractNumId w:val="9"/>
+    <w:abstractNumId w:val="11"/>
   </w:num>
   <w:num w:numId="11" w16cid:durableId="1434861838">
+    <w:abstractNumId w:val="12"/>
+  </w:num>
+  <w:num w:numId="12" w16cid:durableId="1023559953">
     <w:abstractNumId w:val="10"/>
+  </w:num>
+  <w:num w:numId="13" w16cid:durableId="2054620534">
+    <w:abstractNumId w:val="4"/>
   </w:num>
 </w:numbering>
 </file>
@@ -19658,7 +26511,7 @@
     <w:uiPriority w:val="9"/>
     <w:unhideWhenUsed/>
     <w:qFormat/>
-    <w:rsid w:val="00BD6F5D"/>
+    <w:rsid w:val="00496940"/>
     <w:pPr>
       <w:keepNext/>
       <w:keepLines/>
@@ -19667,8 +26520,6 @@
     </w:pPr>
     <w:rPr>
       <w:rFonts w:eastAsiaTheme="majorEastAsia" w:cstheme="majorBidi"/>
-      <w:b/>
-      <w:bCs/>
       <w:color w:val="000000" w:themeColor="text1"/>
       <w:szCs w:val="28"/>
     </w:rPr>
@@ -19808,6 +26659,7 @@
   <w:style w:type="character" w:default="1" w:styleId="DefaultParagraphFont">
     <w:name w:val="Default Paragraph Font"/>
     <w:uiPriority w:val="1"/>
+    <w:semiHidden/>
     <w:unhideWhenUsed/>
   </w:style>
   <w:style w:type="table" w:default="1" w:styleId="TableNormal">
@@ -19901,11 +26753,9 @@
     <w:basedOn w:val="DefaultParagraphFont"/>
     <w:link w:val="Heading3"/>
     <w:uiPriority w:val="9"/>
-    <w:rsid w:val="00BD6F5D"/>
+    <w:rsid w:val="00496940"/>
     <w:rPr>
       <w:rFonts w:ascii="Times New Roman" w:eastAsiaTheme="majorEastAsia" w:hAnsi="Times New Roman" w:cstheme="majorBidi"/>
-      <w:b/>
-      <w:bCs/>
       <w:color w:val="000000" w:themeColor="text1"/>
       <w:sz w:val="24"/>
       <w:szCs w:val="28"/>
